--- a/deliverables/CampusOne_项目概要介绍.docx
+++ b/deliverables/CampusOne_项目概要介绍.docx
@@ -2,328 +2,12 @@
 <file path=word/document.xml><?xml version="1.0" encoding="utf-8"?>
 <w:document xmlns:wpc="http://schemas.microsoft.com/office/word/2010/wordprocessingCanvas" xmlns:mo="http://schemas.microsoft.com/office/mac/office/2008/main" xmlns:mc="http://schemas.openxmlformats.org/markup-compatibility/2006" xmlns:mv="urn:schemas-microsoft-com:mac:vml" xmlns:o="urn:schemas-microsoft-com:office:office" xmlns:r="http://schemas.openxmlformats.org/officeDocument/2006/relationships" xmlns:m="http://schemas.openxmlformats.org/officeDocument/2006/math" xmlns:v="urn:schemas-microsoft-com:vml" xmlns:wp14="http://schemas.microsoft.com/office/word/2010/wordprocessingDrawing" xmlns:wp="http://schemas.openxmlformats.org/drawingml/2006/wordprocessingDrawing" xmlns:w10="urn:schemas-microsoft-com:office:word" xmlns:w="http://schemas.openxmlformats.org/wordprocessingml/2006/main" xmlns:w14="http://schemas.microsoft.com/office/word/2010/wordml" xmlns:wpg="http://schemas.microsoft.com/office/word/2010/wordprocessingGroup" xmlns:wpi="http://schemas.microsoft.com/office/word/2010/wordprocessingInk" xmlns:wne="http://schemas.microsoft.com/office/word/2006/wordml" xmlns:wps="http://schemas.microsoft.com/office/word/2010/wordprocessingShape" mc:Ignorable="w14 wp14">
   <w:body>
-    <w:p/>
-    <w:p/>
-    <w:p/>
     <w:p>
       <w:pPr>
-        <w:spacing w:after="120"/>
+        <w:keepNext w:val="0"/>
+        <w:spacing w:after="600" w:before="0" w:line="240" w:lineRule="auto"/>
       </w:pPr>
-      <w:r>
-        <w:rPr>
-          <w:rFonts w:ascii="Aptos" w:hAnsi="Aptos" w:eastAsia="Microsoft YaHei"/>
-          <w:b/>
-          <w:color w:val="0E9F8F"/>
-          <w:sz w:val="18"/>
-        </w:rPr>
-        <w:t>PROJECT BRIEF / 项目概要介绍</w:t>
-      </w:r>
     </w:p>
-    <w:p>
-      <w:pPr>
-        <w:pStyle w:val="Title"/>
-        <w:spacing w:after="160"/>
-      </w:pPr>
-      <w:r>
-        <w:t>CampusOne</w:t>
-      </w:r>
-    </w:p>
-    <w:p>
-      <w:pPr>
-        <w:spacing w:after="360"/>
-      </w:pPr>
-      <w:r>
-        <w:rPr>
-          <w:rFonts w:ascii="Aptos" w:hAnsi="Aptos" w:eastAsia="Microsoft YaHei"/>
-          <w:b/>
-          <w:color w:val="0E9F8F"/>
-          <w:sz w:val="30"/>
-        </w:rPr>
-        <w:t>可信校园事务智能体</w:t>
-      </w:r>
-    </w:p>
-    <w:tbl>
-      <w:tblPr>
-        <w:tblW w:type="auto" w:w="0"/>
-        <w:jc w:val="center"/>
-        <w:tblLook w:firstColumn="1" w:firstRow="1" w:lastColumn="0" w:lastRow="0" w:noHBand="0" w:noVBand="1" w:val="04A0"/>
-        <w:tblLayout w:type="fixed"/>
-      </w:tblPr>
-      <w:tblGrid>
-        <w:gridCol w:w="4876"/>
-        <w:gridCol w:w="4876"/>
-      </w:tblGrid>
-      <w:tr>
-        <w:tc>
-          <w:tcPr>
-            <w:tcW w:type="dxa" w:w="124"/>
-            <w:shd w:fill="0E9F8F"/>
-            <w:tcMar>
-              <w:top w:w="140" w:type="dxa"/>
-              <w:start w:w="160" w:type="dxa"/>
-              <w:bottom w:w="140" w:type="dxa"/>
-              <w:end w:w="160" w:type="dxa"/>
-            </w:tcMar>
-            <w:tcBorders>
-              <w:top w:val="nil"/>
-              <w:left w:val="nil"/>
-              <w:bottom w:val="nil"/>
-              <w:right w:val="nil"/>
-            </w:tcBorders>
-          </w:tcPr>
-          <w:p/>
-        </w:tc>
-        <w:tc>
-          <w:tcPr>
-            <w:tcW w:type="dxa" w:w="9412"/>
-            <w:shd w:fill="DDF6F1"/>
-            <w:tcMar>
-              <w:top w:w="140" w:type="dxa"/>
-              <w:start w:w="160" w:type="dxa"/>
-              <w:bottom w:w="140" w:type="dxa"/>
-              <w:end w:w="160" w:type="dxa"/>
-            </w:tcMar>
-            <w:tcBorders>
-              <w:top w:val="nil"/>
-              <w:left w:val="nil"/>
-              <w:bottom w:val="nil"/>
-              <w:right w:val="nil"/>
-            </w:tcBorders>
-          </w:tcPr>
-          <w:p>
-            <w:pPr>
-              <w:spacing w:after="40"/>
-            </w:pPr>
-            <w:r>
-              <w:rPr>
-                <w:rFonts w:ascii="Aptos" w:hAnsi="Aptos" w:eastAsia="Microsoft YaHei"/>
-                <w:b/>
-                <w:color w:val="102A43"/>
-                <w:sz w:val="22"/>
-              </w:rPr>
-              <w:t>核心主张</w:t>
-            </w:r>
-          </w:p>
-          <w:p>
-            <w:pPr>
-              <w:spacing w:after="0" w:line="300" w:lineRule="auto"/>
-            </w:pPr>
-            <w:r>
-              <w:rPr>
-                <w:rFonts w:ascii="Aptos" w:hAnsi="Aptos" w:eastAsia="Microsoft YaHei"/>
-                <w:b w:val="0"/>
-                <w:color w:val="183247"/>
-                <w:sz w:val="19"/>
-              </w:rPr>
-              <w:t>AI 负责理解、整理与解释；程序负责事实和规则；人工负责最终审批。</w:t>
-            </w:r>
-          </w:p>
-        </w:tc>
-      </w:tr>
-    </w:tbl>
-    <w:p/>
-    <w:tbl>
-      <w:tblPr>
-        <w:tblW w:type="auto" w:w="0"/>
-        <w:jc w:val="center"/>
-        <w:tblLook w:firstColumn="1" w:firstRow="1" w:lastColumn="0" w:lastRow="0" w:noHBand="0" w:noVBand="1" w:val="04A0"/>
-        <w:tblLayout w:type="fixed"/>
-      </w:tblPr>
-      <w:tblGrid>
-        <w:gridCol w:w="3251"/>
-        <w:gridCol w:w="3251"/>
-        <w:gridCol w:w="3251"/>
-      </w:tblGrid>
-      <w:tr>
-        <w:tc>
-          <w:tcPr>
-            <w:tcW w:type="dxa" w:w="3175"/>
-            <w:shd w:fill="F4F7F9"/>
-            <w:tcMar>
-              <w:top w:w="160" w:type="dxa"/>
-              <w:start w:w="150" w:type="dxa"/>
-              <w:bottom w:w="150" w:type="dxa"/>
-              <w:end w:w="150" w:type="dxa"/>
-            </w:tcMar>
-            <w:tcBorders>
-              <w:top w:val="single" w:sz="5" w:color="FFFFFF"/>
-              <w:left w:val="single" w:sz="5" w:color="FFFFFF"/>
-              <w:bottom w:val="single" w:sz="5" w:color="FFFFFF"/>
-              <w:right w:val="single" w:sz="5" w:color="FFFFFF"/>
-            </w:tcBorders>
-          </w:tcPr>
-          <w:p>
-            <w:pPr>
-              <w:jc w:val="center"/>
-            </w:pPr>
-            <w:r>
-              <w:rPr>
-                <w:rFonts w:ascii="Aptos" w:hAnsi="Aptos" w:eastAsia="Microsoft YaHei"/>
-                <w:b/>
-                <w:color w:val="0E9F8F"/>
-                <w:sz w:val="36"/>
-              </w:rPr>
-              <w:t>可运行</w:t>
-            </w:r>
-          </w:p>
-          <w:p>
-            <w:pPr>
-              <w:spacing w:after="40"/>
-              <w:jc w:val="center"/>
-            </w:pPr>
-            <w:r>
-              <w:rPr>
-                <w:rFonts w:ascii="Aptos" w:hAnsi="Aptos" w:eastAsia="Microsoft YaHei"/>
-                <w:b/>
-                <w:color w:val="102A43"/>
-                <w:sz w:val="19"/>
-              </w:rPr>
-              <w:t>产品状态</w:t>
-            </w:r>
-          </w:p>
-          <w:p>
-            <w:pPr>
-              <w:spacing w:after="0"/>
-              <w:jc w:val="center"/>
-            </w:pPr>
-            <w:r>
-              <w:rPr>
-                <w:rFonts w:ascii="Aptos" w:hAnsi="Aptos" w:eastAsia="Microsoft YaHei"/>
-                <w:b w:val="0"/>
-                <w:color w:val="5C6F7F"/>
-                <w:sz w:val="16"/>
-              </w:rPr>
-              <w:t>本地与私有部署</w:t>
-            </w:r>
-          </w:p>
-        </w:tc>
-        <w:tc>
-          <w:tcPr>
-            <w:tcW w:type="dxa" w:w="3175"/>
-            <w:shd w:fill="EAF2F8"/>
-            <w:tcMar>
-              <w:top w:w="160" w:type="dxa"/>
-              <w:start w:w="150" w:type="dxa"/>
-              <w:bottom w:w="150" w:type="dxa"/>
-              <w:end w:w="150" w:type="dxa"/>
-            </w:tcMar>
-            <w:tcBorders>
-              <w:top w:val="single" w:sz="5" w:color="FFFFFF"/>
-              <w:left w:val="single" w:sz="5" w:color="FFFFFF"/>
-              <w:bottom w:val="single" w:sz="5" w:color="FFFFFF"/>
-              <w:right w:val="single" w:sz="5" w:color="FFFFFF"/>
-            </w:tcBorders>
-          </w:tcPr>
-          <w:p>
-            <w:pPr>
-              <w:jc w:val="center"/>
-            </w:pPr>
-            <w:r>
-              <w:rPr>
-                <w:rFonts w:ascii="Aptos" w:hAnsi="Aptos" w:eastAsia="Microsoft YaHei"/>
-                <w:b/>
-                <w:color w:val="0E9F8F"/>
-                <w:sz w:val="36"/>
-              </w:rPr>
-              <w:t>可审计</w:t>
-            </w:r>
-          </w:p>
-          <w:p>
-            <w:pPr>
-              <w:spacing w:after="40"/>
-              <w:jc w:val="center"/>
-            </w:pPr>
-            <w:r>
-              <w:rPr>
-                <w:rFonts w:ascii="Aptos" w:hAnsi="Aptos" w:eastAsia="Microsoft YaHei"/>
-                <w:b/>
-                <w:color w:val="102A43"/>
-                <w:sz w:val="19"/>
-              </w:rPr>
-              <w:t>证据链</w:t>
-            </w:r>
-          </w:p>
-          <w:p>
-            <w:pPr>
-              <w:spacing w:after="0"/>
-              <w:jc w:val="center"/>
-            </w:pPr>
-            <w:r>
-              <w:rPr>
-                <w:rFonts w:ascii="Aptos" w:hAnsi="Aptos" w:eastAsia="Microsoft YaHei"/>
-                <w:b w:val="0"/>
-                <w:color w:val="5C6F7F"/>
-                <w:sz w:val="16"/>
-              </w:rPr>
-              <w:t>版本 / 事件 / AI 运行</w:t>
-            </w:r>
-          </w:p>
-        </w:tc>
-        <w:tc>
-          <w:tcPr>
-            <w:tcW w:type="dxa" w:w="3175"/>
-            <w:shd w:fill="F4F7F9"/>
-            <w:tcMar>
-              <w:top w:w="160" w:type="dxa"/>
-              <w:start w:w="150" w:type="dxa"/>
-              <w:bottom w:w="150" w:type="dxa"/>
-              <w:end w:w="150" w:type="dxa"/>
-            </w:tcMar>
-            <w:tcBorders>
-              <w:top w:val="single" w:sz="5" w:color="FFFFFF"/>
-              <w:left w:val="single" w:sz="5" w:color="FFFFFF"/>
-              <w:bottom w:val="single" w:sz="5" w:color="FFFFFF"/>
-              <w:right w:val="single" w:sz="5" w:color="FFFFFF"/>
-            </w:tcBorders>
-          </w:tcPr>
-          <w:p>
-            <w:pPr>
-              <w:jc w:val="center"/>
-            </w:pPr>
-            <w:r>
-              <w:rPr>
-                <w:rFonts w:ascii="Aptos" w:hAnsi="Aptos" w:eastAsia="Microsoft YaHei"/>
-                <w:b/>
-                <w:color w:val="0E9F8F"/>
-                <w:sz w:val="36"/>
-              </w:rPr>
-              <w:t>可降级</w:t>
-            </w:r>
-          </w:p>
-          <w:p>
-            <w:pPr>
-              <w:spacing w:after="40"/>
-              <w:jc w:val="center"/>
-            </w:pPr>
-            <w:r>
-              <w:rPr>
-                <w:rFonts w:ascii="Aptos" w:hAnsi="Aptos" w:eastAsia="Microsoft YaHei"/>
-                <w:b/>
-                <w:color w:val="102A43"/>
-                <w:sz w:val="19"/>
-              </w:rPr>
-              <w:t>安全性</w:t>
-            </w:r>
-          </w:p>
-          <w:p>
-            <w:pPr>
-              <w:spacing w:after="0"/>
-              <w:jc w:val="center"/>
-            </w:pPr>
-            <w:r>
-              <w:rPr>
-                <w:rFonts w:ascii="Aptos" w:hAnsi="Aptos" w:eastAsia="Microsoft YaHei"/>
-                <w:b w:val="0"/>
-                <w:color w:val="5C6F7F"/>
-                <w:sz w:val="16"/>
-              </w:rPr>
-              <w:t>模型失败不阻断业务</w:t>
-            </w:r>
-          </w:p>
-        </w:tc>
-      </w:tr>
-    </w:tbl>
-    <w:p/>
     <w:tbl>
       <w:tblPr>
         <w:tblW w:type="auto" w:w="0"/>
@@ -332,193 +16,41 @@
         <w:tblLayout w:type="fixed"/>
       </w:tblPr>
       <w:tblGrid>
-        <w:gridCol w:w="4876"/>
-        <w:gridCol w:w="4876"/>
+        <w:gridCol w:w="9638"/>
       </w:tblGrid>
       <w:tr>
+        <w:trPr>
+          <w:cantSplit w:val="true"/>
+        </w:trPr>
         <w:tc>
           <w:tcPr>
-            <w:tcW w:type="dxa" w:w="2268"/>
-            <w:shd w:fill="F4F7F9"/>
+            <w:tcW w:type="dxa" w:w="1814"/>
+            <w:shd w:val="clear" w:fill="0F6E78"/>
+            <w:tcBorders>
+              <w:top w:val="nil"/>
+              <w:left w:val="nil"/>
+              <w:bottom w:val="nil"/>
+              <w:right w:val="nil"/>
+            </w:tcBorders>
             <w:tcMar>
-              <w:top w:w="90" w:type="dxa"/>
-              <w:start w:w="130" w:type="dxa"/>
-              <w:bottom w:w="90" w:type="dxa"/>
-              <w:end w:w="130" w:type="dxa"/>
+              <w:top w:w="0" w:type="dxa"/>
+              <w:start w:w="0" w:type="dxa"/>
+              <w:bottom w:w="0" w:type="dxa"/>
+              <w:end w:w="0" w:type="dxa"/>
             </w:tcMar>
           </w:tcPr>
           <w:p>
+            <w:pPr>
+              <w:spacing w:after="0" w:before="0" w:line="240" w:lineRule="auto"/>
+            </w:pPr>
             <w:r>
               <w:rPr>
-                <w:rFonts w:ascii="Aptos" w:hAnsi="Aptos" w:eastAsia="Microsoft YaHei"/>
-                <w:b/>
-                <w:color w:val="5C6F7F"/>
-                <w:sz w:val="18"/>
+                <w:rFonts w:ascii="Segoe UI" w:hAnsi="Segoe UI" w:eastAsia="Microsoft YaHei"/>
+                <w:b w:val="0"/>
+                <w:color w:val="0F6E78"/>
+                <w:sz w:val="2"/>
               </w:rPr>
-              <w:t>参赛单位</w:t>
-            </w:r>
-          </w:p>
-        </w:tc>
-        <w:tc>
-          <w:tcPr>
-            <w:tcW w:type="dxa" w:w="7257"/>
-            <w:tcMar>
-              <w:top w:w="90" w:type="dxa"/>
-              <w:start w:w="130" w:type="dxa"/>
-              <w:bottom w:w="90" w:type="dxa"/>
-              <w:end w:w="130" w:type="dxa"/>
-            </w:tcMar>
-          </w:tcPr>
-          <w:p>
-            <w:r>
-              <w:rPr>
-                <w:rFonts w:ascii="Aptos" w:hAnsi="Aptos" w:eastAsia="Microsoft YaHei"/>
-                <w:b w:val="0"/>
-                <w:color w:val="102A43"/>
-                <w:sz w:val="18"/>
-              </w:rPr>
-              <w:t>[待填写参赛单位]</w:t>
-            </w:r>
-          </w:p>
-        </w:tc>
-      </w:tr>
-      <w:tr>
-        <w:tc>
-          <w:tcPr>
-            <w:tcW w:type="dxa" w:w="2268"/>
-            <w:shd w:fill="F4F7F9"/>
-            <w:tcMar>
-              <w:top w:w="90" w:type="dxa"/>
-              <w:start w:w="130" w:type="dxa"/>
-              <w:bottom w:w="90" w:type="dxa"/>
-              <w:end w:w="130" w:type="dxa"/>
-            </w:tcMar>
-          </w:tcPr>
-          <w:p>
-            <w:r>
-              <w:rPr>
-                <w:rFonts w:ascii="Aptos" w:hAnsi="Aptos" w:eastAsia="Microsoft YaHei"/>
-                <w:b/>
-                <w:color w:val="5C6F7F"/>
-                <w:sz w:val="18"/>
-              </w:rPr>
-              <w:t>团队成员</w:t>
-            </w:r>
-          </w:p>
-        </w:tc>
-        <w:tc>
-          <w:tcPr>
-            <w:tcW w:type="dxa" w:w="7257"/>
-            <w:tcMar>
-              <w:top w:w="90" w:type="dxa"/>
-              <w:start w:w="130" w:type="dxa"/>
-              <w:bottom w:w="90" w:type="dxa"/>
-              <w:end w:w="130" w:type="dxa"/>
-            </w:tcMar>
-          </w:tcPr>
-          <w:p>
-            <w:r>
-              <w:rPr>
-                <w:rFonts w:ascii="Aptos" w:hAnsi="Aptos" w:eastAsia="Microsoft YaHei"/>
-                <w:b w:val="0"/>
-                <w:color w:val="102A43"/>
-                <w:sz w:val="18"/>
-              </w:rPr>
-              <w:t>[待填写队长] / [待填写成员]</w:t>
-            </w:r>
-          </w:p>
-        </w:tc>
-      </w:tr>
-      <w:tr>
-        <w:tc>
-          <w:tcPr>
-            <w:tcW w:type="dxa" w:w="2268"/>
-            <w:shd w:fill="F4F7F9"/>
-            <w:tcMar>
-              <w:top w:w="90" w:type="dxa"/>
-              <w:start w:w="130" w:type="dxa"/>
-              <w:bottom w:w="90" w:type="dxa"/>
-              <w:end w:w="130" w:type="dxa"/>
-            </w:tcMar>
-          </w:tcPr>
-          <w:p>
-            <w:r>
-              <w:rPr>
-                <w:rFonts w:ascii="Aptos" w:hAnsi="Aptos" w:eastAsia="Microsoft YaHei"/>
-                <w:b/>
-                <w:color w:val="5C6F7F"/>
-                <w:sz w:val="18"/>
-              </w:rPr>
-              <w:t>指导教师</w:t>
-            </w:r>
-          </w:p>
-        </w:tc>
-        <w:tc>
-          <w:tcPr>
-            <w:tcW w:type="dxa" w:w="7257"/>
-            <w:tcMar>
-              <w:top w:w="90" w:type="dxa"/>
-              <w:start w:w="130" w:type="dxa"/>
-              <w:bottom w:w="90" w:type="dxa"/>
-              <w:end w:w="130" w:type="dxa"/>
-            </w:tcMar>
-          </w:tcPr>
-          <w:p>
-            <w:r>
-              <w:rPr>
-                <w:rFonts w:ascii="Aptos" w:hAnsi="Aptos" w:eastAsia="Microsoft YaHei"/>
-                <w:b w:val="0"/>
-                <w:color w:val="102A43"/>
-                <w:sz w:val="18"/>
-              </w:rPr>
-              <w:t>[待填写指导教师]</w:t>
-            </w:r>
-          </w:p>
-        </w:tc>
-      </w:tr>
-      <w:tr>
-        <w:tc>
-          <w:tcPr>
-            <w:tcW w:type="dxa" w:w="2268"/>
-            <w:shd w:fill="F4F7F9"/>
-            <w:tcMar>
-              <w:top w:w="90" w:type="dxa"/>
-              <w:start w:w="130" w:type="dxa"/>
-              <w:bottom w:w="90" w:type="dxa"/>
-              <w:end w:w="130" w:type="dxa"/>
-            </w:tcMar>
-          </w:tcPr>
-          <w:p>
-            <w:r>
-              <w:rPr>
-                <w:rFonts w:ascii="Aptos" w:hAnsi="Aptos" w:eastAsia="Microsoft YaHei"/>
-                <w:b/>
-                <w:color w:val="5C6F7F"/>
-                <w:sz w:val="18"/>
-              </w:rPr>
-              <w:t>版本日期</w:t>
-            </w:r>
-          </w:p>
-        </w:tc>
-        <w:tc>
-          <w:tcPr>
-            <w:tcW w:type="dxa" w:w="7257"/>
-            <w:tcMar>
-              <w:top w:w="90" w:type="dxa"/>
-              <w:start w:w="130" w:type="dxa"/>
-              <w:bottom w:w="90" w:type="dxa"/>
-              <w:end w:w="130" w:type="dxa"/>
-            </w:tcMar>
-          </w:tcPr>
-          <w:p>
-            <w:r>
-              <w:rPr>
-                <w:rFonts w:ascii="Aptos" w:hAnsi="Aptos" w:eastAsia="Microsoft YaHei"/>
-                <w:b w:val="0"/>
-                <w:color w:val="102A43"/>
-                <w:sz w:val="18"/>
-              </w:rPr>
-              <w:t>2026 年 9 月 · 提交版</w:t>
+              <w:t xml:space="preserve"> </w:t>
             </w:r>
           </w:p>
         </w:tc>
@@ -526,58 +58,51 @@
     </w:tbl>
     <w:p>
       <w:pPr>
-        <w:spacing w:before="400"/>
+        <w:keepNext w:val="0"/>
+        <w:spacing w:after="280" w:before="0" w:line="240" w:lineRule="auto"/>
+      </w:pPr>
+    </w:p>
+    <w:p>
+      <w:pPr>
+        <w:spacing w:after="100" w:before="0" w:line="240" w:lineRule="auto"/>
       </w:pPr>
       <w:r>
         <w:rPr>
-          <w:rFonts w:ascii="Aptos" w:hAnsi="Aptos" w:eastAsia="Microsoft YaHei"/>
-          <w:b w:val="0"/>
-          <w:color w:val="5C6F7F"/>
+          <w:rFonts w:ascii="Segoe UI" w:hAnsi="Segoe UI" w:eastAsia="Microsoft YaHei"/>
+          <w:b/>
+          <w:color w:val="0F6E78"/>
           <w:sz w:val="17"/>
         </w:rPr>
-        <w:t>赛道：基于大模型的教育管理应用创新赛 · 初赛</w:t>
-      </w:r>
-    </w:p>
-    <w:p>
-      <w:r>
-        <w:br w:type="page"/>
+        <w:t>项目概要介绍 / PROJECT BRIEF</w:t>
       </w:r>
     </w:p>
     <w:p>
       <w:pPr>
-        <w:spacing w:after="120"/>
+        <w:spacing w:after="80" w:before="0" w:line="252" w:lineRule="auto"/>
       </w:pPr>
       <w:r>
         <w:rPr>
-          <w:rFonts w:ascii="Aptos" w:hAnsi="Aptos" w:eastAsia="Microsoft YaHei"/>
+          <w:rFonts w:ascii="Segoe UI" w:hAnsi="Segoe UI" w:eastAsia="Microsoft YaHei"/>
           <w:b/>
-          <w:color w:val="0E9F8F"/>
-          <w:sz w:val="18"/>
+          <w:color w:val="16233A"/>
+          <w:sz w:val="80"/>
         </w:rPr>
-        <w:t>SECTION 01</w:t>
+        <w:t>CampusOne</w:t>
       </w:r>
     </w:p>
     <w:p>
       <w:pPr>
-        <w:pStyle w:val="Heading1"/>
-        <w:spacing w:after="80"/>
-      </w:pPr>
-      <w:r>
-        <w:t>项目概述</w:t>
-      </w:r>
-    </w:p>
-    <w:p>
-      <w:pPr>
-        <w:spacing w:after="200"/>
+        <w:spacing w:after="360" w:before="0" w:line="300" w:lineRule="auto"/>
+        <w:keepNext/>
       </w:pPr>
       <w:r>
         <w:rPr>
-          <w:rFonts w:ascii="Aptos" w:hAnsi="Aptos" w:eastAsia="Microsoft YaHei"/>
-          <w:b w:val="0"/>
-          <w:color w:val="5C6F7F"/>
-          <w:sz w:val="21"/>
+          <w:rFonts w:ascii="Segoe UI" w:hAnsi="Segoe UI" w:eastAsia="Microsoft YaHei"/>
+          <w:b/>
+          <w:color w:val="0B535B"/>
+          <w:sz w:val="32"/>
         </w:rPr>
-        <w:t>从一个高频、规则密集的校园事务切入，形成可验证的智能体闭环。</w:t>
+        <w:t>面向高校场地申请的可信事务智能体</w:t>
       </w:r>
     </w:p>
     <w:tbl>
@@ -588,13 +113,23 @@
         <w:tblLayout w:type="fixed"/>
       </w:tblPr>
       <w:tblGrid>
-        <w:gridCol w:w="9752"/>
+        <w:gridCol w:w="4819"/>
+        <w:gridCol w:w="4819"/>
       </w:tblGrid>
       <w:tr>
+        <w:trPr>
+          <w:cantSplit w:val="true"/>
+        </w:trPr>
         <w:tc>
           <w:tcPr>
-            <w:tcW w:type="dxa" w:w="9525"/>
-            <w:shd w:fill="0E9F8F"/>
+            <w:tcW w:type="dxa" w:w="90"/>
+            <w:shd w:val="clear" w:fill="0F6E78"/>
+            <w:tcBorders>
+              <w:top w:val="nil"/>
+              <w:left w:val="nil"/>
+              <w:bottom w:val="nil"/>
+              <w:right w:val="nil"/>
+            </w:tcBorders>
             <w:tcMar>
               <w:top w:w="0" w:type="dxa"/>
               <w:start w:w="0" w:type="dxa"/>
@@ -602,12 +137,51 @@
               <w:end w:w="0" w:type="dxa"/>
             </w:tcMar>
           </w:tcPr>
+          <w:p/>
+        </w:tc>
+        <w:tc>
+          <w:tcPr>
+            <w:tcW w:type="dxa" w:w="9548"/>
+            <w:shd w:val="clear" w:fill="E6F2F3"/>
+            <w:tcBorders>
+              <w:top w:val="nil"/>
+              <w:left w:val="nil"/>
+              <w:bottom w:val="nil"/>
+              <w:right w:val="nil"/>
+            </w:tcBorders>
+            <w:tcMar>
+              <w:top w:w="150" w:type="dxa"/>
+              <w:start w:w="170" w:type="dxa"/>
+              <w:bottom w:w="150" w:type="dxa"/>
+              <w:end w:w="170" w:type="dxa"/>
+            </w:tcMar>
+          </w:tcPr>
           <w:p>
             <w:pPr>
-              <w:spacing w:after="0"/>
+              <w:spacing w:after="60" w:before="0" w:line="312" w:lineRule="auto"/>
             </w:pPr>
             <w:r>
-              <w:t xml:space="preserve"> </w:t>
+              <w:rPr>
+                <w:rFonts w:ascii="Segoe UI" w:hAnsi="Segoe UI" w:eastAsia="Microsoft YaHei"/>
+                <w:b/>
+                <w:color w:val="0F6E78"/>
+                <w:sz w:val="21"/>
+              </w:rPr>
+              <w:t>核心主张</w:t>
+            </w:r>
+          </w:p>
+          <w:p>
+            <w:pPr>
+              <w:spacing w:after="0" w:before="0" w:line="348" w:lineRule="auto"/>
+            </w:pPr>
+            <w:r>
+              <w:rPr>
+                <w:rFonts w:ascii="Segoe UI" w:hAnsi="Segoe UI" w:eastAsia="Microsoft YaHei Light"/>
+                <w:b w:val="0"/>
+                <w:color w:val="16233A"/>
+                <w:sz w:val="19"/>
+              </w:rPr>
+              <w:t>大模型负责读懂和表述，程序负责判定事实与规则，人负责最终决定。三者的边界写在代码里，可以现场验证。</w:t>
             </w:r>
           </w:p>
         </w:tc>
@@ -615,97 +189,203 @@
     </w:tbl>
     <w:p>
       <w:pPr>
-        <w:spacing w:after="0"/>
+        <w:keepNext w:val="0"/>
+        <w:spacing w:after="240" w:before="0" w:line="240" w:lineRule="auto"/>
       </w:pPr>
-    </w:p>
-    <w:p>
-      <w:pPr>
-        <w:spacing w:after="120" w:line="336" w:lineRule="auto"/>
-      </w:pPr>
-      <w:r>
-        <w:rPr>
-          <w:rFonts w:ascii="Aptos" w:hAnsi="Aptos" w:eastAsia="Microsoft YaHei"/>
-          <w:b w:val="0"/>
-          <w:color w:val="183247"/>
-          <w:sz w:val="21"/>
-        </w:rPr>
-        <w:t>CampusOne 是面向高校场地申请与审批的可信事务智能体。它嵌入真实流程：帮助学生整理申请，用确定性规则预检，为审核人生成证据摘要，并记录版本、状态与模型运行。现已完成可运行 Web 应用、数据层、自动化测试、私有部署和演示数据。</w:t>
-      </w:r>
     </w:p>
     <w:tbl>
       <w:tblPr>
         <w:tblW w:type="auto" w:w="0"/>
-        <w:jc w:val="center"/>
+        <w:jc w:val="left"/>
         <w:tblLook w:firstColumn="1" w:firstRow="1" w:lastColumn="0" w:lastRow="0" w:noHBand="0" w:noVBand="1" w:val="04A0"/>
         <w:tblLayout w:type="fixed"/>
       </w:tblPr>
       <w:tblGrid>
-        <w:gridCol w:w="4876"/>
-        <w:gridCol w:w="4876"/>
+        <w:gridCol w:w="3213"/>
+        <w:gridCol w:w="3213"/>
+        <w:gridCol w:w="3213"/>
       </w:tblGrid>
       <w:tr>
+        <w:trPr>
+          <w:cantSplit w:val="true"/>
+        </w:trPr>
         <w:tc>
           <w:tcPr>
-            <w:tcW w:type="dxa" w:w="124"/>
-            <w:shd w:fill="0E9F8F"/>
+            <w:tcW w:type="dxa" w:w="3213"/>
+            <w:shd w:val="clear" w:fill="F5F8F9"/>
             <w:tcMar>
-              <w:top w:w="140" w:type="dxa"/>
-              <w:start w:w="160" w:type="dxa"/>
-              <w:bottom w:w="140" w:type="dxa"/>
-              <w:end w:w="160" w:type="dxa"/>
+              <w:top w:w="170" w:type="dxa"/>
+              <w:start w:w="150" w:type="dxa"/>
+              <w:bottom w:w="160" w:type="dxa"/>
+              <w:end w:w="150" w:type="dxa"/>
             </w:tcMar>
             <w:tcBorders>
-              <w:top w:val="nil"/>
-              <w:left w:val="nil"/>
-              <w:bottom w:val="nil"/>
-              <w:right w:val="nil"/>
-            </w:tcBorders>
-          </w:tcPr>
-          <w:p/>
-        </w:tc>
-        <w:tc>
-          <w:tcPr>
-            <w:tcW w:type="dxa" w:w="9412"/>
-            <w:shd w:fill="DDF6F1"/>
-            <w:tcMar>
-              <w:top w:w="140" w:type="dxa"/>
-              <w:start w:w="160" w:type="dxa"/>
-              <w:bottom w:w="140" w:type="dxa"/>
-              <w:end w:w="160" w:type="dxa"/>
-            </w:tcMar>
-            <w:tcBorders>
-              <w:top w:val="nil"/>
-              <w:left w:val="nil"/>
-              <w:bottom w:val="nil"/>
-              <w:right w:val="nil"/>
+              <w:top w:val="single" w:sz="4" w:color="FFFFFF"/>
+              <w:left w:val="single" w:sz="12" w:color="FFFFFF"/>
+              <w:bottom w:val="single" w:sz="4" w:color="FFFFFF"/>
+              <w:right w:val="single" w:sz="12" w:color="FFFFFF"/>
             </w:tcBorders>
           </w:tcPr>
           <w:p>
             <w:pPr>
-              <w:spacing w:after="40"/>
+              <w:spacing w:after="40" w:before="0" w:line="240" w:lineRule="auto"/>
             </w:pPr>
             <w:r>
               <w:rPr>
-                <w:rFonts w:ascii="Aptos" w:hAnsi="Aptos" w:eastAsia="Microsoft YaHei"/>
+                <w:rFonts w:ascii="Consolas" w:hAnsi="Consolas" w:eastAsia="Consolas"/>
                 <w:b/>
-                <w:color w:val="102A43"/>
-                <w:sz w:val="22"/>
+                <w:color w:val="0F6E78"/>
+                <w:sz w:val="38"/>
               </w:rPr>
-              <w:t>产品边界</w:t>
+              <w:t>6</w:t>
             </w:r>
           </w:p>
           <w:p>
             <w:pPr>
-              <w:spacing w:after="0" w:line="300" w:lineRule="auto"/>
+              <w:spacing w:after="20" w:before="0" w:line="288" w:lineRule="auto"/>
             </w:pPr>
             <w:r>
               <w:rPr>
-                <w:rFonts w:ascii="Aptos" w:hAnsi="Aptos" w:eastAsia="Microsoft YaHei"/>
-                <w:b w:val="0"/>
-                <w:color w:val="183247"/>
+                <w:rFonts w:ascii="Segoe UI" w:hAnsi="Segoe UI" w:eastAsia="Microsoft YaHei"/>
+                <w:b/>
+                <w:color w:val="16233A"/>
                 <w:sz w:val="19"/>
               </w:rPr>
-              <w:t>大模型不能审批、任意写库或绕过规则；正式状态仅由受控接口和授权角色触发。</w:t>
+              <w:t>确定性规则</w:t>
+            </w:r>
+          </w:p>
+          <w:p>
+            <w:pPr>
+              <w:spacing w:after="0" w:before="0" w:line="312" w:lineRule="auto"/>
+            </w:pPr>
+            <w:r>
+              <w:rPr>
+                <w:rFonts w:ascii="Segoe UI" w:hAnsi="Segoe UI" w:eastAsia="Microsoft YaHei Light"/>
+                <w:b w:val="0"/>
+                <w:color w:val="5A6B7B"/>
+                <w:sz w:val="16"/>
+              </w:rPr>
+              <w:t>容量、时段、开放时间等</w:t>
+            </w:r>
+          </w:p>
+        </w:tc>
+        <w:tc>
+          <w:tcPr>
+            <w:tcW w:type="dxa" w:w="3213"/>
+            <w:shd w:val="clear" w:fill="F5F8F9"/>
+            <w:tcMar>
+              <w:top w:w="170" w:type="dxa"/>
+              <w:start w:w="150" w:type="dxa"/>
+              <w:bottom w:w="160" w:type="dxa"/>
+              <w:end w:w="150" w:type="dxa"/>
+            </w:tcMar>
+            <w:tcBorders>
+              <w:top w:val="single" w:sz="4" w:color="FFFFFF"/>
+              <w:left w:val="single" w:sz="12" w:color="FFFFFF"/>
+              <w:bottom w:val="single" w:sz="4" w:color="FFFFFF"/>
+              <w:right w:val="single" w:sz="12" w:color="FFFFFF"/>
+            </w:tcBorders>
+          </w:tcPr>
+          <w:p>
+            <w:pPr>
+              <w:spacing w:after="40" w:before="0" w:line="240" w:lineRule="auto"/>
+            </w:pPr>
+            <w:r>
+              <w:rPr>
+                <w:rFonts w:ascii="Consolas" w:hAnsi="Consolas" w:eastAsia="Consolas"/>
+                <w:b/>
+                <w:color w:val="0F6E78"/>
+                <w:sz w:val="38"/>
+              </w:rPr>
+              <w:t>96</w:t>
+            </w:r>
+          </w:p>
+          <w:p>
+            <w:pPr>
+              <w:spacing w:after="20" w:before="0" w:line="288" w:lineRule="auto"/>
+            </w:pPr>
+            <w:r>
+              <w:rPr>
+                <w:rFonts w:ascii="Segoe UI" w:hAnsi="Segoe UI" w:eastAsia="Microsoft YaHei"/>
+                <w:b/>
+                <w:color w:val="16233A"/>
+                <w:sz w:val="19"/>
+              </w:rPr>
+              <w:t>自动化测试</w:t>
+            </w:r>
+          </w:p>
+          <w:p>
+            <w:pPr>
+              <w:spacing w:after="0" w:before="0" w:line="312" w:lineRule="auto"/>
+            </w:pPr>
+            <w:r>
+              <w:rPr>
+                <w:rFonts w:ascii="Segoe UI" w:hAnsi="Segoe UI" w:eastAsia="Microsoft YaHei Light"/>
+                <w:b w:val="0"/>
+                <w:color w:val="5A6B7B"/>
+                <w:sz w:val="16"/>
+              </w:rPr>
+              <w:t>覆盖 T01–T21 全部用例</w:t>
+            </w:r>
+          </w:p>
+        </w:tc>
+        <w:tc>
+          <w:tcPr>
+            <w:tcW w:type="dxa" w:w="3213"/>
+            <w:shd w:val="clear" w:fill="F5F8F9"/>
+            <w:tcMar>
+              <w:top w:w="170" w:type="dxa"/>
+              <w:start w:w="150" w:type="dxa"/>
+              <w:bottom w:w="160" w:type="dxa"/>
+              <w:end w:w="150" w:type="dxa"/>
+            </w:tcMar>
+            <w:tcBorders>
+              <w:top w:val="single" w:sz="4" w:color="FFFFFF"/>
+              <w:left w:val="single" w:sz="12" w:color="FFFFFF"/>
+              <w:bottom w:val="single" w:sz="4" w:color="FFFFFF"/>
+              <w:right w:val="single" w:sz="12" w:color="FFFFFF"/>
+            </w:tcBorders>
+          </w:tcPr>
+          <w:p>
+            <w:pPr>
+              <w:spacing w:after="40" w:before="0" w:line="240" w:lineRule="auto"/>
+            </w:pPr>
+            <w:r>
+              <w:rPr>
+                <w:rFonts w:ascii="Consolas" w:hAnsi="Consolas" w:eastAsia="Consolas"/>
+                <w:b/>
+                <w:color w:val="0F6E78"/>
+                <w:sz w:val="38"/>
+              </w:rPr>
+              <w:t>3</w:t>
+            </w:r>
+          </w:p>
+          <w:p>
+            <w:pPr>
+              <w:spacing w:after="20" w:before="0" w:line="288" w:lineRule="auto"/>
+            </w:pPr>
+            <w:r>
+              <w:rPr>
+                <w:rFonts w:ascii="Segoe UI" w:hAnsi="Segoe UI" w:eastAsia="Microsoft YaHei"/>
+                <w:b/>
+                <w:color w:val="16233A"/>
+                <w:sz w:val="19"/>
+              </w:rPr>
+              <w:t>受约束 AI 任务</w:t>
+            </w:r>
+          </w:p>
+          <w:p>
+            <w:pPr>
+              <w:spacing w:after="0" w:before="0" w:line="312" w:lineRule="auto"/>
+            </w:pPr>
+            <w:r>
+              <w:rPr>
+                <w:rFonts w:ascii="Segoe UI" w:hAnsi="Segoe UI" w:eastAsia="Microsoft YaHei Light"/>
+                <w:b w:val="0"/>
+                <w:color w:val="5A6B7B"/>
+                <w:sz w:val="16"/>
+              </w:rPr>
+              <w:t>均不可改变正式状态</w:t>
             </w:r>
           </w:p>
         </w:tc>
@@ -713,228 +393,388 @@
     </w:tbl>
     <w:p>
       <w:pPr>
-        <w:pStyle w:val="Heading2"/>
+        <w:keepNext w:val="0"/>
+        <w:spacing w:after="320" w:before="0" w:line="240" w:lineRule="auto"/>
       </w:pPr>
-      <w:r>
-        <w:t>痛点与目标用户</w:t>
-      </w:r>
+    </w:p>
+    <w:tbl>
+      <w:tblPr>
+        <w:tblW w:type="auto" w:w="0"/>
+        <w:jc w:val="left"/>
+        <w:tblLook w:firstColumn="1" w:firstRow="1" w:lastColumn="0" w:lastRow="0" w:noHBand="0" w:noVBand="1" w:val="04A0"/>
+        <w:tblLayout w:type="fixed"/>
+      </w:tblPr>
+      <w:tblGrid>
+        <w:gridCol w:w="4819"/>
+        <w:gridCol w:w="4819"/>
+      </w:tblGrid>
+      <w:tr>
+        <w:trPr>
+          <w:cantSplit w:val="true"/>
+        </w:trPr>
+        <w:tc>
+          <w:tcPr>
+            <w:tcW w:type="dxa" w:w="1814"/>
+            <w:tcMar>
+              <w:top w:w="85" w:type="dxa"/>
+              <w:start w:w="0" w:type="dxa"/>
+              <w:bottom w:w="85" w:type="dxa"/>
+              <w:end w:w="0" w:type="dxa"/>
+            </w:tcMar>
+            <w:tcBorders>
+              <w:top w:val="nil"/>
+              <w:left w:val="nil"/>
+              <w:bottom w:val="single" w:sz="2" w:color="DCE4EA"/>
+              <w:right w:val="nil"/>
+            </w:tcBorders>
+          </w:tcPr>
+          <w:p>
+            <w:pPr>
+              <w:keepNext/>
+              <w:spacing w:after="0" w:before="0" w:line="312" w:lineRule="auto"/>
+            </w:pPr>
+            <w:r>
+              <w:rPr>
+                <w:rFonts w:ascii="Segoe UI" w:hAnsi="Segoe UI" w:eastAsia="Microsoft YaHei"/>
+                <w:b/>
+                <w:color w:val="5A6B7B"/>
+                <w:sz w:val="18"/>
+              </w:rPr>
+              <w:t>参赛单位</w:t>
+            </w:r>
+          </w:p>
+        </w:tc>
+        <w:tc>
+          <w:tcPr>
+            <w:tcW w:type="dxa" w:w="7824"/>
+            <w:tcMar>
+              <w:top w:w="85" w:type="dxa"/>
+              <w:start w:w="0" w:type="dxa"/>
+              <w:bottom w:w="85" w:type="dxa"/>
+              <w:end w:w="0" w:type="dxa"/>
+            </w:tcMar>
+            <w:tcBorders>
+              <w:top w:val="nil"/>
+              <w:left w:val="nil"/>
+              <w:bottom w:val="single" w:sz="2" w:color="DCE4EA"/>
+              <w:right w:val="nil"/>
+            </w:tcBorders>
+          </w:tcPr>
+          <w:p>
+            <w:pPr>
+              <w:keepNext/>
+              <w:spacing w:after="0" w:before="0" w:line="312" w:lineRule="auto"/>
+            </w:pPr>
+            <w:r>
+              <w:rPr>
+                <w:rFonts w:ascii="Segoe UI" w:hAnsi="Segoe UI" w:eastAsia="Microsoft YaHei"/>
+                <w:b w:val="0"/>
+                <w:color w:val="16233A"/>
+                <w:sz w:val="19"/>
+              </w:rPr>
+              <w:t>厦门大学</w:t>
+            </w:r>
+          </w:p>
+        </w:tc>
+      </w:tr>
+      <w:tr>
+        <w:trPr>
+          <w:cantSplit w:val="true"/>
+        </w:trPr>
+        <w:tc>
+          <w:tcPr>
+            <w:tcW w:type="dxa" w:w="1814"/>
+            <w:tcMar>
+              <w:top w:w="85" w:type="dxa"/>
+              <w:start w:w="0" w:type="dxa"/>
+              <w:bottom w:w="85" w:type="dxa"/>
+              <w:end w:w="0" w:type="dxa"/>
+            </w:tcMar>
+            <w:tcBorders>
+              <w:top w:val="nil"/>
+              <w:left w:val="nil"/>
+              <w:bottom w:val="single" w:sz="2" w:color="DCE4EA"/>
+              <w:right w:val="nil"/>
+            </w:tcBorders>
+          </w:tcPr>
+          <w:p>
+            <w:pPr>
+              <w:keepNext/>
+              <w:spacing w:after="0" w:before="0" w:line="312" w:lineRule="auto"/>
+            </w:pPr>
+            <w:r>
+              <w:rPr>
+                <w:rFonts w:ascii="Segoe UI" w:hAnsi="Segoe UI" w:eastAsia="Microsoft YaHei"/>
+                <w:b/>
+                <w:color w:val="5A6B7B"/>
+                <w:sz w:val="18"/>
+              </w:rPr>
+              <w:t>团队成员</w:t>
+            </w:r>
+          </w:p>
+        </w:tc>
+        <w:tc>
+          <w:tcPr>
+            <w:tcW w:type="dxa" w:w="7824"/>
+            <w:tcMar>
+              <w:top w:w="85" w:type="dxa"/>
+              <w:start w:w="0" w:type="dxa"/>
+              <w:bottom w:w="85" w:type="dxa"/>
+              <w:end w:w="0" w:type="dxa"/>
+            </w:tcMar>
+            <w:tcBorders>
+              <w:top w:val="nil"/>
+              <w:left w:val="nil"/>
+              <w:bottom w:val="single" w:sz="2" w:color="DCE4EA"/>
+              <w:right w:val="nil"/>
+            </w:tcBorders>
+          </w:tcPr>
+          <w:p>
+            <w:pPr>
+              <w:keepNext/>
+              <w:spacing w:after="0" w:before="0" w:line="312" w:lineRule="auto"/>
+            </w:pPr>
+            <w:r>
+              <w:rPr>
+                <w:rFonts w:ascii="Segoe UI" w:hAnsi="Segoe UI" w:eastAsia="Microsoft YaHei"/>
+                <w:b w:val="0"/>
+                <w:color w:val="16233A"/>
+                <w:sz w:val="19"/>
+              </w:rPr>
+              <w:t>胡博（队长）、温广琛、许佳锋</w:t>
+            </w:r>
+          </w:p>
+        </w:tc>
+      </w:tr>
+      <w:tr>
+        <w:trPr>
+          <w:cantSplit w:val="true"/>
+        </w:trPr>
+        <w:tc>
+          <w:tcPr>
+            <w:tcW w:type="dxa" w:w="1814"/>
+            <w:tcMar>
+              <w:top w:w="85" w:type="dxa"/>
+              <w:start w:w="0" w:type="dxa"/>
+              <w:bottom w:w="85" w:type="dxa"/>
+              <w:end w:w="0" w:type="dxa"/>
+            </w:tcMar>
+            <w:tcBorders>
+              <w:top w:val="nil"/>
+              <w:left w:val="nil"/>
+              <w:bottom w:val="single" w:sz="2" w:color="DCE4EA"/>
+              <w:right w:val="nil"/>
+            </w:tcBorders>
+          </w:tcPr>
+          <w:p>
+            <w:pPr>
+              <w:keepNext/>
+              <w:spacing w:after="0" w:before="0" w:line="312" w:lineRule="auto"/>
+            </w:pPr>
+            <w:r>
+              <w:rPr>
+                <w:rFonts w:ascii="Segoe UI" w:hAnsi="Segoe UI" w:eastAsia="Microsoft YaHei"/>
+                <w:b/>
+                <w:color w:val="5A6B7B"/>
+                <w:sz w:val="18"/>
+              </w:rPr>
+              <w:t>指导教师</w:t>
+            </w:r>
+          </w:p>
+        </w:tc>
+        <w:tc>
+          <w:tcPr>
+            <w:tcW w:type="dxa" w:w="7824"/>
+            <w:tcMar>
+              <w:top w:w="85" w:type="dxa"/>
+              <w:start w:w="0" w:type="dxa"/>
+              <w:bottom w:w="85" w:type="dxa"/>
+              <w:end w:w="0" w:type="dxa"/>
+            </w:tcMar>
+            <w:tcBorders>
+              <w:top w:val="nil"/>
+              <w:left w:val="nil"/>
+              <w:bottom w:val="single" w:sz="2" w:color="DCE4EA"/>
+              <w:right w:val="nil"/>
+            </w:tcBorders>
+          </w:tcPr>
+          <w:p>
+            <w:pPr>
+              <w:keepNext/>
+              <w:spacing w:after="0" w:before="0" w:line="312" w:lineRule="auto"/>
+            </w:pPr>
+            <w:r>
+              <w:rPr>
+                <w:rFonts w:ascii="Segoe UI" w:hAnsi="Segoe UI" w:eastAsia="Microsoft YaHei"/>
+                <w:b w:val="0"/>
+                <w:color w:val="16233A"/>
+                <w:sz w:val="19"/>
+              </w:rPr>
+              <w:t>张盈谦</w:t>
+            </w:r>
+          </w:p>
+        </w:tc>
+      </w:tr>
+      <w:tr>
+        <w:trPr>
+          <w:cantSplit w:val="true"/>
+        </w:trPr>
+        <w:tc>
+          <w:tcPr>
+            <w:tcW w:type="dxa" w:w="1814"/>
+            <w:tcMar>
+              <w:top w:w="85" w:type="dxa"/>
+              <w:start w:w="0" w:type="dxa"/>
+              <w:bottom w:w="85" w:type="dxa"/>
+              <w:end w:w="0" w:type="dxa"/>
+            </w:tcMar>
+            <w:tcBorders>
+              <w:top w:val="nil"/>
+              <w:left w:val="nil"/>
+              <w:bottom w:val="single" w:sz="2" w:color="DCE4EA"/>
+              <w:right w:val="nil"/>
+            </w:tcBorders>
+          </w:tcPr>
+          <w:p>
+            <w:pPr>
+              <w:keepNext/>
+              <w:spacing w:after="0" w:before="0" w:line="312" w:lineRule="auto"/>
+            </w:pPr>
+            <w:r>
+              <w:rPr>
+                <w:rFonts w:ascii="Segoe UI" w:hAnsi="Segoe UI" w:eastAsia="Microsoft YaHei"/>
+                <w:b/>
+                <w:color w:val="5A6B7B"/>
+                <w:sz w:val="18"/>
+              </w:rPr>
+              <w:t>联系邮箱</w:t>
+            </w:r>
+          </w:p>
+        </w:tc>
+        <w:tc>
+          <w:tcPr>
+            <w:tcW w:type="dxa" w:w="7824"/>
+            <w:tcMar>
+              <w:top w:w="85" w:type="dxa"/>
+              <w:start w:w="0" w:type="dxa"/>
+              <w:bottom w:w="85" w:type="dxa"/>
+              <w:end w:w="0" w:type="dxa"/>
+            </w:tcMar>
+            <w:tcBorders>
+              <w:top w:val="nil"/>
+              <w:left w:val="nil"/>
+              <w:bottom w:val="single" w:sz="2" w:color="DCE4EA"/>
+              <w:right w:val="nil"/>
+            </w:tcBorders>
+          </w:tcPr>
+          <w:p>
+            <w:pPr>
+              <w:keepNext/>
+              <w:spacing w:after="0" w:before="0" w:line="312" w:lineRule="auto"/>
+            </w:pPr>
+            <w:r>
+              <w:rPr>
+                <w:rFonts w:ascii="Segoe UI" w:hAnsi="Segoe UI" w:eastAsia="Microsoft YaHei"/>
+                <w:b w:val="0"/>
+                <w:color w:val="16233A"/>
+                <w:sz w:val="19"/>
+              </w:rPr>
+              <w:t>[待填写联系邮箱]</w:t>
+            </w:r>
+          </w:p>
+        </w:tc>
+      </w:tr>
+      <w:tr>
+        <w:trPr>
+          <w:cantSplit w:val="true"/>
+        </w:trPr>
+        <w:tc>
+          <w:tcPr>
+            <w:tcW w:type="dxa" w:w="1814"/>
+            <w:tcMar>
+              <w:top w:w="85" w:type="dxa"/>
+              <w:start w:w="0" w:type="dxa"/>
+              <w:bottom w:w="85" w:type="dxa"/>
+              <w:end w:w="0" w:type="dxa"/>
+            </w:tcMar>
+            <w:tcBorders>
+              <w:top w:val="nil"/>
+              <w:left w:val="nil"/>
+              <w:bottom w:val="single" w:sz="2" w:color="DCE4EA"/>
+              <w:right w:val="nil"/>
+            </w:tcBorders>
+          </w:tcPr>
+          <w:p>
+            <w:pPr>
+              <w:spacing w:after="0" w:before="0" w:line="312" w:lineRule="auto"/>
+            </w:pPr>
+            <w:r>
+              <w:rPr>
+                <w:rFonts w:ascii="Segoe UI" w:hAnsi="Segoe UI" w:eastAsia="Microsoft YaHei"/>
+                <w:b/>
+                <w:color w:val="5A6B7B"/>
+                <w:sz w:val="18"/>
+              </w:rPr>
+              <w:t>版本</w:t>
+            </w:r>
+          </w:p>
+        </w:tc>
+        <w:tc>
+          <w:tcPr>
+            <w:tcW w:type="dxa" w:w="7824"/>
+            <w:tcMar>
+              <w:top w:w="85" w:type="dxa"/>
+              <w:start w:w="0" w:type="dxa"/>
+              <w:bottom w:w="85" w:type="dxa"/>
+              <w:end w:w="0" w:type="dxa"/>
+            </w:tcMar>
+            <w:tcBorders>
+              <w:top w:val="nil"/>
+              <w:left w:val="nil"/>
+              <w:bottom w:val="single" w:sz="2" w:color="DCE4EA"/>
+              <w:right w:val="nil"/>
+            </w:tcBorders>
+          </w:tcPr>
+          <w:p>
+            <w:pPr>
+              <w:spacing w:after="0" w:before="0" w:line="312" w:lineRule="auto"/>
+            </w:pPr>
+            <w:r>
+              <w:rPr>
+                <w:rFonts w:ascii="Segoe UI" w:hAnsi="Segoe UI" w:eastAsia="Microsoft YaHei"/>
+                <w:b w:val="0"/>
+                <w:color w:val="16233A"/>
+                <w:sz w:val="19"/>
+              </w:rPr>
+              <w:t>2026 年 9 月 · 初赛提交版</w:t>
+            </w:r>
+          </w:p>
+        </w:tc>
+      </w:tr>
+    </w:tbl>
+    <w:p>
+      <w:pPr>
+        <w:keepNext w:val="0"/>
+        <w:spacing w:after="280" w:before="0" w:line="240" w:lineRule="auto"/>
+      </w:pPr>
     </w:p>
     <w:p>
       <w:pPr>
-        <w:pStyle w:val="ListBullet"/>
-        <w:spacing w:after="80" w:line="300" w:lineRule="auto"/>
-        <w:ind w:left="312" w:hanging="142"/>
+        <w:spacing w:after="0" w:before="0" w:line="336" w:lineRule="auto"/>
       </w:pPr>
       <w:r>
         <w:rPr>
-          <w:rFonts w:ascii="Aptos" w:hAnsi="Aptos" w:eastAsia="Microsoft YaHei"/>
+          <w:rFonts w:ascii="Segoe UI" w:hAnsi="Segoe UI" w:eastAsia="Microsoft YaHei Light"/>
           <w:b w:val="0"/>
-          <w:color w:val="183247"/>
-          <w:sz w:val="21"/>
+          <w:color w:val="5A6B7B"/>
+          <w:sz w:val="17"/>
         </w:rPr>
-        <w:t>学生申请人：不清楚材料和规则，提交后缺少过程反馈。</w:t>
-      </w:r>
-    </w:p>
-    <w:p>
-      <w:pPr>
-        <w:pStyle w:val="ListBullet"/>
-        <w:spacing w:after="80" w:line="300" w:lineRule="auto"/>
-        <w:ind w:left="312" w:hanging="142"/>
-      </w:pPr>
-      <w:r>
-        <w:rPr>
-          <w:rFonts w:ascii="Aptos" w:hAnsi="Aptos" w:eastAsia="Microsoft YaHei"/>
-          <w:b w:val="0"/>
-          <w:color w:val="183247"/>
-          <w:sz w:val="21"/>
-        </w:rPr>
-        <w:t>行政审核人：需要反复核对字段、规则与附件，退回意见重复编写。</w:t>
-      </w:r>
-    </w:p>
-    <w:p>
-      <w:pPr>
-        <w:pStyle w:val="ListBullet"/>
-        <w:spacing w:after="80" w:line="300" w:lineRule="auto"/>
-        <w:ind w:left="312" w:hanging="142"/>
-      </w:pPr>
-      <w:r>
-        <w:rPr>
-          <w:rFonts w:ascii="Aptos" w:hAnsi="Aptos" w:eastAsia="Microsoft YaHei"/>
-          <w:b w:val="0"/>
-          <w:color w:val="183247"/>
-          <w:sz w:val="21"/>
-        </w:rPr>
-        <w:t>管理者：难以追踪版本、处理节点、规则命中与模型行为。</w:t>
-      </w:r>
-    </w:p>
-    <w:p>
-      <w:pPr>
-        <w:pStyle w:val="Heading2"/>
-      </w:pPr>
-      <w:r>
-        <w:t>核心方案</w:t>
-      </w:r>
-    </w:p>
-    <w:p>
-      <w:pPr>
-        <w:spacing w:after="80" w:line="312" w:lineRule="auto"/>
-        <w:ind w:left="312" w:hanging="142"/>
-      </w:pPr>
-      <w:r>
-        <w:rPr>
-          <w:rFonts w:ascii="Aptos" w:hAnsi="Aptos" w:eastAsia="Microsoft YaHei"/>
-          <w:b/>
-          <w:color w:val="0E9F8F"/>
-          <w:sz w:val="21"/>
-        </w:rPr>
-        <w:t xml:space="preserve">1. </w:t>
-      </w:r>
-      <w:r>
-        <w:rPr>
-          <w:rFonts w:ascii="Aptos" w:hAnsi="Aptos" w:eastAsia="Microsoft YaHei"/>
-          <w:b w:val="0"/>
-          <w:color w:val="183247"/>
-          <w:sz w:val="21"/>
-        </w:rPr>
-        <w:t>AI 表单助手：整理活动说明，不改写人数、日期等事实；用户确认后才采用。</w:t>
-      </w:r>
-    </w:p>
-    <w:p>
-      <w:pPr>
-        <w:spacing w:after="80" w:line="312" w:lineRule="auto"/>
-        <w:ind w:left="312" w:hanging="142"/>
-      </w:pPr>
-      <w:r>
-        <w:rPr>
-          <w:rFonts w:ascii="Aptos" w:hAnsi="Aptos" w:eastAsia="Microsoft YaHei"/>
-          <w:b/>
-          <w:color w:val="0E9F8F"/>
-          <w:sz w:val="21"/>
-        </w:rPr>
-        <w:t xml:space="preserve">2. </w:t>
-      </w:r>
-      <w:r>
-        <w:rPr>
-          <w:rFonts w:ascii="Aptos" w:hAnsi="Aptos" w:eastAsia="Microsoft YaHei"/>
-          <w:b w:val="0"/>
-          <w:color w:val="183247"/>
-          <w:sz w:val="21"/>
-        </w:rPr>
-        <w:t>规则预检：必填、容量、时段和冲突由程序判断，并显示规则编号与证据。</w:t>
-      </w:r>
-    </w:p>
-    <w:p>
-      <w:pPr>
-        <w:spacing w:after="80" w:line="312" w:lineRule="auto"/>
-        <w:ind w:left="312" w:hanging="142"/>
-      </w:pPr>
-      <w:r>
-        <w:rPr>
-          <w:rFonts w:ascii="Aptos" w:hAnsi="Aptos" w:eastAsia="Microsoft YaHei"/>
-          <w:b/>
-          <w:color w:val="0E9F8F"/>
-          <w:sz w:val="21"/>
-        </w:rPr>
-        <w:t xml:space="preserve">3. </w:t>
-      </w:r>
-      <w:r>
-        <w:rPr>
-          <w:rFonts w:ascii="Aptos" w:hAnsi="Aptos" w:eastAsia="Microsoft YaHei"/>
-          <w:b w:val="0"/>
-          <w:color w:val="183247"/>
-          <w:sz w:val="21"/>
-        </w:rPr>
-        <w:t>审核协作：智能体只整理已验证事实和规则结果；退回文案只改写已确认原因。</w:t>
-      </w:r>
-    </w:p>
-    <w:p>
-      <w:pPr>
-        <w:spacing w:after="80" w:line="312" w:lineRule="auto"/>
-        <w:ind w:left="312" w:hanging="142"/>
-      </w:pPr>
-      <w:r>
-        <w:rPr>
-          <w:rFonts w:ascii="Aptos" w:hAnsi="Aptos" w:eastAsia="Microsoft YaHei"/>
-          <w:b/>
-          <w:color w:val="0E9F8F"/>
-          <w:sz w:val="21"/>
-        </w:rPr>
-        <w:t xml:space="preserve">4. </w:t>
-      </w:r>
-      <w:r>
-        <w:rPr>
-          <w:rFonts w:ascii="Aptos" w:hAnsi="Aptos" w:eastAsia="Microsoft YaHei"/>
-          <w:b w:val="0"/>
-          <w:color w:val="183247"/>
-          <w:sz w:val="21"/>
-        </w:rPr>
-        <w:t>受控状态机：草稿、提交、审核、退回、修订 V2、批准、办结均有权限、幂等与事件记录。</w:t>
-      </w:r>
-    </w:p>
-    <w:p>
-      <w:pPr>
-        <w:spacing w:after="80" w:line="312" w:lineRule="auto"/>
-        <w:ind w:left="312" w:hanging="142"/>
-      </w:pPr>
-      <w:r>
-        <w:rPr>
-          <w:rFonts w:ascii="Aptos" w:hAnsi="Aptos" w:eastAsia="Microsoft YaHei"/>
-          <w:b/>
-          <w:color w:val="0E9F8F"/>
-          <w:sz w:val="21"/>
-        </w:rPr>
-        <w:t xml:space="preserve">5. </w:t>
-      </w:r>
-      <w:r>
-        <w:rPr>
-          <w:rFonts w:ascii="Aptos" w:hAnsi="Aptos" w:eastAsia="Microsoft YaHei"/>
-          <w:b w:val="0"/>
-          <w:color w:val="183247"/>
-          <w:sz w:val="21"/>
-        </w:rPr>
-        <w:t>安全降级：模型超时、非 JSON、引用虚假规则等情况会被拒绝并启用固定模板，业务仍可继续。</w:t>
+        <w:t>赛道：教育管理应用创新赛 · 初赛</w:t>
       </w:r>
     </w:p>
     <w:p>
       <w:r>
         <w:br w:type="page"/>
-      </w:r>
-    </w:p>
-    <w:p>
-      <w:pPr>
-        <w:spacing w:after="120"/>
-      </w:pPr>
-      <w:r>
-        <w:rPr>
-          <w:rFonts w:ascii="Aptos" w:hAnsi="Aptos" w:eastAsia="Microsoft YaHei"/>
-          <w:b/>
-          <w:color w:val="0E9F8F"/>
-          <w:sz w:val="18"/>
-        </w:rPr>
-        <w:t>SECTION 02</w:t>
-      </w:r>
-    </w:p>
-    <w:p>
-      <w:pPr>
-        <w:pStyle w:val="Heading1"/>
-        <w:spacing w:after="80"/>
-      </w:pPr>
-      <w:r>
-        <w:t>创新与应用价值</w:t>
-      </w:r>
-    </w:p>
-    <w:p>
-      <w:pPr>
-        <w:spacing w:after="200"/>
-      </w:pPr>
-      <w:r>
-        <w:rPr>
-          <w:rFonts w:ascii="Aptos" w:hAnsi="Aptos" w:eastAsia="Microsoft YaHei"/>
-          <w:b w:val="0"/>
-          <w:color w:val="5C6F7F"/>
-          <w:sz w:val="21"/>
-        </w:rPr>
-        <w:t>创新不在“让模型做更多”，而在“让模型只做适合它的工作”。</w:t>
       </w:r>
     </w:p>
     <w:tbl>
@@ -945,13 +785,128 @@
         <w:tblLayout w:type="fixed"/>
       </w:tblPr>
       <w:tblGrid>
-        <w:gridCol w:w="9752"/>
+        <w:gridCol w:w="4819"/>
+        <w:gridCol w:w="4819"/>
       </w:tblGrid>
       <w:tr>
+        <w:trPr>
+          <w:cantSplit w:val="true"/>
+        </w:trPr>
         <w:tc>
           <w:tcPr>
-            <w:tcW w:type="dxa" w:w="9525"/>
-            <w:shd w:fill="0E9F8F"/>
+            <w:tcW w:type="dxa" w:w="878"/>
+            <w:shd w:val="clear" w:fill="16233A"/>
+            <w:tcBorders>
+              <w:top w:val="nil"/>
+              <w:left w:val="nil"/>
+              <w:bottom w:val="nil"/>
+              <w:right w:val="nil"/>
+            </w:tcBorders>
+            <w:tcMar>
+              <w:top w:w="120" w:type="dxa"/>
+              <w:start w:w="0" w:type="dxa"/>
+              <w:bottom w:w="120" w:type="dxa"/>
+              <w:end w:w="0" w:type="dxa"/>
+            </w:tcMar>
+          </w:tcPr>
+          <w:p>
+            <w:pPr>
+              <w:keepNext/>
+              <w:spacing w:after="0" w:before="0" w:line="240" w:lineRule="auto"/>
+              <w:jc w:val="center"/>
+            </w:pPr>
+            <w:r>
+              <w:rPr>
+                <w:rFonts w:ascii="Consolas" w:hAnsi="Consolas" w:eastAsia="Consolas"/>
+                <w:b/>
+                <w:color w:val="FFFFFF"/>
+                <w:sz w:val="40"/>
+              </w:rPr>
+              <w:t>01</w:t>
+            </w:r>
+          </w:p>
+        </w:tc>
+        <w:tc>
+          <w:tcPr>
+            <w:tcW w:type="dxa" w:w="8760"/>
+            <w:shd w:val="clear" w:fill="FFFFFF"/>
+            <w:tcBorders>
+              <w:top w:val="nil"/>
+              <w:left w:val="nil"/>
+              <w:bottom w:val="nil"/>
+              <w:right w:val="nil"/>
+            </w:tcBorders>
+            <w:tcMar>
+              <w:top w:w="100" w:type="dxa"/>
+              <w:start w:w="200" w:type="dxa"/>
+              <w:bottom w:w="100" w:type="dxa"/>
+              <w:end w:w="0" w:type="dxa"/>
+            </w:tcMar>
+          </w:tcPr>
+          <w:p>
+            <w:pPr>
+              <w:keepNext/>
+              <w:spacing w:after="40" w:before="0" w:line="288" w:lineRule="auto"/>
+            </w:pPr>
+            <w:r>
+              <w:rPr>
+                <w:rFonts w:ascii="Segoe UI" w:hAnsi="Segoe UI" w:eastAsia="Microsoft YaHei"/>
+                <w:b/>
+                <w:color w:val="16233A"/>
+                <w:sz w:val="38"/>
+              </w:rPr>
+              <w:t>项目概述</w:t>
+            </w:r>
+          </w:p>
+          <w:p>
+            <w:pPr>
+              <w:keepNext/>
+              <w:spacing w:after="0" w:before="0" w:line="336" w:lineRule="auto"/>
+            </w:pPr>
+            <w:r>
+              <w:rPr>
+                <w:rFonts w:ascii="Segoe UI" w:hAnsi="Segoe UI" w:eastAsia="Microsoft YaHei Light"/>
+                <w:b w:val="0"/>
+                <w:color w:val="5A6B7B"/>
+                <w:sz w:val="19"/>
+              </w:rPr>
+              <w:t>从一件每周都要处理的小事做起，把闭环做完整。</w:t>
+            </w:r>
+          </w:p>
+        </w:tc>
+      </w:tr>
+    </w:tbl>
+    <w:p>
+      <w:pPr>
+        <w:keepNext/>
+        <w:spacing w:after="120" w:before="0" w:line="240" w:lineRule="auto"/>
+      </w:pPr>
+    </w:p>
+    <w:tbl>
+      <w:tblPr>
+        <w:tblW w:type="auto" w:w="0"/>
+        <w:jc w:val="left"/>
+        <w:tblLook w:firstColumn="1" w:firstRow="1" w:lastColumn="0" w:lastRow="0" w:noHBand="0" w:noVBand="1" w:val="04A0"/>
+        <w:tblLayout w:type="fixed"/>
+      </w:tblPr>
+      <w:tblGrid>
+        <w:gridCol w:w="9638"/>
+      </w:tblGrid>
+      <w:tr>
+        <w:trPr>
+          <w:cantSplit w:val="true"/>
+          <w:cantSplit w:val="true"/>
+        </w:trPr>
+        <w:tc>
+          <w:tcPr>
+            <w:tcW w:type="dxa" w:w="9639"/>
+            <w:shd w:val="clear" w:fill="DCE4EA"/>
+            <w:tcBorders>
+              <w:top w:val="nil"/>
+              <w:left w:val="nil"/>
+              <w:bottom w:val="nil"/>
+              <w:right w:val="nil"/>
+            </w:tcBorders>
             <w:tcMar>
               <w:top w:w="0" w:type="dxa"/>
               <w:start w:w="0" w:type="dxa"/>
@@ -961,9 +916,16 @@
           </w:tcPr>
           <w:p>
             <w:pPr>
-              <w:spacing w:after="0"/>
+              <w:keepNext/>
+              <w:spacing w:after="0" w:before="0" w:line="240" w:lineRule="auto"/>
             </w:pPr>
             <w:r>
+              <w:rPr>
+                <w:rFonts w:ascii="Segoe UI" w:hAnsi="Segoe UI" w:eastAsia="Microsoft YaHei"/>
+                <w:b w:val="0"/>
+                <w:color w:val="DCE4EA"/>
+                <w:sz w:val="2"/>
+              </w:rPr>
               <w:t xml:space="preserve"> </w:t>
             </w:r>
           </w:p>
@@ -972,859 +934,37 @@
     </w:tbl>
     <w:p>
       <w:pPr>
-        <w:spacing w:after="0"/>
+        <w:keepNext w:val="0"/>
+        <w:spacing w:after="200" w:before="0" w:line="240" w:lineRule="auto"/>
       </w:pPr>
     </w:p>
-    <w:tbl>
-      <w:tblPr>
-        <w:tblW w:type="auto" w:w="0"/>
-        <w:jc w:val="center"/>
-        <w:tblLayout w:type="fixed"/>
-        <w:tblLook w:firstColumn="1" w:firstRow="1" w:lastColumn="0" w:lastRow="0" w:noHBand="0" w:noVBand="1" w:val="04A0"/>
-      </w:tblPr>
-      <w:tblGrid>
-        <w:gridCol w:w="3251"/>
-        <w:gridCol w:w="3251"/>
-        <w:gridCol w:w="3251"/>
-      </w:tblGrid>
-      <w:tr>
-        <w:trPr>
-          <w:tblHeader w:val="true"/>
-        </w:trPr>
-        <w:tc>
-          <w:tcPr>
-            <w:tcW w:type="dxa" w:w="1587"/>
-            <w:shd w:fill="102A43"/>
-            <w:tcMar>
-              <w:top w:w="100" w:type="dxa"/>
-              <w:start w:w="100" w:type="dxa"/>
-              <w:bottom w:w="100" w:type="dxa"/>
-              <w:end w:w="100" w:type="dxa"/>
-            </w:tcMar>
-            <w:vAlign w:val="center"/>
-            <w:tcBorders>
-              <w:top w:val="single" w:sz="3" w:color="D9E2E8"/>
-              <w:left w:val="single" w:sz="3" w:color="D9E2E8"/>
-              <w:bottom w:val="single" w:sz="3" w:color="D9E2E8"/>
-              <w:right w:val="single" w:sz="3" w:color="D9E2E8"/>
-            </w:tcBorders>
-          </w:tcPr>
-          <w:p>
-            <w:pPr>
-              <w:jc w:val="left"/>
-            </w:pPr>
-            <w:r>
-              <w:rPr>
-                <w:rFonts w:ascii="Aptos" w:hAnsi="Aptos" w:eastAsia="Microsoft YaHei"/>
-                <w:b/>
-                <w:color w:val="FFFFFF"/>
-                <w:sz w:val="17"/>
-              </w:rPr>
-              <w:t>设计维度</w:t>
-            </w:r>
-          </w:p>
-        </w:tc>
-        <w:tc>
-          <w:tcPr>
-            <w:tcW w:type="dxa" w:w="3969"/>
-            <w:shd w:fill="102A43"/>
-            <w:tcMar>
-              <w:top w:w="100" w:type="dxa"/>
-              <w:start w:w="100" w:type="dxa"/>
-              <w:bottom w:w="100" w:type="dxa"/>
-              <w:end w:w="100" w:type="dxa"/>
-            </w:tcMar>
-            <w:vAlign w:val="center"/>
-            <w:tcBorders>
-              <w:top w:val="single" w:sz="3" w:color="D9E2E8"/>
-              <w:left w:val="single" w:sz="3" w:color="D9E2E8"/>
-              <w:bottom w:val="single" w:sz="3" w:color="D9E2E8"/>
-              <w:right w:val="single" w:sz="3" w:color="D9E2E8"/>
-            </w:tcBorders>
-          </w:tcPr>
-          <w:p>
-            <w:pPr>
-              <w:jc w:val="left"/>
-            </w:pPr>
-            <w:r>
-              <w:rPr>
-                <w:rFonts w:ascii="Aptos" w:hAnsi="Aptos" w:eastAsia="Microsoft YaHei"/>
-                <w:b/>
-                <w:color w:val="FFFFFF"/>
-                <w:sz w:val="17"/>
-              </w:rPr>
-              <w:t>CampusOne 做法</w:t>
-            </w:r>
-          </w:p>
-        </w:tc>
-        <w:tc>
-          <w:tcPr>
-            <w:tcW w:type="dxa" w:w="3969"/>
-            <w:shd w:fill="102A43"/>
-            <w:tcMar>
-              <w:top w:w="100" w:type="dxa"/>
-              <w:start w:w="100" w:type="dxa"/>
-              <w:bottom w:w="100" w:type="dxa"/>
-              <w:end w:w="100" w:type="dxa"/>
-            </w:tcMar>
-            <w:vAlign w:val="center"/>
-            <w:tcBorders>
-              <w:top w:val="single" w:sz="3" w:color="D9E2E8"/>
-              <w:left w:val="single" w:sz="3" w:color="D9E2E8"/>
-              <w:bottom w:val="single" w:sz="3" w:color="D9E2E8"/>
-              <w:right w:val="single" w:sz="3" w:color="D9E2E8"/>
-            </w:tcBorders>
-          </w:tcPr>
-          <w:p>
-            <w:pPr>
-              <w:jc w:val="left"/>
-            </w:pPr>
-            <w:r>
-              <w:rPr>
-                <w:rFonts w:ascii="Aptos" w:hAnsi="Aptos" w:eastAsia="Microsoft YaHei"/>
-                <w:b/>
-                <w:color w:val="FFFFFF"/>
-                <w:sz w:val="17"/>
-              </w:rPr>
-              <w:t>带来的价值</w:t>
-            </w:r>
-          </w:p>
-        </w:tc>
-      </w:tr>
-      <w:tr>
-        <w:tc>
-          <w:tcPr>
-            <w:tcW w:type="dxa" w:w="3251"/>
-            <w:shd w:fill="FFFFFF"/>
-            <w:tcMar>
-              <w:top w:w="90" w:type="dxa"/>
-              <w:start w:w="100" w:type="dxa"/>
-              <w:bottom w:w="90" w:type="dxa"/>
-              <w:end w:w="100" w:type="dxa"/>
-            </w:tcMar>
-            <w:vAlign w:val="top"/>
-            <w:tcBorders>
-              <w:top w:val="single" w:sz="3" w:color="D9E2E8"/>
-              <w:left w:val="single" w:sz="3" w:color="D9E2E8"/>
-              <w:bottom w:val="single" w:sz="3" w:color="D9E2E8"/>
-              <w:right w:val="single" w:sz="3" w:color="D9E2E8"/>
-            </w:tcBorders>
-          </w:tcPr>
-          <w:p>
-            <w:pPr>
-              <w:spacing w:after="0" w:line="276" w:lineRule="auto"/>
-            </w:pPr>
-            <w:r>
-              <w:rPr>
-                <w:rFonts w:ascii="Aptos" w:hAnsi="Aptos" w:eastAsia="Microsoft YaHei"/>
-                <w:b w:val="0"/>
-                <w:color w:val="183247"/>
-                <w:sz w:val="17"/>
-              </w:rPr>
-              <w:t>决策机制</w:t>
-            </w:r>
-          </w:p>
-        </w:tc>
-        <w:tc>
-          <w:tcPr>
-            <w:tcW w:type="dxa" w:w="3251"/>
-            <w:shd w:fill="FFFFFF"/>
-            <w:tcMar>
-              <w:top w:w="90" w:type="dxa"/>
-              <w:start w:w="100" w:type="dxa"/>
-              <w:bottom w:w="90" w:type="dxa"/>
-              <w:end w:w="100" w:type="dxa"/>
-            </w:tcMar>
-            <w:vAlign w:val="top"/>
-            <w:tcBorders>
-              <w:top w:val="single" w:sz="3" w:color="D9E2E8"/>
-              <w:left w:val="single" w:sz="3" w:color="D9E2E8"/>
-              <w:bottom w:val="single" w:sz="3" w:color="D9E2E8"/>
-              <w:right w:val="single" w:sz="3" w:color="D9E2E8"/>
-            </w:tcBorders>
-          </w:tcPr>
-          <w:p>
-            <w:pPr>
-              <w:spacing w:after="0" w:line="276" w:lineRule="auto"/>
-            </w:pPr>
-            <w:r>
-              <w:rPr>
-                <w:rFonts w:ascii="Aptos" w:hAnsi="Aptos" w:eastAsia="Microsoft YaHei"/>
-                <w:b w:val="0"/>
-                <w:color w:val="183247"/>
-                <w:sz w:val="17"/>
-              </w:rPr>
-              <w:t>AI 理解 + 程序判定 + 人工确认</w:t>
-            </w:r>
-          </w:p>
-        </w:tc>
-        <w:tc>
-          <w:tcPr>
-            <w:tcW w:type="dxa" w:w="3251"/>
-            <w:shd w:fill="FFFFFF"/>
-            <w:tcMar>
-              <w:top w:w="90" w:type="dxa"/>
-              <w:start w:w="100" w:type="dxa"/>
-              <w:bottom w:w="90" w:type="dxa"/>
-              <w:end w:w="100" w:type="dxa"/>
-            </w:tcMar>
-            <w:vAlign w:val="top"/>
-            <w:tcBorders>
-              <w:top w:val="single" w:sz="3" w:color="D9E2E8"/>
-              <w:left w:val="single" w:sz="3" w:color="D9E2E8"/>
-              <w:bottom w:val="single" w:sz="3" w:color="D9E2E8"/>
-              <w:right w:val="single" w:sz="3" w:color="D9E2E8"/>
-            </w:tcBorders>
-          </w:tcPr>
-          <w:p>
-            <w:pPr>
-              <w:spacing w:after="0" w:line="276" w:lineRule="auto"/>
-            </w:pPr>
-            <w:r>
-              <w:rPr>
-                <w:rFonts w:ascii="Aptos" w:hAnsi="Aptos" w:eastAsia="Microsoft YaHei"/>
-                <w:b w:val="0"/>
-                <w:color w:val="183247"/>
-                <w:sz w:val="17"/>
-              </w:rPr>
-              <w:t>降低幻觉直接影响正式业务的风险</w:t>
-            </w:r>
-          </w:p>
-        </w:tc>
-      </w:tr>
-      <w:tr>
-        <w:tc>
-          <w:tcPr>
-            <w:tcW w:type="dxa" w:w="3251"/>
-            <w:shd w:fill="F4F7F9"/>
-            <w:tcMar>
-              <w:top w:w="90" w:type="dxa"/>
-              <w:start w:w="100" w:type="dxa"/>
-              <w:bottom w:w="90" w:type="dxa"/>
-              <w:end w:w="100" w:type="dxa"/>
-            </w:tcMar>
-            <w:vAlign w:val="top"/>
-            <w:tcBorders>
-              <w:top w:val="single" w:sz="3" w:color="D9E2E8"/>
-              <w:left w:val="single" w:sz="3" w:color="D9E2E8"/>
-              <w:bottom w:val="single" w:sz="3" w:color="D9E2E8"/>
-              <w:right w:val="single" w:sz="3" w:color="D9E2E8"/>
-            </w:tcBorders>
-          </w:tcPr>
-          <w:p>
-            <w:pPr>
-              <w:spacing w:after="0" w:line="276" w:lineRule="auto"/>
-            </w:pPr>
-            <w:r>
-              <w:rPr>
-                <w:rFonts w:ascii="Aptos" w:hAnsi="Aptos" w:eastAsia="Microsoft YaHei"/>
-                <w:b w:val="0"/>
-                <w:color w:val="183247"/>
-                <w:sz w:val="17"/>
-              </w:rPr>
-              <w:t>证据机制</w:t>
-            </w:r>
-          </w:p>
-        </w:tc>
-        <w:tc>
-          <w:tcPr>
-            <w:tcW w:type="dxa" w:w="3251"/>
-            <w:shd w:fill="F4F7F9"/>
-            <w:tcMar>
-              <w:top w:w="90" w:type="dxa"/>
-              <w:start w:w="100" w:type="dxa"/>
-              <w:bottom w:w="90" w:type="dxa"/>
-              <w:end w:w="100" w:type="dxa"/>
-            </w:tcMar>
-            <w:vAlign w:val="top"/>
-            <w:tcBorders>
-              <w:top w:val="single" w:sz="3" w:color="D9E2E8"/>
-              <w:left w:val="single" w:sz="3" w:color="D9E2E8"/>
-              <w:bottom w:val="single" w:sz="3" w:color="D9E2E8"/>
-              <w:right w:val="single" w:sz="3" w:color="D9E2E8"/>
-            </w:tcBorders>
-          </w:tcPr>
-          <w:p>
-            <w:pPr>
-              <w:spacing w:after="0" w:line="276" w:lineRule="auto"/>
-            </w:pPr>
-            <w:r>
-              <w:rPr>
-                <w:rFonts w:ascii="Aptos" w:hAnsi="Aptos" w:eastAsia="Microsoft YaHei"/>
-                <w:b w:val="0"/>
-                <w:color w:val="183247"/>
-                <w:sz w:val="17"/>
-              </w:rPr>
-              <w:t>规则 ID、知识片段、版本、事件、AI 运行同屏</w:t>
-            </w:r>
-          </w:p>
-        </w:tc>
-        <w:tc>
-          <w:tcPr>
-            <w:tcW w:type="dxa" w:w="3251"/>
-            <w:shd w:fill="F4F7F9"/>
-            <w:tcMar>
-              <w:top w:w="90" w:type="dxa"/>
-              <w:start w:w="100" w:type="dxa"/>
-              <w:bottom w:w="90" w:type="dxa"/>
-              <w:end w:w="100" w:type="dxa"/>
-            </w:tcMar>
-            <w:vAlign w:val="top"/>
-            <w:tcBorders>
-              <w:top w:val="single" w:sz="3" w:color="D9E2E8"/>
-              <w:left w:val="single" w:sz="3" w:color="D9E2E8"/>
-              <w:bottom w:val="single" w:sz="3" w:color="D9E2E8"/>
-              <w:right w:val="single" w:sz="3" w:color="D9E2E8"/>
-            </w:tcBorders>
-          </w:tcPr>
-          <w:p>
-            <w:pPr>
-              <w:spacing w:after="0" w:line="276" w:lineRule="auto"/>
-            </w:pPr>
-            <w:r>
-              <w:rPr>
-                <w:rFonts w:ascii="Aptos" w:hAnsi="Aptos" w:eastAsia="Microsoft YaHei"/>
-                <w:b w:val="0"/>
-                <w:color w:val="183247"/>
-                <w:sz w:val="17"/>
-              </w:rPr>
-              <w:t>结论可追溯、过程可复核</w:t>
-            </w:r>
-          </w:p>
-        </w:tc>
-      </w:tr>
-      <w:tr>
-        <w:tc>
-          <w:tcPr>
-            <w:tcW w:type="dxa" w:w="3251"/>
-            <w:shd w:fill="FFFFFF"/>
-            <w:tcMar>
-              <w:top w:w="90" w:type="dxa"/>
-              <w:start w:w="100" w:type="dxa"/>
-              <w:bottom w:w="90" w:type="dxa"/>
-              <w:end w:w="100" w:type="dxa"/>
-            </w:tcMar>
-            <w:vAlign w:val="top"/>
-            <w:tcBorders>
-              <w:top w:val="single" w:sz="3" w:color="D9E2E8"/>
-              <w:left w:val="single" w:sz="3" w:color="D9E2E8"/>
-              <w:bottom w:val="single" w:sz="3" w:color="D9E2E8"/>
-              <w:right w:val="single" w:sz="3" w:color="D9E2E8"/>
-            </w:tcBorders>
-          </w:tcPr>
-          <w:p>
-            <w:pPr>
-              <w:spacing w:after="0" w:line="276" w:lineRule="auto"/>
-            </w:pPr>
-            <w:r>
-              <w:rPr>
-                <w:rFonts w:ascii="Aptos" w:hAnsi="Aptos" w:eastAsia="Microsoft YaHei"/>
-                <w:b w:val="0"/>
-                <w:color w:val="183247"/>
-                <w:sz w:val="17"/>
-              </w:rPr>
-              <w:t>故障机制</w:t>
-            </w:r>
-          </w:p>
-        </w:tc>
-        <w:tc>
-          <w:tcPr>
-            <w:tcW w:type="dxa" w:w="3251"/>
-            <w:shd w:fill="FFFFFF"/>
-            <w:tcMar>
-              <w:top w:w="90" w:type="dxa"/>
-              <w:start w:w="100" w:type="dxa"/>
-              <w:bottom w:w="90" w:type="dxa"/>
-              <w:end w:w="100" w:type="dxa"/>
-            </w:tcMar>
-            <w:vAlign w:val="top"/>
-            <w:tcBorders>
-              <w:top w:val="single" w:sz="3" w:color="D9E2E8"/>
-              <w:left w:val="single" w:sz="3" w:color="D9E2E8"/>
-              <w:bottom w:val="single" w:sz="3" w:color="D9E2E8"/>
-              <w:right w:val="single" w:sz="3" w:color="D9E2E8"/>
-            </w:tcBorders>
-          </w:tcPr>
-          <w:p>
-            <w:pPr>
-              <w:spacing w:after="0" w:line="276" w:lineRule="auto"/>
-            </w:pPr>
-            <w:r>
-              <w:rPr>
-                <w:rFonts w:ascii="Aptos" w:hAnsi="Aptos" w:eastAsia="Microsoft YaHei"/>
-                <w:b w:val="0"/>
-                <w:color w:val="183247"/>
-                <w:sz w:val="17"/>
-              </w:rPr>
-              <w:t>非 JSON、超时、虚假规则注入可视化</w:t>
-            </w:r>
-          </w:p>
-        </w:tc>
-        <w:tc>
-          <w:tcPr>
-            <w:tcW w:type="dxa" w:w="3251"/>
-            <w:shd w:fill="FFFFFF"/>
-            <w:tcMar>
-              <w:top w:w="90" w:type="dxa"/>
-              <w:start w:w="100" w:type="dxa"/>
-              <w:bottom w:w="90" w:type="dxa"/>
-              <w:end w:w="100" w:type="dxa"/>
-            </w:tcMar>
-            <w:vAlign w:val="top"/>
-            <w:tcBorders>
-              <w:top w:val="single" w:sz="3" w:color="D9E2E8"/>
-              <w:left w:val="single" w:sz="3" w:color="D9E2E8"/>
-              <w:bottom w:val="single" w:sz="3" w:color="D9E2E8"/>
-              <w:right w:val="single" w:sz="3" w:color="D9E2E8"/>
-            </w:tcBorders>
-          </w:tcPr>
-          <w:p>
-            <w:pPr>
-              <w:spacing w:after="0" w:line="276" w:lineRule="auto"/>
-            </w:pPr>
-            <w:r>
-              <w:rPr>
-                <w:rFonts w:ascii="Aptos" w:hAnsi="Aptos" w:eastAsia="Microsoft YaHei"/>
-                <w:b w:val="0"/>
-                <w:color w:val="183247"/>
-                <w:sz w:val="17"/>
-              </w:rPr>
-              <w:t>能证明系统在异常下仍然可控</w:t>
-            </w:r>
-          </w:p>
-        </w:tc>
-      </w:tr>
-      <w:tr>
-        <w:tc>
-          <w:tcPr>
-            <w:tcW w:type="dxa" w:w="3251"/>
-            <w:shd w:fill="F4F7F9"/>
-            <w:tcMar>
-              <w:top w:w="90" w:type="dxa"/>
-              <w:start w:w="100" w:type="dxa"/>
-              <w:bottom w:w="90" w:type="dxa"/>
-              <w:end w:w="100" w:type="dxa"/>
-            </w:tcMar>
-            <w:vAlign w:val="top"/>
-            <w:tcBorders>
-              <w:top w:val="single" w:sz="3" w:color="D9E2E8"/>
-              <w:left w:val="single" w:sz="3" w:color="D9E2E8"/>
-              <w:bottom w:val="single" w:sz="3" w:color="D9E2E8"/>
-              <w:right w:val="single" w:sz="3" w:color="D9E2E8"/>
-            </w:tcBorders>
-          </w:tcPr>
-          <w:p>
-            <w:pPr>
-              <w:spacing w:after="0" w:line="276" w:lineRule="auto"/>
-            </w:pPr>
-            <w:r>
-              <w:rPr>
-                <w:rFonts w:ascii="Aptos" w:hAnsi="Aptos" w:eastAsia="Microsoft YaHei"/>
-                <w:b w:val="0"/>
-                <w:color w:val="183247"/>
-                <w:sz w:val="17"/>
-              </w:rPr>
-              <w:t>扩展机制</w:t>
-            </w:r>
-          </w:p>
-        </w:tc>
-        <w:tc>
-          <w:tcPr>
-            <w:tcW w:type="dxa" w:w="3251"/>
-            <w:shd w:fill="F4F7F9"/>
-            <w:tcMar>
-              <w:top w:w="90" w:type="dxa"/>
-              <w:start w:w="100" w:type="dxa"/>
-              <w:bottom w:w="90" w:type="dxa"/>
-              <w:end w:w="100" w:type="dxa"/>
-            </w:tcMar>
-            <w:vAlign w:val="top"/>
-            <w:tcBorders>
-              <w:top w:val="single" w:sz="3" w:color="D9E2E8"/>
-              <w:left w:val="single" w:sz="3" w:color="D9E2E8"/>
-              <w:bottom w:val="single" w:sz="3" w:color="D9E2E8"/>
-              <w:right w:val="single" w:sz="3" w:color="D9E2E8"/>
-            </w:tcBorders>
-          </w:tcPr>
-          <w:p>
-            <w:pPr>
-              <w:spacing w:after="0" w:line="276" w:lineRule="auto"/>
-            </w:pPr>
-            <w:r>
-              <w:rPr>
-                <w:rFonts w:ascii="Aptos" w:hAnsi="Aptos" w:eastAsia="Microsoft YaHei"/>
-                <w:b w:val="0"/>
-                <w:color w:val="183247"/>
-                <w:sz w:val="17"/>
-              </w:rPr>
-              <w:t>OpenAI-compatible 模型适配 + 领域任务契约</w:t>
-            </w:r>
-          </w:p>
-        </w:tc>
-        <w:tc>
-          <w:tcPr>
-            <w:tcW w:type="dxa" w:w="3251"/>
-            <w:shd w:fill="F4F7F9"/>
-            <w:tcMar>
-              <w:top w:w="90" w:type="dxa"/>
-              <w:start w:w="100" w:type="dxa"/>
-              <w:bottom w:w="90" w:type="dxa"/>
-              <w:end w:w="100" w:type="dxa"/>
-            </w:tcMar>
-            <w:vAlign w:val="top"/>
-            <w:tcBorders>
-              <w:top w:val="single" w:sz="3" w:color="D9E2E8"/>
-              <w:left w:val="single" w:sz="3" w:color="D9E2E8"/>
-              <w:bottom w:val="single" w:sz="3" w:color="D9E2E8"/>
-              <w:right w:val="single" w:sz="3" w:color="D9E2E8"/>
-            </w:tcBorders>
-          </w:tcPr>
-          <w:p>
-            <w:pPr>
-              <w:spacing w:after="0" w:line="276" w:lineRule="auto"/>
-            </w:pPr>
-            <w:r>
-              <w:rPr>
-                <w:rFonts w:ascii="Aptos" w:hAnsi="Aptos" w:eastAsia="Microsoft YaHei"/>
-                <w:b w:val="0"/>
-                <w:color w:val="183247"/>
-                <w:sz w:val="17"/>
-              </w:rPr>
-              <w:t>可替换 MaaS，可复制到其他校园事务</w:t>
-            </w:r>
-          </w:p>
-        </w:tc>
-      </w:tr>
-    </w:tbl>
-    <w:p/>
     <w:p>
       <w:pPr>
-        <w:spacing w:after="120" w:line="336" w:lineRule="auto"/>
+        <w:spacing w:after="140" w:before="0" w:line="360" w:lineRule="auto"/>
       </w:pPr>
       <w:r>
         <w:rPr>
-          <w:rFonts w:ascii="Aptos" w:hAnsi="Aptos" w:eastAsia="Microsoft YaHei"/>
+          <w:rFonts w:ascii="Segoe UI" w:hAnsi="Segoe UI" w:eastAsia="Microsoft YaHei Light"/>
           <w:b w:val="0"/>
-          <w:color w:val="183247"/>
+          <w:color w:val="16233A"/>
           <w:sz w:val="21"/>
         </w:rPr>
-        <w:t>CampusOne 可减少低质量提交和机械核对，让审核人聚焦安全性与活动合理性。相同可信控制面可扩展至证明申请、设备借用和访客预约。效率变化将在真实试点中测量，本阶段不虚构运营数据。</w:t>
+        <w:t>场地申请规则密集，来回沟通的成本很高。学生不清楚要填什么、为什么被退回；管理员反复核对人数、时段和设备，再手写一遍退回意见。CampusOne 把这条流程做成了可运行的系统：AI 整理表述，程序逐条判定六项规则，管理员基于带证据的摘要决定批准还是退回，每次状态变化和模型调用都留档。</w:t>
       </w:r>
     </w:p>
     <w:p>
       <w:pPr>
-        <w:pStyle w:val="Heading2"/>
-      </w:pPr>
-      <w:r>
-        <w:t>已完成验证</w:t>
-      </w:r>
-    </w:p>
-    <w:tbl>
-      <w:tblPr>
-        <w:tblW w:type="auto" w:w="0"/>
-        <w:jc w:val="center"/>
-        <w:tblLook w:firstColumn="1" w:firstRow="1" w:lastColumn="0" w:lastRow="0" w:noHBand="0" w:noVBand="1" w:val="04A0"/>
-        <w:tblLayout w:type="fixed"/>
-      </w:tblPr>
-      <w:tblGrid>
-        <w:gridCol w:w="3251"/>
-        <w:gridCol w:w="3251"/>
-        <w:gridCol w:w="3251"/>
-      </w:tblGrid>
-      <w:tr>
-        <w:tc>
-          <w:tcPr>
-            <w:tcW w:type="dxa" w:w="3175"/>
-            <w:shd w:fill="F4F7F9"/>
-            <w:tcMar>
-              <w:top w:w="160" w:type="dxa"/>
-              <w:start w:w="150" w:type="dxa"/>
-              <w:bottom w:w="150" w:type="dxa"/>
-              <w:end w:w="150" w:type="dxa"/>
-            </w:tcMar>
-            <w:tcBorders>
-              <w:top w:val="single" w:sz="5" w:color="FFFFFF"/>
-              <w:left w:val="single" w:sz="5" w:color="FFFFFF"/>
-              <w:bottom w:val="single" w:sz="5" w:color="FFFFFF"/>
-              <w:right w:val="single" w:sz="5" w:color="FFFFFF"/>
-            </w:tcBorders>
-          </w:tcPr>
-          <w:p>
-            <w:pPr>
-              <w:jc w:val="center"/>
-            </w:pPr>
-            <w:r>
-              <w:rPr>
-                <w:rFonts w:ascii="Aptos" w:hAnsi="Aptos" w:eastAsia="Microsoft YaHei"/>
-                <w:b/>
-                <w:color w:val="0E9F8F"/>
-                <w:sz w:val="36"/>
-              </w:rPr>
-              <w:t>13 / 13</w:t>
-            </w:r>
-          </w:p>
-          <w:p>
-            <w:pPr>
-              <w:spacing w:after="40"/>
-              <w:jc w:val="center"/>
-            </w:pPr>
-            <w:r>
-              <w:rPr>
-                <w:rFonts w:ascii="Aptos" w:hAnsi="Aptos" w:eastAsia="Microsoft YaHei"/>
-                <w:b/>
-                <w:color w:val="102A43"/>
-                <w:sz w:val="19"/>
-              </w:rPr>
-              <w:t>单元测试</w:t>
-            </w:r>
-          </w:p>
-          <w:p>
-            <w:pPr>
-              <w:spacing w:after="0"/>
-              <w:jc w:val="center"/>
-            </w:pPr>
-            <w:r>
-              <w:rPr>
-                <w:rFonts w:ascii="Aptos" w:hAnsi="Aptos" w:eastAsia="Microsoft YaHei"/>
-                <w:b w:val="0"/>
-                <w:color w:val="5C6F7F"/>
-                <w:sz w:val="16"/>
-              </w:rPr>
-              <w:t>规则 / 状态 / AI 契约</w:t>
-            </w:r>
-          </w:p>
-        </w:tc>
-        <w:tc>
-          <w:tcPr>
-            <w:tcW w:type="dxa" w:w="3175"/>
-            <w:shd w:fill="EAF2F8"/>
-            <w:tcMar>
-              <w:top w:w="160" w:type="dxa"/>
-              <w:start w:w="150" w:type="dxa"/>
-              <w:bottom w:w="150" w:type="dxa"/>
-              <w:end w:w="150" w:type="dxa"/>
-            </w:tcMar>
-            <w:tcBorders>
-              <w:top w:val="single" w:sz="5" w:color="FFFFFF"/>
-              <w:left w:val="single" w:sz="5" w:color="FFFFFF"/>
-              <w:bottom w:val="single" w:sz="5" w:color="FFFFFF"/>
-              <w:right w:val="single" w:sz="5" w:color="FFFFFF"/>
-            </w:tcBorders>
-          </w:tcPr>
-          <w:p>
-            <w:pPr>
-              <w:jc w:val="center"/>
-            </w:pPr>
-            <w:r>
-              <w:rPr>
-                <w:rFonts w:ascii="Aptos" w:hAnsi="Aptos" w:eastAsia="Microsoft YaHei"/>
-                <w:b/>
-                <w:color w:val="0E9F8F"/>
-                <w:sz w:val="36"/>
-              </w:rPr>
-              <w:t>9</w:t>
-            </w:r>
-          </w:p>
-          <w:p>
-            <w:pPr>
-              <w:spacing w:after="40"/>
-              <w:jc w:val="center"/>
-            </w:pPr>
-            <w:r>
-              <w:rPr>
-                <w:rFonts w:ascii="Aptos" w:hAnsi="Aptos" w:eastAsia="Microsoft YaHei"/>
-                <w:b/>
-                <w:color w:val="102A43"/>
-                <w:sz w:val="19"/>
-              </w:rPr>
-              <w:t>闭环事件</w:t>
-            </w:r>
-          </w:p>
-          <w:p>
-            <w:pPr>
-              <w:spacing w:after="0"/>
-              <w:jc w:val="center"/>
-            </w:pPr>
-            <w:r>
-              <w:rPr>
-                <w:rFonts w:ascii="Aptos" w:hAnsi="Aptos" w:eastAsia="Microsoft YaHei"/>
-                <w:b w:val="0"/>
-                <w:color w:val="5C6F7F"/>
-                <w:sz w:val="16"/>
-              </w:rPr>
-              <w:t>含退回与 V2</w:t>
-            </w:r>
-          </w:p>
-        </w:tc>
-        <w:tc>
-          <w:tcPr>
-            <w:tcW w:type="dxa" w:w="3175"/>
-            <w:shd w:fill="F4F7F9"/>
-            <w:tcMar>
-              <w:top w:w="160" w:type="dxa"/>
-              <w:start w:w="150" w:type="dxa"/>
-              <w:bottom w:w="150" w:type="dxa"/>
-              <w:end w:w="150" w:type="dxa"/>
-            </w:tcMar>
-            <w:tcBorders>
-              <w:top w:val="single" w:sz="5" w:color="FFFFFF"/>
-              <w:left w:val="single" w:sz="5" w:color="FFFFFF"/>
-              <w:bottom w:val="single" w:sz="5" w:color="FFFFFF"/>
-              <w:right w:val="single" w:sz="5" w:color="FFFFFF"/>
-            </w:tcBorders>
-          </w:tcPr>
-          <w:p>
-            <w:pPr>
-              <w:jc w:val="center"/>
-            </w:pPr>
-            <w:r>
-              <w:rPr>
-                <w:rFonts w:ascii="Aptos" w:hAnsi="Aptos" w:eastAsia="Microsoft YaHei"/>
-                <w:b/>
-                <w:color w:val="0E9F8F"/>
-                <w:sz w:val="36"/>
-              </w:rPr>
-              <w:t>0</w:t>
-            </w:r>
-          </w:p>
-          <w:p>
-            <w:pPr>
-              <w:spacing w:after="40"/>
-              <w:jc w:val="center"/>
-            </w:pPr>
-            <w:r>
-              <w:rPr>
-                <w:rFonts w:ascii="Aptos" w:hAnsi="Aptos" w:eastAsia="Microsoft YaHei"/>
-                <w:b/>
-                <w:color w:val="102A43"/>
-                <w:sz w:val="19"/>
-              </w:rPr>
-              <w:t>高危依赖</w:t>
-            </w:r>
-          </w:p>
-          <w:p>
-            <w:pPr>
-              <w:spacing w:after="0"/>
-              <w:jc w:val="center"/>
-            </w:pPr>
-            <w:r>
-              <w:rPr>
-                <w:rFonts w:ascii="Aptos" w:hAnsi="Aptos" w:eastAsia="Microsoft YaHei"/>
-                <w:b w:val="0"/>
-                <w:color w:val="5C6F7F"/>
-                <w:sz w:val="16"/>
-              </w:rPr>
-              <w:t>Critical / High</w:t>
-            </w:r>
-          </w:p>
-        </w:tc>
-      </w:tr>
-    </w:tbl>
-    <w:p/>
-    <w:p>
-      <w:pPr>
-        <w:pStyle w:val="ListBullet"/>
-        <w:spacing w:after="40" w:line="300" w:lineRule="auto"/>
-        <w:ind w:left="312" w:hanging="142"/>
+        <w:spacing w:after="140" w:before="0" w:line="360" w:lineRule="auto"/>
+        <w:keepNext/>
       </w:pPr>
       <w:r>
         <w:rPr>
-          <w:rFonts w:ascii="Aptos" w:hAnsi="Aptos" w:eastAsia="Microsoft YaHei"/>
+          <w:rFonts w:ascii="Segoe UI" w:hAnsi="Segoe UI" w:eastAsia="Microsoft YaHei Light"/>
           <w:b w:val="0"/>
-          <w:color w:val="183247"/>
-          <w:sz w:val="20"/>
-        </w:rPr>
-        <w:t>完整状态链已人工验证：draft → submitted → under_review → returned → draft(V2) → submitted → under_review → approved → completed。</w:t>
-      </w:r>
-    </w:p>
-    <w:p>
-      <w:pPr>
-        <w:pStyle w:val="ListBullet"/>
-        <w:spacing w:after="40" w:line="300" w:lineRule="auto"/>
-        <w:ind w:left="312" w:hanging="142"/>
-      </w:pPr>
-      <w:r>
-        <w:rPr>
-          <w:rFonts w:ascii="Aptos" w:hAnsi="Aptos" w:eastAsia="Microsoft YaHei"/>
-          <w:b w:val="0"/>
-          <w:color w:val="183247"/>
-          <w:sz w:val="20"/>
-        </w:rPr>
-        <w:t>重复状态迁移不会生成重复事件；学生越权批准被拒绝。</w:t>
-      </w:r>
-    </w:p>
-    <w:p>
-      <w:pPr>
-        <w:pStyle w:val="ListBullet"/>
-        <w:spacing w:after="40" w:line="300" w:lineRule="auto"/>
-        <w:ind w:left="312" w:hanging="142"/>
-      </w:pPr>
-      <w:r>
-        <w:rPr>
-          <w:rFonts w:ascii="Aptos" w:hAnsi="Aptos" w:eastAsia="Microsoft YaHei"/>
-          <w:b w:val="0"/>
-          <w:color w:val="183247"/>
-          <w:sz w:val="20"/>
-        </w:rPr>
-        <w:t>模型引用不存在规则时返回 RULE_NOT_FOUND，事务状态保持不变。</w:t>
-      </w:r>
-    </w:p>
-    <w:p>
-      <w:pPr>
-        <w:pStyle w:val="ListBullet"/>
-        <w:spacing w:after="40" w:line="300" w:lineRule="auto"/>
-        <w:ind w:left="312" w:hanging="142"/>
-      </w:pPr>
-      <w:r>
-        <w:rPr>
-          <w:rFonts w:ascii="Aptos" w:hAnsi="Aptos" w:eastAsia="Microsoft YaHei"/>
-          <w:b w:val="0"/>
-          <w:color w:val="183247"/>
-          <w:sz w:val="20"/>
-        </w:rPr>
-        <w:t>桌面与移动端界面、WebMCP 三项工具契约、生产构建和私有部署均已验证。</w:t>
-      </w:r>
-    </w:p>
-    <w:p>
-      <w:r>
-        <w:br w:type="page"/>
-      </w:r>
-    </w:p>
-    <w:p>
-      <w:pPr>
-        <w:spacing w:after="120"/>
-      </w:pPr>
-      <w:r>
-        <w:rPr>
-          <w:rFonts w:ascii="Aptos" w:hAnsi="Aptos" w:eastAsia="Microsoft YaHei"/>
-          <w:b/>
-          <w:color w:val="0E9F8F"/>
-          <w:sz w:val="18"/>
-        </w:rPr>
-        <w:t>SECTION 03</w:t>
-      </w:r>
-    </w:p>
-    <w:p>
-      <w:pPr>
-        <w:pStyle w:val="Heading1"/>
-        <w:spacing w:after="80"/>
-      </w:pPr>
-      <w:r>
-        <w:t>交付与后续计划</w:t>
-      </w:r>
-    </w:p>
-    <w:p>
-      <w:pPr>
-        <w:spacing w:after="200"/>
-      </w:pPr>
-      <w:r>
-        <w:rPr>
-          <w:rFonts w:ascii="Aptos" w:hAnsi="Aptos" w:eastAsia="Microsoft YaHei"/>
-          <w:b w:val="0"/>
-          <w:color w:val="5C6F7F"/>
+          <w:color w:val="16233A"/>
           <w:sz w:val="21"/>
         </w:rPr>
-        <w:t>初赛展示“能运行、能解释、能验证”；复赛推进真实接入与试点。</w:t>
+        <w:t>申请、预检、提交、接件、退回、修订 V2、批准到归档已完整跑通。前端是四视图工作台，后端运行在 Cloudflare Worker，数据存于 D1。演示默认接入 DeepSeek，也可切换到可复现的本地模式离线演示。</w:t>
       </w:r>
     </w:p>
     <w:tbl>
@@ -1835,13 +975,302 @@
         <w:tblLayout w:type="fixed"/>
       </w:tblPr>
       <w:tblGrid>
-        <w:gridCol w:w="9752"/>
+        <w:gridCol w:w="4819"/>
+        <w:gridCol w:w="4819"/>
       </w:tblGrid>
       <w:tr>
+        <w:trPr>
+          <w:cantSplit w:val="true"/>
+        </w:trPr>
         <w:tc>
           <w:tcPr>
-            <w:tcW w:type="dxa" w:w="9525"/>
-            <w:shd w:fill="0E9F8F"/>
+            <w:tcW w:type="dxa" w:w="90"/>
+            <w:shd w:val="clear" w:fill="0F6E78"/>
+            <w:tcBorders>
+              <w:top w:val="nil"/>
+              <w:left w:val="nil"/>
+              <w:bottom w:val="nil"/>
+              <w:right w:val="nil"/>
+            </w:tcBorders>
+            <w:tcMar>
+              <w:top w:w="0" w:type="dxa"/>
+              <w:start w:w="0" w:type="dxa"/>
+              <w:bottom w:w="0" w:type="dxa"/>
+              <w:end w:w="0" w:type="dxa"/>
+            </w:tcMar>
+          </w:tcPr>
+          <w:p/>
+        </w:tc>
+        <w:tc>
+          <w:tcPr>
+            <w:tcW w:type="dxa" w:w="9548"/>
+            <w:shd w:val="clear" w:fill="E6F2F3"/>
+            <w:tcBorders>
+              <w:top w:val="nil"/>
+              <w:left w:val="nil"/>
+              <w:bottom w:val="nil"/>
+              <w:right w:val="nil"/>
+            </w:tcBorders>
+            <w:tcMar>
+              <w:top w:w="150" w:type="dxa"/>
+              <w:start w:w="170" w:type="dxa"/>
+              <w:bottom w:w="150" w:type="dxa"/>
+              <w:end w:w="170" w:type="dxa"/>
+            </w:tcMar>
+          </w:tcPr>
+          <w:p>
+            <w:pPr>
+              <w:spacing w:after="60" w:before="0" w:line="312" w:lineRule="auto"/>
+            </w:pPr>
+            <w:r>
+              <w:rPr>
+                <w:rFonts w:ascii="Segoe UI" w:hAnsi="Segoe UI" w:eastAsia="Microsoft YaHei"/>
+                <w:b/>
+                <w:color w:val="0F6E78"/>
+                <w:sz w:val="21"/>
+              </w:rPr>
+              <w:t>产品边界</w:t>
+            </w:r>
+          </w:p>
+          <w:p>
+            <w:pPr>
+              <w:spacing w:after="0" w:before="0" w:line="348" w:lineRule="auto"/>
+            </w:pPr>
+            <w:r>
+              <w:rPr>
+                <w:rFonts w:ascii="Segoe UI" w:hAnsi="Segoe UI" w:eastAsia="Microsoft YaHei Light"/>
+                <w:b w:val="0"/>
+                <w:color w:val="16233A"/>
+                <w:sz w:val="19"/>
+              </w:rPr>
+              <w:t>模型没有写库权限，不能批准、退回或改变任何正式状态。业务接口也不认调用方自称的身份：角色由服务端会话决定，请求体里写 role: "admin" 会被忽略。</w:t>
+            </w:r>
+          </w:p>
+        </w:tc>
+      </w:tr>
+    </w:tbl>
+    <w:p>
+      <w:pPr>
+        <w:keepNext w:val="0"/>
+        <w:spacing w:after="160" w:before="0" w:line="240" w:lineRule="auto"/>
+      </w:pPr>
+    </w:p>
+    <w:p>
+      <w:pPr>
+        <w:pStyle w:val="Heading2"/>
+      </w:pPr>
+      <w:r>
+        <w:t>三类用户各自的麻烦</w:t>
+      </w:r>
+    </w:p>
+    <w:p>
+      <w:pPr>
+        <w:spacing w:after="80" w:before="0" w:line="348" w:lineRule="auto"/>
+        <w:ind w:left="351" w:hanging="351"/>
+      </w:pPr>
+      <w:r>
+        <w:rPr>
+          <w:rFonts w:ascii="Segoe UI" w:hAnsi="Segoe UI" w:eastAsia="Microsoft YaHei"/>
+          <w:b/>
+          <w:color w:val="0F6E78"/>
+          <w:sz w:val="21"/>
+        </w:rPr>
+        <w:t xml:space="preserve">· </w:t>
+      </w:r>
+      <w:r>
+        <w:rPr>
+          <w:rFonts w:ascii="Segoe UI" w:hAnsi="Segoe UI" w:eastAsia="Microsoft YaHei Light"/>
+          <w:b w:val="0"/>
+          <w:color w:val="16233A"/>
+          <w:sz w:val="21"/>
+        </w:rPr>
+        <w:t>学生：不知道容量和开放时间这些硬约束，提交后只能等，看不到进度。</w:t>
+      </w:r>
+    </w:p>
+    <w:p>
+      <w:pPr>
+        <w:spacing w:after="80" w:before="0" w:line="348" w:lineRule="auto"/>
+        <w:ind w:left="351" w:hanging="351"/>
+      </w:pPr>
+      <w:r>
+        <w:rPr>
+          <w:rFonts w:ascii="Segoe UI" w:hAnsi="Segoe UI" w:eastAsia="Microsoft YaHei"/>
+          <w:b/>
+          <w:color w:val="0F6E78"/>
+          <w:sz w:val="21"/>
+        </w:rPr>
+        <w:t xml:space="preserve">· </w:t>
+      </w:r>
+      <w:r>
+        <w:rPr>
+          <w:rFonts w:ascii="Segoe UI" w:hAnsi="Segoe UI" w:eastAsia="Microsoft YaHei Light"/>
+          <w:b w:val="0"/>
+          <w:color w:val="16233A"/>
+          <w:sz w:val="21"/>
+        </w:rPr>
+        <w:t>管理员：同样的核对做很多遍，退回意见每次重写，口径不统一。</w:t>
+      </w:r>
+    </w:p>
+    <w:p>
+      <w:pPr>
+        <w:spacing w:after="80" w:before="0" w:line="348" w:lineRule="auto"/>
+        <w:ind w:left="351" w:hanging="351"/>
+      </w:pPr>
+      <w:r>
+        <w:rPr>
+          <w:rFonts w:ascii="Segoe UI" w:hAnsi="Segoe UI" w:eastAsia="Microsoft YaHei"/>
+          <w:b/>
+          <w:color w:val="0F6E78"/>
+          <w:sz w:val="21"/>
+        </w:rPr>
+        <w:t xml:space="preserve">· </w:t>
+      </w:r>
+      <w:r>
+        <w:rPr>
+          <w:rFonts w:ascii="Segoe UI" w:hAnsi="Segoe UI" w:eastAsia="Microsoft YaHei Light"/>
+          <w:b w:val="0"/>
+          <w:color w:val="16233A"/>
+          <w:sz w:val="21"/>
+        </w:rPr>
+        <w:t>管理部门：想查某次审批依据了哪条规则、哪一版申请，往往查不到。</w:t>
+      </w:r>
+    </w:p>
+    <w:p>
+      <w:pPr>
+        <w:keepNext w:val="0"/>
+        <w:spacing w:after="320" w:before="0" w:line="240" w:lineRule="auto"/>
+      </w:pPr>
+    </w:p>
+    <w:tbl>
+      <w:tblPr>
+        <w:tblW w:type="auto" w:w="0"/>
+        <w:jc w:val="left"/>
+        <w:tblLook w:firstColumn="1" w:firstRow="1" w:lastColumn="0" w:lastRow="0" w:noHBand="0" w:noVBand="1" w:val="04A0"/>
+        <w:tblLayout w:type="fixed"/>
+      </w:tblPr>
+      <w:tblGrid>
+        <w:gridCol w:w="4819"/>
+        <w:gridCol w:w="4819"/>
+      </w:tblGrid>
+      <w:tr>
+        <w:trPr>
+          <w:cantSplit w:val="true"/>
+        </w:trPr>
+        <w:tc>
+          <w:tcPr>
+            <w:tcW w:type="dxa" w:w="878"/>
+            <w:shd w:val="clear" w:fill="16233A"/>
+            <w:tcBorders>
+              <w:top w:val="nil"/>
+              <w:left w:val="nil"/>
+              <w:bottom w:val="nil"/>
+              <w:right w:val="nil"/>
+            </w:tcBorders>
+            <w:tcMar>
+              <w:top w:w="120" w:type="dxa"/>
+              <w:start w:w="0" w:type="dxa"/>
+              <w:bottom w:w="120" w:type="dxa"/>
+              <w:end w:w="0" w:type="dxa"/>
+            </w:tcMar>
+          </w:tcPr>
+          <w:p>
+            <w:pPr>
+              <w:keepNext/>
+              <w:spacing w:after="0" w:before="0" w:line="240" w:lineRule="auto"/>
+              <w:jc w:val="center"/>
+            </w:pPr>
+            <w:r>
+              <w:rPr>
+                <w:rFonts w:ascii="Consolas" w:hAnsi="Consolas" w:eastAsia="Consolas"/>
+                <w:b/>
+                <w:color w:val="FFFFFF"/>
+                <w:sz w:val="40"/>
+              </w:rPr>
+              <w:t>02</w:t>
+            </w:r>
+          </w:p>
+        </w:tc>
+        <w:tc>
+          <w:tcPr>
+            <w:tcW w:type="dxa" w:w="8760"/>
+            <w:shd w:val="clear" w:fill="FFFFFF"/>
+            <w:tcBorders>
+              <w:top w:val="nil"/>
+              <w:left w:val="nil"/>
+              <w:bottom w:val="nil"/>
+              <w:right w:val="nil"/>
+            </w:tcBorders>
+            <w:tcMar>
+              <w:top w:w="100" w:type="dxa"/>
+              <w:start w:w="200" w:type="dxa"/>
+              <w:bottom w:w="100" w:type="dxa"/>
+              <w:end w:w="0" w:type="dxa"/>
+            </w:tcMar>
+          </w:tcPr>
+          <w:p>
+            <w:pPr>
+              <w:keepNext/>
+              <w:spacing w:after="40" w:before="0" w:line="288" w:lineRule="auto"/>
+            </w:pPr>
+            <w:r>
+              <w:rPr>
+                <w:rFonts w:ascii="Segoe UI" w:hAnsi="Segoe UI" w:eastAsia="Microsoft YaHei"/>
+                <w:b/>
+                <w:color w:val="16233A"/>
+                <w:sz w:val="38"/>
+              </w:rPr>
+              <w:t>我们的做法</w:t>
+            </w:r>
+          </w:p>
+          <w:p>
+            <w:pPr>
+              <w:keepNext/>
+              <w:spacing w:after="0" w:before="0" w:line="336" w:lineRule="auto"/>
+            </w:pPr>
+            <w:r>
+              <w:rPr>
+                <w:rFonts w:ascii="Segoe UI" w:hAnsi="Segoe UI" w:eastAsia="Microsoft YaHei Light"/>
+                <w:b w:val="0"/>
+                <w:color w:val="5A6B7B"/>
+                <w:sz w:val="19"/>
+              </w:rPr>
+              <w:t>把该由程序确定的事情，从模型手里拿走。</w:t>
+            </w:r>
+          </w:p>
+        </w:tc>
+      </w:tr>
+    </w:tbl>
+    <w:p>
+      <w:pPr>
+        <w:keepNext/>
+        <w:spacing w:after="120" w:before="0" w:line="240" w:lineRule="auto"/>
+      </w:pPr>
+    </w:p>
+    <w:tbl>
+      <w:tblPr>
+        <w:tblW w:type="auto" w:w="0"/>
+        <w:jc w:val="left"/>
+        <w:tblLook w:firstColumn="1" w:firstRow="1" w:lastColumn="0" w:lastRow="0" w:noHBand="0" w:noVBand="1" w:val="04A0"/>
+        <w:tblLayout w:type="fixed"/>
+      </w:tblPr>
+      <w:tblGrid>
+        <w:gridCol w:w="9638"/>
+      </w:tblGrid>
+      <w:tr>
+        <w:trPr>
+          <w:cantSplit w:val="true"/>
+          <w:cantSplit w:val="true"/>
+        </w:trPr>
+        <w:tc>
+          <w:tcPr>
+            <w:tcW w:type="dxa" w:w="9639"/>
+            <w:shd w:val="clear" w:fill="DCE4EA"/>
+            <w:tcBorders>
+              <w:top w:val="nil"/>
+              <w:left w:val="nil"/>
+              <w:bottom w:val="nil"/>
+              <w:right w:val="nil"/>
+            </w:tcBorders>
             <w:tcMar>
               <w:top w:w="0" w:type="dxa"/>
               <w:start w:w="0" w:type="dxa"/>
@@ -1851,9 +1280,16 @@
           </w:tcPr>
           <w:p>
             <w:pPr>
-              <w:spacing w:after="0"/>
+              <w:keepNext/>
+              <w:spacing w:after="0" w:before="0" w:line="240" w:lineRule="auto"/>
             </w:pPr>
             <w:r>
+              <w:rPr>
+                <w:rFonts w:ascii="Segoe UI" w:hAnsi="Segoe UI" w:eastAsia="Microsoft YaHei"/>
+                <w:b w:val="0"/>
+                <w:color w:val="DCE4EA"/>
+                <w:sz w:val="2"/>
+              </w:rPr>
               <w:t xml:space="preserve"> </w:t>
             </w:r>
           </w:p>
@@ -1862,83 +1298,2096 @@
     </w:tbl>
     <w:p>
       <w:pPr>
-        <w:spacing w:after="0"/>
+        <w:keepNext w:val="0"/>
+        <w:spacing w:after="200" w:before="0" w:line="240" w:lineRule="auto"/>
+      </w:pPr>
+    </w:p>
+    <w:p>
+      <w:pPr>
+        <w:pStyle w:val="Heading2"/>
+      </w:pPr>
+      <w:r>
+        <w:t>六条规则由程序判定</w:t>
+      </w:r>
+    </w:p>
+    <w:p>
+      <w:pPr>
+        <w:spacing w:after="140" w:before="0" w:line="360" w:lineRule="auto"/>
+        <w:keepNext/>
+      </w:pPr>
+      <w:r>
+        <w:rPr>
+          <w:rFonts w:ascii="Segoe UI" w:hAnsi="Segoe UI" w:eastAsia="Microsoft YaHei Light"/>
+          <w:b w:val="0"/>
+          <w:color w:val="16233A"/>
+          <w:sz w:val="21"/>
+        </w:rPr>
+        <w:t>容量、时段冲突、开放时间这类可计算的判定全部交给规则引擎，模型不参与。每条规则有编号和制度依据，界面直接显示，可自行复算。</w:t>
+      </w:r>
+    </w:p>
+    <w:tbl>
+      <w:tblPr>
+        <w:tblW w:type="auto" w:w="0"/>
+        <w:jc w:val="left"/>
+        <w:tblLayout w:type="fixed"/>
+        <w:tblLook w:firstColumn="1" w:firstRow="1" w:lastColumn="0" w:lastRow="0" w:noHBand="0" w:noVBand="1" w:val="04A0"/>
+      </w:tblPr>
+      <w:tblGrid>
+        <w:gridCol w:w="3213"/>
+        <w:gridCol w:w="3213"/>
+        <w:gridCol w:w="3213"/>
+      </w:tblGrid>
+      <w:tr>
+        <w:trPr>
+          <w:tblHeader w:val="true"/>
+          <w:cantSplit w:val="true"/>
+        </w:trPr>
+        <w:tc>
+          <w:tcPr>
+            <w:tcW w:type="dxa" w:w="2041"/>
+            <w:shd w:val="clear" w:fill="16233A"/>
+            <w:tcMar>
+              <w:top w:w="110" w:type="dxa"/>
+              <w:start w:w="120" w:type="dxa"/>
+              <w:bottom w:w="110" w:type="dxa"/>
+              <w:end w:w="120" w:type="dxa"/>
+            </w:tcMar>
+            <w:vAlign w:val="center"/>
+            <w:tcBorders>
+              <w:top w:val="single" w:sz="2" w:color="DCE4EA"/>
+              <w:left w:val="nil"/>
+              <w:bottom w:val="single" w:sz="2" w:color="DCE4EA"/>
+              <w:right w:val="nil"/>
+            </w:tcBorders>
+          </w:tcPr>
+          <w:p>
+            <w:pPr>
+              <w:keepNext/>
+              <w:spacing w:after="0" w:before="0" w:line="288" w:lineRule="auto"/>
+            </w:pPr>
+            <w:r>
+              <w:rPr>
+                <w:rFonts w:ascii="Segoe UI" w:hAnsi="Segoe UI" w:eastAsia="Microsoft YaHei"/>
+                <w:b/>
+                <w:color w:val="FFFFFF"/>
+                <w:sz w:val="17"/>
+              </w:rPr>
+              <w:t>规则编号</w:t>
+            </w:r>
+          </w:p>
+        </w:tc>
+        <w:tc>
+          <w:tcPr>
+            <w:tcW w:type="dxa" w:w="4876"/>
+            <w:shd w:val="clear" w:fill="16233A"/>
+            <w:tcMar>
+              <w:top w:w="110" w:type="dxa"/>
+              <w:start w:w="120" w:type="dxa"/>
+              <w:bottom w:w="110" w:type="dxa"/>
+              <w:end w:w="120" w:type="dxa"/>
+            </w:tcMar>
+            <w:vAlign w:val="center"/>
+            <w:tcBorders>
+              <w:top w:val="single" w:sz="2" w:color="DCE4EA"/>
+              <w:left w:val="nil"/>
+              <w:bottom w:val="single" w:sz="2" w:color="DCE4EA"/>
+              <w:right w:val="nil"/>
+            </w:tcBorders>
+          </w:tcPr>
+          <w:p>
+            <w:pPr>
+              <w:keepNext/>
+              <w:spacing w:after="0" w:before="0" w:line="288" w:lineRule="auto"/>
+            </w:pPr>
+            <w:r>
+              <w:rPr>
+                <w:rFonts w:ascii="Segoe UI" w:hAnsi="Segoe UI" w:eastAsia="Microsoft YaHei"/>
+                <w:b/>
+                <w:color w:val="FFFFFF"/>
+                <w:sz w:val="17"/>
+              </w:rPr>
+              <w:t>判定内容</w:t>
+            </w:r>
+          </w:p>
+        </w:tc>
+        <w:tc>
+          <w:tcPr>
+            <w:tcW w:type="dxa" w:w="2721"/>
+            <w:shd w:val="clear" w:fill="16233A"/>
+            <w:tcMar>
+              <w:top w:w="110" w:type="dxa"/>
+              <w:start w:w="120" w:type="dxa"/>
+              <w:bottom w:w="110" w:type="dxa"/>
+              <w:end w:w="120" w:type="dxa"/>
+            </w:tcMar>
+            <w:vAlign w:val="center"/>
+            <w:tcBorders>
+              <w:top w:val="single" w:sz="2" w:color="DCE4EA"/>
+              <w:left w:val="nil"/>
+              <w:bottom w:val="single" w:sz="2" w:color="DCE4EA"/>
+              <w:right w:val="nil"/>
+            </w:tcBorders>
+          </w:tcPr>
+          <w:p>
+            <w:pPr>
+              <w:keepNext/>
+              <w:spacing w:after="0" w:before="0" w:line="288" w:lineRule="auto"/>
+            </w:pPr>
+            <w:r>
+              <w:rPr>
+                <w:rFonts w:ascii="Segoe UI" w:hAnsi="Segoe UI" w:eastAsia="Microsoft YaHei"/>
+                <w:b/>
+                <w:color w:val="FFFFFF"/>
+                <w:sz w:val="17"/>
+              </w:rPr>
+              <w:t>制度依据</w:t>
+            </w:r>
+          </w:p>
+        </w:tc>
+      </w:tr>
+      <w:tr>
+        <w:trPr>
+          <w:cantSplit w:val="true"/>
+        </w:trPr>
+        <w:tc>
+          <w:tcPr>
+            <w:tcW w:type="dxa" w:w="3213"/>
+            <w:shd w:val="clear" w:fill="FFFFFF"/>
+            <w:tcMar>
+              <w:top w:w="100" w:type="dxa"/>
+              <w:start w:w="120" w:type="dxa"/>
+              <w:bottom w:w="100" w:type="dxa"/>
+              <w:end w:w="120" w:type="dxa"/>
+            </w:tcMar>
+            <w:vAlign w:val="top"/>
+            <w:tcBorders>
+              <w:top w:val="single" w:sz="2" w:color="DCE4EA"/>
+              <w:left w:val="nil"/>
+              <w:bottom w:val="single" w:sz="2" w:color="DCE4EA"/>
+              <w:right w:val="nil"/>
+            </w:tcBorders>
+          </w:tcPr>
+          <w:p>
+            <w:pPr>
+              <w:keepNext/>
+              <w:spacing w:after="0" w:before="0" w:line="312" w:lineRule="auto"/>
+            </w:pPr>
+            <w:r>
+              <w:rPr>
+                <w:rFonts w:ascii="Consolas" w:hAnsi="Consolas" w:eastAsia="Consolas"/>
+                <w:b w:val="0"/>
+                <w:color w:val="2C3E56"/>
+                <w:sz w:val="17"/>
+              </w:rPr>
+              <w:t>VENUE-REQ-001</w:t>
+            </w:r>
+          </w:p>
+        </w:tc>
+        <w:tc>
+          <w:tcPr>
+            <w:tcW w:type="dxa" w:w="3213"/>
+            <w:shd w:val="clear" w:fill="FFFFFF"/>
+            <w:tcMar>
+              <w:top w:w="100" w:type="dxa"/>
+              <w:start w:w="120" w:type="dxa"/>
+              <w:bottom w:w="100" w:type="dxa"/>
+              <w:end w:w="120" w:type="dxa"/>
+            </w:tcMar>
+            <w:vAlign w:val="top"/>
+            <w:tcBorders>
+              <w:top w:val="single" w:sz="2" w:color="DCE4EA"/>
+              <w:left w:val="nil"/>
+              <w:bottom w:val="single" w:sz="2" w:color="DCE4EA"/>
+              <w:right w:val="nil"/>
+            </w:tcBorders>
+          </w:tcPr>
+          <w:p>
+            <w:pPr>
+              <w:keepNext/>
+              <w:spacing w:after="0" w:before="0" w:line="312" w:lineRule="auto"/>
+            </w:pPr>
+            <w:r>
+              <w:rPr>
+                <w:rFonts w:ascii="Segoe UI" w:hAnsi="Segoe UI" w:eastAsia="Microsoft YaHei Light"/>
+                <w:b w:val="0"/>
+                <w:color w:val="16233A"/>
+                <w:sz w:val="17"/>
+              </w:rPr>
+              <w:t>必填字段完整，并逐项列出缺项名称</w:t>
+            </w:r>
+          </w:p>
+        </w:tc>
+        <w:tc>
+          <w:tcPr>
+            <w:tcW w:type="dxa" w:w="3213"/>
+            <w:shd w:val="clear" w:fill="FFFFFF"/>
+            <w:tcMar>
+              <w:top w:w="100" w:type="dxa"/>
+              <w:start w:w="120" w:type="dxa"/>
+              <w:bottom w:w="100" w:type="dxa"/>
+              <w:end w:w="120" w:type="dxa"/>
+            </w:tcMar>
+            <w:vAlign w:val="top"/>
+            <w:tcBorders>
+              <w:top w:val="single" w:sz="2" w:color="DCE4EA"/>
+              <w:left w:val="nil"/>
+              <w:bottom w:val="single" w:sz="2" w:color="DCE4EA"/>
+              <w:right w:val="nil"/>
+            </w:tcBorders>
+          </w:tcPr>
+          <w:p>
+            <w:pPr>
+              <w:keepNext/>
+              <w:spacing w:after="0" w:before="0" w:line="312" w:lineRule="auto"/>
+            </w:pPr>
+            <w:r>
+              <w:rPr>
+                <w:rFonts w:ascii="Consolas" w:hAnsi="Consolas" w:eastAsia="Consolas"/>
+                <w:b w:val="0"/>
+                <w:color w:val="2C3E56"/>
+                <w:sz w:val="17"/>
+              </w:rPr>
+              <w:t>KB-VENUE-001</w:t>
+            </w:r>
+          </w:p>
+        </w:tc>
+      </w:tr>
+      <w:tr>
+        <w:trPr>
+          <w:cantSplit w:val="true"/>
+        </w:trPr>
+        <w:tc>
+          <w:tcPr>
+            <w:tcW w:type="dxa" w:w="3213"/>
+            <w:shd w:val="clear" w:fill="F5F8F9"/>
+            <w:tcMar>
+              <w:top w:w="100" w:type="dxa"/>
+              <w:start w:w="120" w:type="dxa"/>
+              <w:bottom w:w="100" w:type="dxa"/>
+              <w:end w:w="120" w:type="dxa"/>
+            </w:tcMar>
+            <w:vAlign w:val="top"/>
+            <w:tcBorders>
+              <w:top w:val="single" w:sz="2" w:color="DCE4EA"/>
+              <w:left w:val="nil"/>
+              <w:bottom w:val="single" w:sz="2" w:color="DCE4EA"/>
+              <w:right w:val="nil"/>
+            </w:tcBorders>
+          </w:tcPr>
+          <w:p>
+            <w:pPr>
+              <w:keepNext/>
+              <w:spacing w:after="0" w:before="0" w:line="312" w:lineRule="auto"/>
+            </w:pPr>
+            <w:r>
+              <w:rPr>
+                <w:rFonts w:ascii="Consolas" w:hAnsi="Consolas" w:eastAsia="Consolas"/>
+                <w:b w:val="0"/>
+                <w:color w:val="2C3E56"/>
+                <w:sz w:val="17"/>
+              </w:rPr>
+              <w:t>VENUE-TIME-001</w:t>
+            </w:r>
+          </w:p>
+        </w:tc>
+        <w:tc>
+          <w:tcPr>
+            <w:tcW w:type="dxa" w:w="3213"/>
+            <w:shd w:val="clear" w:fill="F5F8F9"/>
+            <w:tcMar>
+              <w:top w:w="100" w:type="dxa"/>
+              <w:start w:w="120" w:type="dxa"/>
+              <w:bottom w:w="100" w:type="dxa"/>
+              <w:end w:w="120" w:type="dxa"/>
+            </w:tcMar>
+            <w:vAlign w:val="top"/>
+            <w:tcBorders>
+              <w:top w:val="single" w:sz="2" w:color="DCE4EA"/>
+              <w:left w:val="nil"/>
+              <w:bottom w:val="single" w:sz="2" w:color="DCE4EA"/>
+              <w:right w:val="nil"/>
+            </w:tcBorders>
+          </w:tcPr>
+          <w:p>
+            <w:pPr>
+              <w:keepNext/>
+              <w:spacing w:after="0" w:before="0" w:line="312" w:lineRule="auto"/>
+            </w:pPr>
+            <w:r>
+              <w:rPr>
+                <w:rFonts w:ascii="Segoe UI" w:hAnsi="Segoe UI" w:eastAsia="Microsoft YaHei Light"/>
+                <w:b w:val="0"/>
+                <w:color w:val="16233A"/>
+                <w:sz w:val="17"/>
+              </w:rPr>
+              <w:t>结束时间晚于开始时间</w:t>
+            </w:r>
+          </w:p>
+        </w:tc>
+        <w:tc>
+          <w:tcPr>
+            <w:tcW w:type="dxa" w:w="3213"/>
+            <w:shd w:val="clear" w:fill="F5F8F9"/>
+            <w:tcMar>
+              <w:top w:w="100" w:type="dxa"/>
+              <w:start w:w="120" w:type="dxa"/>
+              <w:bottom w:w="100" w:type="dxa"/>
+              <w:end w:w="120" w:type="dxa"/>
+            </w:tcMar>
+            <w:vAlign w:val="top"/>
+            <w:tcBorders>
+              <w:top w:val="single" w:sz="2" w:color="DCE4EA"/>
+              <w:left w:val="nil"/>
+              <w:bottom w:val="single" w:sz="2" w:color="DCE4EA"/>
+              <w:right w:val="nil"/>
+            </w:tcBorders>
+          </w:tcPr>
+          <w:p>
+            <w:pPr>
+              <w:keepNext/>
+              <w:spacing w:after="0" w:before="0" w:line="312" w:lineRule="auto"/>
+            </w:pPr>
+            <w:r>
+              <w:rPr>
+                <w:rFonts w:ascii="Consolas" w:hAnsi="Consolas" w:eastAsia="Consolas"/>
+                <w:b w:val="0"/>
+                <w:color w:val="2C3E56"/>
+                <w:sz w:val="17"/>
+              </w:rPr>
+              <w:t>KB-VENUE-001</w:t>
+            </w:r>
+          </w:p>
+        </w:tc>
+      </w:tr>
+      <w:tr>
+        <w:trPr>
+          <w:cantSplit w:val="true"/>
+        </w:trPr>
+        <w:tc>
+          <w:tcPr>
+            <w:tcW w:type="dxa" w:w="3213"/>
+            <w:shd w:val="clear" w:fill="FFFFFF"/>
+            <w:tcMar>
+              <w:top w:w="100" w:type="dxa"/>
+              <w:start w:w="120" w:type="dxa"/>
+              <w:bottom w:w="100" w:type="dxa"/>
+              <w:end w:w="120" w:type="dxa"/>
+            </w:tcMar>
+            <w:vAlign w:val="top"/>
+            <w:tcBorders>
+              <w:top w:val="single" w:sz="2" w:color="DCE4EA"/>
+              <w:left w:val="nil"/>
+              <w:bottom w:val="single" w:sz="2" w:color="DCE4EA"/>
+              <w:right w:val="nil"/>
+            </w:tcBorders>
+          </w:tcPr>
+          <w:p>
+            <w:pPr>
+              <w:keepNext/>
+              <w:spacing w:after="0" w:before="0" w:line="312" w:lineRule="auto"/>
+            </w:pPr>
+            <w:r>
+              <w:rPr>
+                <w:rFonts w:ascii="Consolas" w:hAnsi="Consolas" w:eastAsia="Consolas"/>
+                <w:b w:val="0"/>
+                <w:color w:val="2C3E56"/>
+                <w:sz w:val="17"/>
+              </w:rPr>
+              <w:t>VENUE-CAP-001</w:t>
+            </w:r>
+          </w:p>
+        </w:tc>
+        <w:tc>
+          <w:tcPr>
+            <w:tcW w:type="dxa" w:w="3213"/>
+            <w:shd w:val="clear" w:fill="FFFFFF"/>
+            <w:tcMar>
+              <w:top w:w="100" w:type="dxa"/>
+              <w:start w:w="120" w:type="dxa"/>
+              <w:bottom w:w="100" w:type="dxa"/>
+              <w:end w:w="120" w:type="dxa"/>
+            </w:tcMar>
+            <w:vAlign w:val="top"/>
+            <w:tcBorders>
+              <w:top w:val="single" w:sz="2" w:color="DCE4EA"/>
+              <w:left w:val="nil"/>
+              <w:bottom w:val="single" w:sz="2" w:color="DCE4EA"/>
+              <w:right w:val="nil"/>
+            </w:tcBorders>
+          </w:tcPr>
+          <w:p>
+            <w:pPr>
+              <w:keepNext/>
+              <w:spacing w:after="0" w:before="0" w:line="312" w:lineRule="auto"/>
+            </w:pPr>
+            <w:r>
+              <w:rPr>
+                <w:rFonts w:ascii="Segoe UI" w:hAnsi="Segoe UI" w:eastAsia="Microsoft YaHei Light"/>
+                <w:b w:val="0"/>
+                <w:color w:val="16233A"/>
+                <w:sz w:val="17"/>
+              </w:rPr>
+              <w:t>人数为正整数且不超过场地核定容量</w:t>
+            </w:r>
+          </w:p>
+        </w:tc>
+        <w:tc>
+          <w:tcPr>
+            <w:tcW w:type="dxa" w:w="3213"/>
+            <w:shd w:val="clear" w:fill="FFFFFF"/>
+            <w:tcMar>
+              <w:top w:w="100" w:type="dxa"/>
+              <w:start w:w="120" w:type="dxa"/>
+              <w:bottom w:w="100" w:type="dxa"/>
+              <w:end w:w="120" w:type="dxa"/>
+            </w:tcMar>
+            <w:vAlign w:val="top"/>
+            <w:tcBorders>
+              <w:top w:val="single" w:sz="2" w:color="DCE4EA"/>
+              <w:left w:val="nil"/>
+              <w:bottom w:val="single" w:sz="2" w:color="DCE4EA"/>
+              <w:right w:val="nil"/>
+            </w:tcBorders>
+          </w:tcPr>
+          <w:p>
+            <w:pPr>
+              <w:keepNext/>
+              <w:spacing w:after="0" w:before="0" w:line="312" w:lineRule="auto"/>
+            </w:pPr>
+            <w:r>
+              <w:rPr>
+                <w:rFonts w:ascii="Consolas" w:hAnsi="Consolas" w:eastAsia="Consolas"/>
+                <w:b w:val="0"/>
+                <w:color w:val="2C3E56"/>
+                <w:sz w:val="17"/>
+              </w:rPr>
+              <w:t>KB-VENUE-001、KB-SAFETY-001</w:t>
+            </w:r>
+          </w:p>
+        </w:tc>
+      </w:tr>
+      <w:tr>
+        <w:trPr>
+          <w:cantSplit w:val="true"/>
+        </w:trPr>
+        <w:tc>
+          <w:tcPr>
+            <w:tcW w:type="dxa" w:w="3213"/>
+            <w:shd w:val="clear" w:fill="F5F8F9"/>
+            <w:tcMar>
+              <w:top w:w="100" w:type="dxa"/>
+              <w:start w:w="120" w:type="dxa"/>
+              <w:bottom w:w="100" w:type="dxa"/>
+              <w:end w:w="120" w:type="dxa"/>
+            </w:tcMar>
+            <w:vAlign w:val="top"/>
+            <w:tcBorders>
+              <w:top w:val="single" w:sz="2" w:color="DCE4EA"/>
+              <w:left w:val="nil"/>
+              <w:bottom w:val="single" w:sz="2" w:color="DCE4EA"/>
+              <w:right w:val="nil"/>
+            </w:tcBorders>
+          </w:tcPr>
+          <w:p>
+            <w:pPr>
+              <w:keepNext/>
+              <w:spacing w:after="0" w:before="0" w:line="312" w:lineRule="auto"/>
+            </w:pPr>
+            <w:r>
+              <w:rPr>
+                <w:rFonts w:ascii="Consolas" w:hAnsi="Consolas" w:eastAsia="Consolas"/>
+                <w:b w:val="0"/>
+                <w:color w:val="2C3E56"/>
+                <w:sz w:val="17"/>
+              </w:rPr>
+              <w:t>VENUE-SLOT-001</w:t>
+            </w:r>
+          </w:p>
+        </w:tc>
+        <w:tc>
+          <w:tcPr>
+            <w:tcW w:type="dxa" w:w="3213"/>
+            <w:shd w:val="clear" w:fill="F5F8F9"/>
+            <w:tcMar>
+              <w:top w:w="100" w:type="dxa"/>
+              <w:start w:w="120" w:type="dxa"/>
+              <w:bottom w:w="100" w:type="dxa"/>
+              <w:end w:w="120" w:type="dxa"/>
+            </w:tcMar>
+            <w:vAlign w:val="top"/>
+            <w:tcBorders>
+              <w:top w:val="single" w:sz="2" w:color="DCE4EA"/>
+              <w:left w:val="nil"/>
+              <w:bottom w:val="single" w:sz="2" w:color="DCE4EA"/>
+              <w:right w:val="nil"/>
+            </w:tcBorders>
+          </w:tcPr>
+          <w:p>
+            <w:pPr>
+              <w:keepNext/>
+              <w:spacing w:after="0" w:before="0" w:line="312" w:lineRule="auto"/>
+            </w:pPr>
+            <w:r>
+              <w:rPr>
+                <w:rFonts w:ascii="Segoe UI" w:hAnsi="Segoe UI" w:eastAsia="Microsoft YaHei Light"/>
+                <w:b w:val="0"/>
+                <w:color w:val="16233A"/>
+                <w:sz w:val="17"/>
+              </w:rPr>
+              <w:t>与已占用时段无重叠</w:t>
+            </w:r>
+          </w:p>
+        </w:tc>
+        <w:tc>
+          <w:tcPr>
+            <w:tcW w:type="dxa" w:w="3213"/>
+            <w:shd w:val="clear" w:fill="F5F8F9"/>
+            <w:tcMar>
+              <w:top w:w="100" w:type="dxa"/>
+              <w:start w:w="120" w:type="dxa"/>
+              <w:bottom w:w="100" w:type="dxa"/>
+              <w:end w:w="120" w:type="dxa"/>
+            </w:tcMar>
+            <w:vAlign w:val="top"/>
+            <w:tcBorders>
+              <w:top w:val="single" w:sz="2" w:color="DCE4EA"/>
+              <w:left w:val="nil"/>
+              <w:bottom w:val="single" w:sz="2" w:color="DCE4EA"/>
+              <w:right w:val="nil"/>
+            </w:tcBorders>
+          </w:tcPr>
+          <w:p>
+            <w:pPr>
+              <w:keepNext/>
+              <w:spacing w:after="0" w:before="0" w:line="312" w:lineRule="auto"/>
+            </w:pPr>
+            <w:r>
+              <w:rPr>
+                <w:rFonts w:ascii="Consolas" w:hAnsi="Consolas" w:eastAsia="Consolas"/>
+                <w:b w:val="0"/>
+                <w:color w:val="2C3E56"/>
+                <w:sz w:val="17"/>
+              </w:rPr>
+              <w:t>KB-VENUE-001</w:t>
+            </w:r>
+          </w:p>
+        </w:tc>
+      </w:tr>
+      <w:tr>
+        <w:trPr>
+          <w:cantSplit w:val="true"/>
+        </w:trPr>
+        <w:tc>
+          <w:tcPr>
+            <w:tcW w:type="dxa" w:w="3213"/>
+            <w:shd w:val="clear" w:fill="FFFFFF"/>
+            <w:tcMar>
+              <w:top w:w="100" w:type="dxa"/>
+              <w:start w:w="120" w:type="dxa"/>
+              <w:bottom w:w="100" w:type="dxa"/>
+              <w:end w:w="120" w:type="dxa"/>
+            </w:tcMar>
+            <w:vAlign w:val="top"/>
+            <w:tcBorders>
+              <w:top w:val="single" w:sz="2" w:color="DCE4EA"/>
+              <w:left w:val="nil"/>
+              <w:bottom w:val="single" w:sz="2" w:color="DCE4EA"/>
+              <w:right w:val="nil"/>
+            </w:tcBorders>
+          </w:tcPr>
+          <w:p>
+            <w:pPr>
+              <w:keepNext/>
+              <w:spacing w:after="0" w:before="0" w:line="312" w:lineRule="auto"/>
+            </w:pPr>
+            <w:r>
+              <w:rPr>
+                <w:rFonts w:ascii="Consolas" w:hAnsi="Consolas" w:eastAsia="Consolas"/>
+                <w:b w:val="0"/>
+                <w:color w:val="2C3E56"/>
+                <w:sz w:val="17"/>
+              </w:rPr>
+              <w:t>VENUE-EQP-001</w:t>
+            </w:r>
+          </w:p>
+        </w:tc>
+        <w:tc>
+          <w:tcPr>
+            <w:tcW w:type="dxa" w:w="3213"/>
+            <w:shd w:val="clear" w:fill="FFFFFF"/>
+            <w:tcMar>
+              <w:top w:w="100" w:type="dxa"/>
+              <w:start w:w="120" w:type="dxa"/>
+              <w:bottom w:w="100" w:type="dxa"/>
+              <w:end w:w="120" w:type="dxa"/>
+            </w:tcMar>
+            <w:vAlign w:val="top"/>
+            <w:tcBorders>
+              <w:top w:val="single" w:sz="2" w:color="DCE4EA"/>
+              <w:left w:val="nil"/>
+              <w:bottom w:val="single" w:sz="2" w:color="DCE4EA"/>
+              <w:right w:val="nil"/>
+            </w:tcBorders>
+          </w:tcPr>
+          <w:p>
+            <w:pPr>
+              <w:keepNext/>
+              <w:spacing w:after="0" w:before="0" w:line="312" w:lineRule="auto"/>
+            </w:pPr>
+            <w:r>
+              <w:rPr>
+                <w:rFonts w:ascii="Segoe UI" w:hAnsi="Segoe UI" w:eastAsia="Microsoft YaHei Light"/>
+                <w:b w:val="0"/>
+                <w:color w:val="16233A"/>
+                <w:sz w:val="17"/>
+              </w:rPr>
+              <w:t>设备需求可被该场地满足</w:t>
+            </w:r>
+          </w:p>
+        </w:tc>
+        <w:tc>
+          <w:tcPr>
+            <w:tcW w:type="dxa" w:w="3213"/>
+            <w:shd w:val="clear" w:fill="FFFFFF"/>
+            <w:tcMar>
+              <w:top w:w="100" w:type="dxa"/>
+              <w:start w:w="120" w:type="dxa"/>
+              <w:bottom w:w="100" w:type="dxa"/>
+              <w:end w:w="120" w:type="dxa"/>
+            </w:tcMar>
+            <w:vAlign w:val="top"/>
+            <w:tcBorders>
+              <w:top w:val="single" w:sz="2" w:color="DCE4EA"/>
+              <w:left w:val="nil"/>
+              <w:bottom w:val="single" w:sz="2" w:color="DCE4EA"/>
+              <w:right w:val="nil"/>
+            </w:tcBorders>
+          </w:tcPr>
+          <w:p>
+            <w:pPr>
+              <w:keepNext/>
+              <w:spacing w:after="0" w:before="0" w:line="312" w:lineRule="auto"/>
+            </w:pPr>
+            <w:r>
+              <w:rPr>
+                <w:rFonts w:ascii="Consolas" w:hAnsi="Consolas" w:eastAsia="Consolas"/>
+                <w:b w:val="0"/>
+                <w:color w:val="2C3E56"/>
+                <w:sz w:val="17"/>
+              </w:rPr>
+              <w:t>KB-VENUE-002</w:t>
+            </w:r>
+          </w:p>
+        </w:tc>
+      </w:tr>
+      <w:tr>
+        <w:trPr>
+          <w:cantSplit w:val="true"/>
+        </w:trPr>
+        <w:tc>
+          <w:tcPr>
+            <w:tcW w:type="dxa" w:w="3213"/>
+            <w:shd w:val="clear" w:fill="F5F8F9"/>
+            <w:tcMar>
+              <w:top w:w="100" w:type="dxa"/>
+              <w:start w:w="120" w:type="dxa"/>
+              <w:bottom w:w="100" w:type="dxa"/>
+              <w:end w:w="120" w:type="dxa"/>
+            </w:tcMar>
+            <w:vAlign w:val="top"/>
+            <w:tcBorders>
+              <w:top w:val="single" w:sz="2" w:color="DCE4EA"/>
+              <w:left w:val="nil"/>
+              <w:bottom w:val="single" w:sz="2" w:color="DCE4EA"/>
+              <w:right w:val="nil"/>
+            </w:tcBorders>
+          </w:tcPr>
+          <w:p>
+            <w:pPr>
+              <w:spacing w:after="0" w:before="0" w:line="312" w:lineRule="auto"/>
+            </w:pPr>
+            <w:r>
+              <w:rPr>
+                <w:rFonts w:ascii="Consolas" w:hAnsi="Consolas" w:eastAsia="Consolas"/>
+                <w:b w:val="0"/>
+                <w:color w:val="2C3E56"/>
+                <w:sz w:val="17"/>
+              </w:rPr>
+              <w:t>VENUE-HOUR-001</w:t>
+            </w:r>
+          </w:p>
+        </w:tc>
+        <w:tc>
+          <w:tcPr>
+            <w:tcW w:type="dxa" w:w="3213"/>
+            <w:shd w:val="clear" w:fill="F5F8F9"/>
+            <w:tcMar>
+              <w:top w:w="100" w:type="dxa"/>
+              <w:start w:w="120" w:type="dxa"/>
+              <w:bottom w:w="100" w:type="dxa"/>
+              <w:end w:w="120" w:type="dxa"/>
+            </w:tcMar>
+            <w:vAlign w:val="top"/>
+            <w:tcBorders>
+              <w:top w:val="single" w:sz="2" w:color="DCE4EA"/>
+              <w:left w:val="nil"/>
+              <w:bottom w:val="single" w:sz="2" w:color="DCE4EA"/>
+              <w:right w:val="nil"/>
+            </w:tcBorders>
+          </w:tcPr>
+          <w:p>
+            <w:pPr>
+              <w:spacing w:after="0" w:before="0" w:line="312" w:lineRule="auto"/>
+            </w:pPr>
+            <w:r>
+              <w:rPr>
+                <w:rFonts w:ascii="Segoe UI" w:hAnsi="Segoe UI" w:eastAsia="Microsoft YaHei Light"/>
+                <w:b w:val="0"/>
+                <w:color w:val="16233A"/>
+                <w:sz w:val="17"/>
+              </w:rPr>
+              <w:t>在场地开放时间内且不跨日</w:t>
+            </w:r>
+          </w:p>
+        </w:tc>
+        <w:tc>
+          <w:tcPr>
+            <w:tcW w:type="dxa" w:w="3213"/>
+            <w:shd w:val="clear" w:fill="F5F8F9"/>
+            <w:tcMar>
+              <w:top w:w="100" w:type="dxa"/>
+              <w:start w:w="120" w:type="dxa"/>
+              <w:bottom w:w="100" w:type="dxa"/>
+              <w:end w:w="120" w:type="dxa"/>
+            </w:tcMar>
+            <w:vAlign w:val="top"/>
+            <w:tcBorders>
+              <w:top w:val="single" w:sz="2" w:color="DCE4EA"/>
+              <w:left w:val="nil"/>
+              <w:bottom w:val="single" w:sz="2" w:color="DCE4EA"/>
+              <w:right w:val="nil"/>
+            </w:tcBorders>
+          </w:tcPr>
+          <w:p>
+            <w:pPr>
+              <w:spacing w:after="0" w:before="0" w:line="312" w:lineRule="auto"/>
+            </w:pPr>
+            <w:r>
+              <w:rPr>
+                <w:rFonts w:ascii="Consolas" w:hAnsi="Consolas" w:eastAsia="Consolas"/>
+                <w:b w:val="0"/>
+                <w:color w:val="2C3E56"/>
+                <w:sz w:val="17"/>
+              </w:rPr>
+              <w:t>KB-VENUE-003</w:t>
+            </w:r>
+          </w:p>
+        </w:tc>
+      </w:tr>
+    </w:tbl>
+    <w:p>
+      <w:pPr>
+        <w:keepNext w:val="0"/>
+        <w:spacing w:after="160" w:before="0" w:line="240" w:lineRule="auto"/>
+      </w:pPr>
+    </w:p>
+    <w:p>
+      <w:pPr>
+        <w:pStyle w:val="Heading2"/>
+      </w:pPr>
+      <w:r>
+        <w:t>模型只做三件事</w:t>
+      </w:r>
+    </w:p>
+    <w:p>
+      <w:pPr>
+        <w:spacing w:after="100" w:before="0" w:line="348" w:lineRule="auto"/>
+        <w:ind w:left="408" w:hanging="408"/>
+      </w:pPr>
+      <w:r>
+        <w:rPr>
+          <w:rFonts w:ascii="Consolas" w:hAnsi="Consolas" w:eastAsia="Consolas"/>
+          <w:b/>
+          <w:color w:val="0F6E78"/>
+          <w:sz w:val="21"/>
+        </w:rPr>
+        <w:t xml:space="preserve">01  </w:t>
+      </w:r>
+      <w:r>
+        <w:rPr>
+          <w:rFonts w:ascii="Segoe UI" w:hAnsi="Segoe UI" w:eastAsia="Microsoft YaHei Light"/>
+          <w:b w:val="0"/>
+          <w:color w:val="16233A"/>
+          <w:sz w:val="21"/>
+        </w:rPr>
+        <w:t>表单整理：把学生写的活动说明理顺，不改人数、时间和设备，采纳与否由学生点确认。</w:t>
+      </w:r>
+    </w:p>
+    <w:p>
+      <w:pPr>
+        <w:spacing w:after="100" w:before="0" w:line="348" w:lineRule="auto"/>
+        <w:ind w:left="408" w:hanging="408"/>
+      </w:pPr>
+      <w:r>
+        <w:rPr>
+          <w:rFonts w:ascii="Consolas" w:hAnsi="Consolas" w:eastAsia="Consolas"/>
+          <w:b/>
+          <w:color w:val="0F6E78"/>
+          <w:sz w:val="21"/>
+        </w:rPr>
+        <w:t xml:space="preserve">02  </w:t>
+      </w:r>
+      <w:r>
+        <w:rPr>
+          <w:rFonts w:ascii="Segoe UI" w:hAnsi="Segoe UI" w:eastAsia="Microsoft YaHei Light"/>
+          <w:b w:val="0"/>
+          <w:color w:val="16233A"/>
+          <w:sz w:val="21"/>
+        </w:rPr>
+        <w:t>审核摘要：把已验证的事实和规则结果排列给管理员看，判断仍由人做。</w:t>
+      </w:r>
+    </w:p>
+    <w:p>
+      <w:pPr>
+        <w:spacing w:after="100" w:before="0" w:line="348" w:lineRule="auto"/>
+        <w:ind w:left="408" w:hanging="408"/>
+      </w:pPr>
+      <w:r>
+        <w:rPr>
+          <w:rFonts w:ascii="Consolas" w:hAnsi="Consolas" w:eastAsia="Consolas"/>
+          <w:b/>
+          <w:color w:val="0F6E78"/>
+          <w:sz w:val="21"/>
+        </w:rPr>
+        <w:t xml:space="preserve">03  </w:t>
+      </w:r>
+      <w:r>
+        <w:rPr>
+          <w:rFonts w:ascii="Segoe UI" w:hAnsi="Segoe UI" w:eastAsia="Microsoft YaHei Light"/>
+          <w:b w:val="0"/>
+          <w:color w:val="16233A"/>
+          <w:sz w:val="21"/>
+        </w:rPr>
+        <w:t>退回通知：按管理员填写的具体意见起草通知，只能引用这条已保存的意见。</w:t>
+      </w:r>
+    </w:p>
+    <w:p>
+      <w:pPr>
+        <w:spacing w:after="140" w:before="0" w:line="360" w:lineRule="auto"/>
+      </w:pPr>
+      <w:r>
+        <w:rPr>
+          <w:rFonts w:ascii="Segoe UI" w:hAnsi="Segoe UI" w:eastAsia="Microsoft YaHei Light"/>
+          <w:b w:val="0"/>
+          <w:color w:val="16233A"/>
+          <w:sz w:val="21"/>
+        </w:rPr>
+        <w:t>三个任务的输出契约由代码里的校验 Schema 直接生成，模型返回的 JSON 要过结构、规则编号、证据编号三道校验才会显示。任一道不过就显示固定文案，业务照常进行。</w:t>
+      </w:r>
+    </w:p>
+    <w:p>
+      <w:pPr>
+        <w:pStyle w:val="Heading2"/>
+      </w:pPr>
+      <w:r>
+        <w:t>故障可以当场演示</w:t>
+      </w:r>
+    </w:p>
+    <w:p>
+      <w:pPr>
+        <w:spacing w:after="140" w:before="0" w:line="360" w:lineRule="auto"/>
+        <w:keepNext/>
+      </w:pPr>
+      <w:r>
+        <w:rPr>
+          <w:rFonts w:ascii="Segoe UI" w:hAnsi="Segoe UI" w:eastAsia="Microsoft YaHei Light"/>
+          <w:b w:val="0"/>
+          <w:color w:val="16233A"/>
+          <w:sz w:val="21"/>
+        </w:rPr>
+        <w:t>界面上有一个演示开关，可注入三种模型异常，接入真实模型时同样生效：先真实调用，再注入故障，所以拒绝理由和耗时都是真实测量值。</w:t>
+      </w:r>
+    </w:p>
+    <w:tbl>
+      <w:tblPr>
+        <w:tblW w:type="auto" w:w="0"/>
+        <w:jc w:val="left"/>
+        <w:tblLayout w:type="fixed"/>
+        <w:tblLook w:firstColumn="1" w:firstRow="1" w:lastColumn="0" w:lastRow="0" w:noHBand="0" w:noVBand="1" w:val="04A0"/>
+      </w:tblPr>
+      <w:tblGrid>
+        <w:gridCol w:w="3213"/>
+        <w:gridCol w:w="3213"/>
+        <w:gridCol w:w="3213"/>
+      </w:tblGrid>
+      <w:tr>
+        <w:trPr>
+          <w:tblHeader w:val="true"/>
+          <w:cantSplit w:val="true"/>
+        </w:trPr>
+        <w:tc>
+          <w:tcPr>
+            <w:tcW w:type="dxa" w:w="1701"/>
+            <w:shd w:val="clear" w:fill="16233A"/>
+            <w:tcMar>
+              <w:top w:w="110" w:type="dxa"/>
+              <w:start w:w="120" w:type="dxa"/>
+              <w:bottom w:w="110" w:type="dxa"/>
+              <w:end w:w="120" w:type="dxa"/>
+            </w:tcMar>
+            <w:vAlign w:val="center"/>
+            <w:tcBorders>
+              <w:top w:val="single" w:sz="2" w:color="DCE4EA"/>
+              <w:left w:val="nil"/>
+              <w:bottom w:val="single" w:sz="2" w:color="DCE4EA"/>
+              <w:right w:val="nil"/>
+            </w:tcBorders>
+          </w:tcPr>
+          <w:p>
+            <w:pPr>
+              <w:keepNext/>
+              <w:spacing w:after="0" w:before="0" w:line="288" w:lineRule="auto"/>
+            </w:pPr>
+            <w:r>
+              <w:rPr>
+                <w:rFonts w:ascii="Segoe UI" w:hAnsi="Segoe UI" w:eastAsia="Microsoft YaHei"/>
+                <w:b/>
+                <w:color w:val="FFFFFF"/>
+                <w:sz w:val="17"/>
+              </w:rPr>
+              <w:t>故障</w:t>
+            </w:r>
+          </w:p>
+        </w:tc>
+        <w:tc>
+          <w:tcPr>
+            <w:tcW w:type="dxa" w:w="5329"/>
+            <w:shd w:val="clear" w:fill="16233A"/>
+            <w:tcMar>
+              <w:top w:w="110" w:type="dxa"/>
+              <w:start w:w="120" w:type="dxa"/>
+              <w:bottom w:w="110" w:type="dxa"/>
+              <w:end w:w="120" w:type="dxa"/>
+            </w:tcMar>
+            <w:vAlign w:val="center"/>
+            <w:tcBorders>
+              <w:top w:val="single" w:sz="2" w:color="DCE4EA"/>
+              <w:left w:val="nil"/>
+              <w:bottom w:val="single" w:sz="2" w:color="DCE4EA"/>
+              <w:right w:val="nil"/>
+            </w:tcBorders>
+          </w:tcPr>
+          <w:p>
+            <w:pPr>
+              <w:keepNext/>
+              <w:spacing w:after="0" w:before="0" w:line="288" w:lineRule="auto"/>
+            </w:pPr>
+            <w:r>
+              <w:rPr>
+                <w:rFonts w:ascii="Segoe UI" w:hAnsi="Segoe UI" w:eastAsia="Microsoft YaHei"/>
+                <w:b/>
+                <w:color w:val="FFFFFF"/>
+                <w:sz w:val="17"/>
+              </w:rPr>
+              <w:t>注入方式</w:t>
+            </w:r>
+          </w:p>
+        </w:tc>
+        <w:tc>
+          <w:tcPr>
+            <w:tcW w:type="dxa" w:w="2608"/>
+            <w:shd w:val="clear" w:fill="16233A"/>
+            <w:tcMar>
+              <w:top w:w="110" w:type="dxa"/>
+              <w:start w:w="120" w:type="dxa"/>
+              <w:bottom w:w="110" w:type="dxa"/>
+              <w:end w:w="120" w:type="dxa"/>
+            </w:tcMar>
+            <w:vAlign w:val="center"/>
+            <w:tcBorders>
+              <w:top w:val="single" w:sz="2" w:color="DCE4EA"/>
+              <w:left w:val="nil"/>
+              <w:bottom w:val="single" w:sz="2" w:color="DCE4EA"/>
+              <w:right w:val="nil"/>
+            </w:tcBorders>
+          </w:tcPr>
+          <w:p>
+            <w:pPr>
+              <w:keepNext/>
+              <w:spacing w:after="0" w:before="0" w:line="288" w:lineRule="auto"/>
+            </w:pPr>
+            <w:r>
+              <w:rPr>
+                <w:rFonts w:ascii="Segoe UI" w:hAnsi="Segoe UI" w:eastAsia="Microsoft YaHei"/>
+                <w:b/>
+                <w:color w:val="FFFFFF"/>
+                <w:sz w:val="17"/>
+              </w:rPr>
+              <w:t>系统返回</w:t>
+            </w:r>
+          </w:p>
+        </w:tc>
+      </w:tr>
+      <w:tr>
+        <w:trPr>
+          <w:cantSplit w:val="true"/>
+        </w:trPr>
+        <w:tc>
+          <w:tcPr>
+            <w:tcW w:type="dxa" w:w="3213"/>
+            <w:shd w:val="clear" w:fill="FFFFFF"/>
+            <w:tcMar>
+              <w:top w:w="100" w:type="dxa"/>
+              <w:start w:w="120" w:type="dxa"/>
+              <w:bottom w:w="100" w:type="dxa"/>
+              <w:end w:w="120" w:type="dxa"/>
+            </w:tcMar>
+            <w:vAlign w:val="top"/>
+            <w:tcBorders>
+              <w:top w:val="single" w:sz="2" w:color="DCE4EA"/>
+              <w:left w:val="nil"/>
+              <w:bottom w:val="single" w:sz="2" w:color="DCE4EA"/>
+              <w:right w:val="nil"/>
+            </w:tcBorders>
+          </w:tcPr>
+          <w:p>
+            <w:pPr>
+              <w:keepNext/>
+              <w:spacing w:after="0" w:before="0" w:line="312" w:lineRule="auto"/>
+            </w:pPr>
+            <w:r>
+              <w:rPr>
+                <w:rFonts w:ascii="Segoe UI" w:hAnsi="Segoe UI" w:eastAsia="Microsoft YaHei Light"/>
+                <w:b w:val="0"/>
+                <w:color w:val="16233A"/>
+                <w:sz w:val="17"/>
+              </w:rPr>
+              <w:t>非法 JSON</w:t>
+            </w:r>
+          </w:p>
+        </w:tc>
+        <w:tc>
+          <w:tcPr>
+            <w:tcW w:type="dxa" w:w="3213"/>
+            <w:shd w:val="clear" w:fill="FFFFFF"/>
+            <w:tcMar>
+              <w:top w:w="100" w:type="dxa"/>
+              <w:start w:w="120" w:type="dxa"/>
+              <w:bottom w:w="100" w:type="dxa"/>
+              <w:end w:w="120" w:type="dxa"/>
+            </w:tcMar>
+            <w:vAlign w:val="top"/>
+            <w:tcBorders>
+              <w:top w:val="single" w:sz="2" w:color="DCE4EA"/>
+              <w:left w:val="nil"/>
+              <w:bottom w:val="single" w:sz="2" w:color="DCE4EA"/>
+              <w:right w:val="nil"/>
+            </w:tcBorders>
+          </w:tcPr>
+          <w:p>
+            <w:pPr>
+              <w:keepNext/>
+              <w:spacing w:after="0" w:before="0" w:line="312" w:lineRule="auto"/>
+            </w:pPr>
+            <w:r>
+              <w:rPr>
+                <w:rFonts w:ascii="Segoe UI" w:hAnsi="Segoe UI" w:eastAsia="Microsoft YaHei Light"/>
+                <w:b w:val="0"/>
+                <w:color w:val="16233A"/>
+                <w:sz w:val="17"/>
+              </w:rPr>
+              <w:t>真实调用模型后，把返回替换为自然语言</w:t>
+            </w:r>
+          </w:p>
+        </w:tc>
+        <w:tc>
+          <w:tcPr>
+            <w:tcW w:type="dxa" w:w="3213"/>
+            <w:shd w:val="clear" w:fill="FFFFFF"/>
+            <w:tcMar>
+              <w:top w:w="100" w:type="dxa"/>
+              <w:start w:w="120" w:type="dxa"/>
+              <w:bottom w:w="100" w:type="dxa"/>
+              <w:end w:w="120" w:type="dxa"/>
+            </w:tcMar>
+            <w:vAlign w:val="top"/>
+            <w:tcBorders>
+              <w:top w:val="single" w:sz="2" w:color="DCE4EA"/>
+              <w:left w:val="nil"/>
+              <w:bottom w:val="single" w:sz="2" w:color="DCE4EA"/>
+              <w:right w:val="nil"/>
+            </w:tcBorders>
+          </w:tcPr>
+          <w:p>
+            <w:pPr>
+              <w:keepNext/>
+              <w:spacing w:after="0" w:before="0" w:line="312" w:lineRule="auto"/>
+            </w:pPr>
+            <w:r>
+              <w:rPr>
+                <w:rFonts w:ascii="Consolas" w:hAnsi="Consolas" w:eastAsia="Consolas"/>
+                <w:b w:val="0"/>
+                <w:color w:val="2C3E56"/>
+                <w:sz w:val="17"/>
+              </w:rPr>
+              <w:t>INVALID_JSON</w:t>
+            </w:r>
+          </w:p>
+        </w:tc>
+      </w:tr>
+      <w:tr>
+        <w:trPr>
+          <w:cantSplit w:val="true"/>
+        </w:trPr>
+        <w:tc>
+          <w:tcPr>
+            <w:tcW w:type="dxa" w:w="3213"/>
+            <w:shd w:val="clear" w:fill="F5F8F9"/>
+            <w:tcMar>
+              <w:top w:w="100" w:type="dxa"/>
+              <w:start w:w="120" w:type="dxa"/>
+              <w:bottom w:w="100" w:type="dxa"/>
+              <w:end w:w="120" w:type="dxa"/>
+            </w:tcMar>
+            <w:vAlign w:val="top"/>
+            <w:tcBorders>
+              <w:top w:val="single" w:sz="2" w:color="DCE4EA"/>
+              <w:left w:val="nil"/>
+              <w:bottom w:val="single" w:sz="2" w:color="DCE4EA"/>
+              <w:right w:val="nil"/>
+            </w:tcBorders>
+          </w:tcPr>
+          <w:p>
+            <w:pPr>
+              <w:keepNext/>
+              <w:spacing w:after="0" w:before="0" w:line="312" w:lineRule="auto"/>
+            </w:pPr>
+            <w:r>
+              <w:rPr>
+                <w:rFonts w:ascii="Segoe UI" w:hAnsi="Segoe UI" w:eastAsia="Microsoft YaHei Light"/>
+                <w:b w:val="0"/>
+                <w:color w:val="16233A"/>
+                <w:sz w:val="17"/>
+              </w:rPr>
+              <w:t>虚构规则</w:t>
+            </w:r>
+          </w:p>
+        </w:tc>
+        <w:tc>
+          <w:tcPr>
+            <w:tcW w:type="dxa" w:w="3213"/>
+            <w:shd w:val="clear" w:fill="F5F8F9"/>
+            <w:tcMar>
+              <w:top w:w="100" w:type="dxa"/>
+              <w:start w:w="120" w:type="dxa"/>
+              <w:bottom w:w="100" w:type="dxa"/>
+              <w:end w:w="120" w:type="dxa"/>
+            </w:tcMar>
+            <w:vAlign w:val="top"/>
+            <w:tcBorders>
+              <w:top w:val="single" w:sz="2" w:color="DCE4EA"/>
+              <w:left w:val="nil"/>
+              <w:bottom w:val="single" w:sz="2" w:color="DCE4EA"/>
+              <w:right w:val="nil"/>
+            </w:tcBorders>
+          </w:tcPr>
+          <w:p>
+            <w:pPr>
+              <w:keepNext/>
+              <w:spacing w:after="0" w:before="0" w:line="312" w:lineRule="auto"/>
+            </w:pPr>
+            <w:r>
+              <w:rPr>
+                <w:rFonts w:ascii="Segoe UI" w:hAnsi="Segoe UI" w:eastAsia="Microsoft YaHei Light"/>
+                <w:b w:val="0"/>
+                <w:color w:val="16233A"/>
+                <w:sz w:val="17"/>
+              </w:rPr>
+              <w:t>把 VENUE-RULE-999 注入各任务已声明的字段</w:t>
+            </w:r>
+          </w:p>
+        </w:tc>
+        <w:tc>
+          <w:tcPr>
+            <w:tcW w:type="dxa" w:w="3213"/>
+            <w:shd w:val="clear" w:fill="F5F8F9"/>
+            <w:tcMar>
+              <w:top w:w="100" w:type="dxa"/>
+              <w:start w:w="120" w:type="dxa"/>
+              <w:bottom w:w="100" w:type="dxa"/>
+              <w:end w:w="120" w:type="dxa"/>
+            </w:tcMar>
+            <w:vAlign w:val="top"/>
+            <w:tcBorders>
+              <w:top w:val="single" w:sz="2" w:color="DCE4EA"/>
+              <w:left w:val="nil"/>
+              <w:bottom w:val="single" w:sz="2" w:color="DCE4EA"/>
+              <w:right w:val="nil"/>
+            </w:tcBorders>
+          </w:tcPr>
+          <w:p>
+            <w:pPr>
+              <w:keepNext/>
+              <w:spacing w:after="0" w:before="0" w:line="312" w:lineRule="auto"/>
+            </w:pPr>
+            <w:r>
+              <w:rPr>
+                <w:rFonts w:ascii="Consolas" w:hAnsi="Consolas" w:eastAsia="Consolas"/>
+                <w:b w:val="0"/>
+                <w:color w:val="2C3E56"/>
+                <w:sz w:val="17"/>
+              </w:rPr>
+              <w:t>RULE_NOT_FOUND</w:t>
+            </w:r>
+          </w:p>
+        </w:tc>
+      </w:tr>
+      <w:tr>
+        <w:trPr>
+          <w:cantSplit w:val="true"/>
+        </w:trPr>
+        <w:tc>
+          <w:tcPr>
+            <w:tcW w:type="dxa" w:w="3213"/>
+            <w:shd w:val="clear" w:fill="FFFFFF"/>
+            <w:tcMar>
+              <w:top w:w="100" w:type="dxa"/>
+              <w:start w:w="120" w:type="dxa"/>
+              <w:bottom w:w="100" w:type="dxa"/>
+              <w:end w:w="120" w:type="dxa"/>
+            </w:tcMar>
+            <w:vAlign w:val="top"/>
+            <w:tcBorders>
+              <w:top w:val="single" w:sz="2" w:color="DCE4EA"/>
+              <w:left w:val="nil"/>
+              <w:bottom w:val="single" w:sz="2" w:color="DCE4EA"/>
+              <w:right w:val="nil"/>
+            </w:tcBorders>
+          </w:tcPr>
+          <w:p>
+            <w:pPr>
+              <w:spacing w:after="0" w:before="0" w:line="312" w:lineRule="auto"/>
+            </w:pPr>
+            <w:r>
+              <w:rPr>
+                <w:rFonts w:ascii="Segoe UI" w:hAnsi="Segoe UI" w:eastAsia="Microsoft YaHei Light"/>
+                <w:b w:val="0"/>
+                <w:color w:val="16233A"/>
+                <w:sz w:val="17"/>
+              </w:rPr>
+              <w:t>模型超时</w:t>
+            </w:r>
+          </w:p>
+        </w:tc>
+        <w:tc>
+          <w:tcPr>
+            <w:tcW w:type="dxa" w:w="3213"/>
+            <w:shd w:val="clear" w:fill="FFFFFF"/>
+            <w:tcMar>
+              <w:top w:w="100" w:type="dxa"/>
+              <w:start w:w="120" w:type="dxa"/>
+              <w:bottom w:w="100" w:type="dxa"/>
+              <w:end w:w="120" w:type="dxa"/>
+            </w:tcMar>
+            <w:vAlign w:val="top"/>
+            <w:tcBorders>
+              <w:top w:val="single" w:sz="2" w:color="DCE4EA"/>
+              <w:left w:val="nil"/>
+              <w:bottom w:val="single" w:sz="2" w:color="DCE4EA"/>
+              <w:right w:val="nil"/>
+            </w:tcBorders>
+          </w:tcPr>
+          <w:p>
+            <w:pPr>
+              <w:spacing w:after="0" w:before="0" w:line="312" w:lineRule="auto"/>
+            </w:pPr>
+            <w:r>
+              <w:rPr>
+                <w:rFonts w:ascii="Segoe UI" w:hAnsi="Segoe UI" w:eastAsia="Microsoft YaHei Light"/>
+                <w:b w:val="0"/>
+                <w:color w:val="16233A"/>
+                <w:sz w:val="17"/>
+              </w:rPr>
+              <w:t>收缩请求预算，真实中断连接</w:t>
+            </w:r>
+          </w:p>
+        </w:tc>
+        <w:tc>
+          <w:tcPr>
+            <w:tcW w:type="dxa" w:w="3213"/>
+            <w:shd w:val="clear" w:fill="FFFFFF"/>
+            <w:tcMar>
+              <w:top w:w="100" w:type="dxa"/>
+              <w:start w:w="120" w:type="dxa"/>
+              <w:bottom w:w="100" w:type="dxa"/>
+              <w:end w:w="120" w:type="dxa"/>
+            </w:tcMar>
+            <w:vAlign w:val="top"/>
+            <w:tcBorders>
+              <w:top w:val="single" w:sz="2" w:color="DCE4EA"/>
+              <w:left w:val="nil"/>
+              <w:bottom w:val="single" w:sz="2" w:color="DCE4EA"/>
+              <w:right w:val="nil"/>
+            </w:tcBorders>
+          </w:tcPr>
+          <w:p>
+            <w:pPr>
+              <w:spacing w:after="0" w:before="0" w:line="312" w:lineRule="auto"/>
+            </w:pPr>
+            <w:r>
+              <w:rPr>
+                <w:rFonts w:ascii="Consolas" w:hAnsi="Consolas" w:eastAsia="Consolas"/>
+                <w:b w:val="0"/>
+                <w:color w:val="2C3E56"/>
+                <w:sz w:val="17"/>
+              </w:rPr>
+              <w:t>MODEL_TIMEOUT</w:t>
+            </w:r>
+          </w:p>
+        </w:tc>
+      </w:tr>
+    </w:tbl>
+    <w:p>
+      <w:pPr>
+        <w:keepNext w:val="0"/>
+        <w:spacing w:after="160" w:before="0" w:line="240" w:lineRule="auto"/>
+      </w:pPr>
+    </w:p>
+    <w:p>
+      <w:pPr>
+        <w:keepNext w:val="0"/>
+        <w:spacing w:after="320" w:before="0" w:line="240" w:lineRule="auto"/>
       </w:pPr>
     </w:p>
     <w:tbl>
       <w:tblPr>
         <w:tblW w:type="auto" w:w="0"/>
-        <w:jc w:val="center"/>
+        <w:jc w:val="left"/>
+        <w:tblLook w:firstColumn="1" w:firstRow="1" w:lastColumn="0" w:lastRow="0" w:noHBand="0" w:noVBand="1" w:val="04A0"/>
+        <w:tblLayout w:type="fixed"/>
+      </w:tblPr>
+      <w:tblGrid>
+        <w:gridCol w:w="4819"/>
+        <w:gridCol w:w="4819"/>
+      </w:tblGrid>
+      <w:tr>
+        <w:trPr>
+          <w:cantSplit w:val="true"/>
+        </w:trPr>
+        <w:tc>
+          <w:tcPr>
+            <w:tcW w:type="dxa" w:w="878"/>
+            <w:shd w:val="clear" w:fill="16233A"/>
+            <w:tcBorders>
+              <w:top w:val="nil"/>
+              <w:left w:val="nil"/>
+              <w:bottom w:val="nil"/>
+              <w:right w:val="nil"/>
+            </w:tcBorders>
+            <w:tcMar>
+              <w:top w:w="120" w:type="dxa"/>
+              <w:start w:w="0" w:type="dxa"/>
+              <w:bottom w:w="120" w:type="dxa"/>
+              <w:end w:w="0" w:type="dxa"/>
+            </w:tcMar>
+          </w:tcPr>
+          <w:p>
+            <w:pPr>
+              <w:keepNext/>
+              <w:spacing w:after="0" w:before="0" w:line="240" w:lineRule="auto"/>
+              <w:jc w:val="center"/>
+            </w:pPr>
+            <w:r>
+              <w:rPr>
+                <w:rFonts w:ascii="Consolas" w:hAnsi="Consolas" w:eastAsia="Consolas"/>
+                <w:b/>
+                <w:color w:val="FFFFFF"/>
+                <w:sz w:val="40"/>
+              </w:rPr>
+              <w:t>03</w:t>
+            </w:r>
+          </w:p>
+        </w:tc>
+        <w:tc>
+          <w:tcPr>
+            <w:tcW w:type="dxa" w:w="8760"/>
+            <w:shd w:val="clear" w:fill="FFFFFF"/>
+            <w:tcBorders>
+              <w:top w:val="nil"/>
+              <w:left w:val="nil"/>
+              <w:bottom w:val="nil"/>
+              <w:right w:val="nil"/>
+            </w:tcBorders>
+            <w:tcMar>
+              <w:top w:w="100" w:type="dxa"/>
+              <w:start w:w="200" w:type="dxa"/>
+              <w:bottom w:w="100" w:type="dxa"/>
+              <w:end w:w="0" w:type="dxa"/>
+            </w:tcMar>
+          </w:tcPr>
+          <w:p>
+            <w:pPr>
+              <w:keepNext/>
+              <w:spacing w:after="40" w:before="0" w:line="288" w:lineRule="auto"/>
+            </w:pPr>
+            <w:r>
+              <w:rPr>
+                <w:rFonts w:ascii="Segoe UI" w:hAnsi="Segoe UI" w:eastAsia="Microsoft YaHei"/>
+                <w:b/>
+                <w:color w:val="16233A"/>
+                <w:sz w:val="38"/>
+              </w:rPr>
+              <w:t>已经验证过什么</w:t>
+            </w:r>
+          </w:p>
+          <w:p>
+            <w:pPr>
+              <w:keepNext/>
+              <w:spacing w:after="0" w:before="0" w:line="336" w:lineRule="auto"/>
+            </w:pPr>
+            <w:r>
+              <w:rPr>
+                <w:rFonts w:ascii="Segoe UI" w:hAnsi="Segoe UI" w:eastAsia="Microsoft YaHei Light"/>
+                <w:b w:val="0"/>
+                <w:color w:val="5A6B7B"/>
+                <w:sz w:val="19"/>
+              </w:rPr>
+              <w:t>下面每个数字都来自实测，没有推算。</w:t>
+            </w:r>
+          </w:p>
+        </w:tc>
+      </w:tr>
+    </w:tbl>
+    <w:p>
+      <w:pPr>
+        <w:keepNext/>
+        <w:spacing w:after="120" w:before="0" w:line="240" w:lineRule="auto"/>
+      </w:pPr>
+    </w:p>
+    <w:tbl>
+      <w:tblPr>
+        <w:tblW w:type="auto" w:w="0"/>
+        <w:jc w:val="left"/>
+        <w:tblLook w:firstColumn="1" w:firstRow="1" w:lastColumn="0" w:lastRow="0" w:noHBand="0" w:noVBand="1" w:val="04A0"/>
+        <w:tblLayout w:type="fixed"/>
+      </w:tblPr>
+      <w:tblGrid>
+        <w:gridCol w:w="9638"/>
+      </w:tblGrid>
+      <w:tr>
+        <w:trPr>
+          <w:cantSplit w:val="true"/>
+          <w:cantSplit w:val="true"/>
+        </w:trPr>
+        <w:tc>
+          <w:tcPr>
+            <w:tcW w:type="dxa" w:w="9639"/>
+            <w:shd w:val="clear" w:fill="DCE4EA"/>
+            <w:tcBorders>
+              <w:top w:val="nil"/>
+              <w:left w:val="nil"/>
+              <w:bottom w:val="nil"/>
+              <w:right w:val="nil"/>
+            </w:tcBorders>
+            <w:tcMar>
+              <w:top w:w="0" w:type="dxa"/>
+              <w:start w:w="0" w:type="dxa"/>
+              <w:bottom w:w="0" w:type="dxa"/>
+              <w:end w:w="0" w:type="dxa"/>
+            </w:tcMar>
+          </w:tcPr>
+          <w:p>
+            <w:pPr>
+              <w:keepNext/>
+              <w:spacing w:after="0" w:before="0" w:line="240" w:lineRule="auto"/>
+            </w:pPr>
+            <w:r>
+              <w:rPr>
+                <w:rFonts w:ascii="Segoe UI" w:hAnsi="Segoe UI" w:eastAsia="Microsoft YaHei"/>
+                <w:b w:val="0"/>
+                <w:color w:val="DCE4EA"/>
+                <w:sz w:val="2"/>
+              </w:rPr>
+              <w:t xml:space="preserve"> </w:t>
+            </w:r>
+          </w:p>
+        </w:tc>
+      </w:tr>
+    </w:tbl>
+    <w:p>
+      <w:pPr>
+        <w:keepNext w:val="0"/>
+        <w:spacing w:after="200" w:before="0" w:line="240" w:lineRule="auto"/>
+      </w:pPr>
+    </w:p>
+    <w:tbl>
+      <w:tblPr>
+        <w:tblW w:type="auto" w:w="0"/>
+        <w:jc w:val="left"/>
+        <w:tblLook w:firstColumn="1" w:firstRow="1" w:lastColumn="0" w:lastRow="0" w:noHBand="0" w:noVBand="1" w:val="04A0"/>
+        <w:tblLayout w:type="fixed"/>
+      </w:tblPr>
+      <w:tblGrid>
+        <w:gridCol w:w="3213"/>
+        <w:gridCol w:w="3213"/>
+        <w:gridCol w:w="3213"/>
+      </w:tblGrid>
+      <w:tr>
+        <w:trPr>
+          <w:cantSplit w:val="true"/>
+        </w:trPr>
+        <w:tc>
+          <w:tcPr>
+            <w:tcW w:type="dxa" w:w="3213"/>
+            <w:shd w:val="clear" w:fill="F5F8F9"/>
+            <w:tcMar>
+              <w:top w:w="170" w:type="dxa"/>
+              <w:start w:w="150" w:type="dxa"/>
+              <w:bottom w:w="160" w:type="dxa"/>
+              <w:end w:w="150" w:type="dxa"/>
+            </w:tcMar>
+            <w:tcBorders>
+              <w:top w:val="single" w:sz="4" w:color="FFFFFF"/>
+              <w:left w:val="single" w:sz="12" w:color="FFFFFF"/>
+              <w:bottom w:val="single" w:sz="4" w:color="FFFFFF"/>
+              <w:right w:val="single" w:sz="12" w:color="FFFFFF"/>
+            </w:tcBorders>
+          </w:tcPr>
+          <w:p>
+            <w:pPr>
+              <w:spacing w:after="40" w:before="0" w:line="240" w:lineRule="auto"/>
+            </w:pPr>
+            <w:r>
+              <w:rPr>
+                <w:rFonts w:ascii="Consolas" w:hAnsi="Consolas" w:eastAsia="Consolas"/>
+                <w:b/>
+                <w:color w:val="0F6E78"/>
+                <w:sz w:val="38"/>
+              </w:rPr>
+              <w:t>9 / 9</w:t>
+            </w:r>
+          </w:p>
+          <w:p>
+            <w:pPr>
+              <w:spacing w:after="20" w:before="0" w:line="288" w:lineRule="auto"/>
+            </w:pPr>
+            <w:r>
+              <w:rPr>
+                <w:rFonts w:ascii="Segoe UI" w:hAnsi="Segoe UI" w:eastAsia="Microsoft YaHei"/>
+                <w:b/>
+                <w:color w:val="16233A"/>
+                <w:sz w:val="19"/>
+              </w:rPr>
+              <w:t>闭环事件</w:t>
+            </w:r>
+          </w:p>
+          <w:p>
+            <w:pPr>
+              <w:spacing w:after="0" w:before="0" w:line="312" w:lineRule="auto"/>
+            </w:pPr>
+            <w:r>
+              <w:rPr>
+                <w:rFonts w:ascii="Segoe UI" w:hAnsi="Segoe UI" w:eastAsia="Microsoft YaHei Light"/>
+                <w:b w:val="0"/>
+                <w:color w:val="5A6B7B"/>
+                <w:sz w:val="16"/>
+              </w:rPr>
+              <w:t>含一次退回与修订 V2</w:t>
+            </w:r>
+          </w:p>
+        </w:tc>
+        <w:tc>
+          <w:tcPr>
+            <w:tcW w:type="dxa" w:w="3213"/>
+            <w:shd w:val="clear" w:fill="F5F8F9"/>
+            <w:tcMar>
+              <w:top w:w="170" w:type="dxa"/>
+              <w:start w:w="150" w:type="dxa"/>
+              <w:bottom w:w="160" w:type="dxa"/>
+              <w:end w:w="150" w:type="dxa"/>
+            </w:tcMar>
+            <w:tcBorders>
+              <w:top w:val="single" w:sz="4" w:color="FFFFFF"/>
+              <w:left w:val="single" w:sz="12" w:color="FFFFFF"/>
+              <w:bottom w:val="single" w:sz="4" w:color="FFFFFF"/>
+              <w:right w:val="single" w:sz="12" w:color="FFFFFF"/>
+            </w:tcBorders>
+          </w:tcPr>
+          <w:p>
+            <w:pPr>
+              <w:spacing w:after="40" w:before="0" w:line="240" w:lineRule="auto"/>
+            </w:pPr>
+            <w:r>
+              <w:rPr>
+                <w:rFonts w:ascii="Consolas" w:hAnsi="Consolas" w:eastAsia="Consolas"/>
+                <w:b/>
+                <w:color w:val="0F6E78"/>
+                <w:sz w:val="38"/>
+              </w:rPr>
+              <w:t>8 / 8</w:t>
+            </w:r>
+          </w:p>
+          <w:p>
+            <w:pPr>
+              <w:spacing w:after="20" w:before="0" w:line="288" w:lineRule="auto"/>
+            </w:pPr>
+            <w:r>
+              <w:rPr>
+                <w:rFonts w:ascii="Segoe UI" w:hAnsi="Segoe UI" w:eastAsia="Microsoft YaHei"/>
+                <w:b/>
+                <w:color w:val="16233A"/>
+                <w:sz w:val="19"/>
+              </w:rPr>
+              <w:t>退回通知实测</w:t>
+            </w:r>
+          </w:p>
+          <w:p>
+            <w:pPr>
+              <w:spacing w:after="0" w:before="0" w:line="312" w:lineRule="auto"/>
+            </w:pPr>
+            <w:r>
+              <w:rPr>
+                <w:rFonts w:ascii="Segoe UI" w:hAnsi="Segoe UI" w:eastAsia="Microsoft YaHei Light"/>
+                <w:b w:val="0"/>
+                <w:color w:val="5A6B7B"/>
+                <w:sz w:val="16"/>
+              </w:rPr>
+              <w:t>语义与人工意见一致</w:t>
+            </w:r>
+          </w:p>
+        </w:tc>
+        <w:tc>
+          <w:tcPr>
+            <w:tcW w:type="dxa" w:w="3213"/>
+            <w:shd w:val="clear" w:fill="F5F8F9"/>
+            <w:tcMar>
+              <w:top w:w="170" w:type="dxa"/>
+              <w:start w:w="150" w:type="dxa"/>
+              <w:bottom w:w="160" w:type="dxa"/>
+              <w:end w:w="150" w:type="dxa"/>
+            </w:tcMar>
+            <w:tcBorders>
+              <w:top w:val="single" w:sz="4" w:color="FFFFFF"/>
+              <w:left w:val="single" w:sz="12" w:color="FFFFFF"/>
+              <w:bottom w:val="single" w:sz="4" w:color="FFFFFF"/>
+              <w:right w:val="single" w:sz="12" w:color="FFFFFF"/>
+            </w:tcBorders>
+          </w:tcPr>
+          <w:p>
+            <w:pPr>
+              <w:spacing w:after="40" w:before="0" w:line="240" w:lineRule="auto"/>
+            </w:pPr>
+            <w:r>
+              <w:rPr>
+                <w:rFonts w:ascii="Consolas" w:hAnsi="Consolas" w:eastAsia="Consolas"/>
+                <w:b/>
+                <w:color w:val="0F6E78"/>
+                <w:sz w:val="38"/>
+              </w:rPr>
+              <w:t>409</w:t>
+            </w:r>
+          </w:p>
+          <w:p>
+            <w:pPr>
+              <w:spacing w:after="20" w:before="0" w:line="288" w:lineRule="auto"/>
+            </w:pPr>
+            <w:r>
+              <w:rPr>
+                <w:rFonts w:ascii="Segoe UI" w:hAnsi="Segoe UI" w:eastAsia="Microsoft YaHei"/>
+                <w:b/>
+                <w:color w:val="16233A"/>
+                <w:sz w:val="19"/>
+              </w:rPr>
+              <w:t>越权请求</w:t>
+            </w:r>
+          </w:p>
+          <w:p>
+            <w:pPr>
+              <w:spacing w:after="0" w:before="0" w:line="312" w:lineRule="auto"/>
+            </w:pPr>
+            <w:r>
+              <w:rPr>
+                <w:rFonts w:ascii="Segoe UI" w:hAnsi="Segoe UI" w:eastAsia="Microsoft YaHei Light"/>
+                <w:b w:val="0"/>
+                <w:color w:val="5A6B7B"/>
+                <w:sz w:val="16"/>
+              </w:rPr>
+              <w:t>伪造管理员身份被拒</w:t>
+            </w:r>
+          </w:p>
+        </w:tc>
+      </w:tr>
+    </w:tbl>
+    <w:p>
+      <w:pPr>
+        <w:keepNext w:val="0"/>
+        <w:spacing w:after="200" w:before="0" w:line="240" w:lineRule="auto"/>
+      </w:pPr>
+    </w:p>
+    <w:p>
+      <w:pPr>
+        <w:spacing w:after="100" w:before="0" w:line="348" w:lineRule="auto"/>
+        <w:ind w:left="351" w:hanging="351"/>
+      </w:pPr>
+      <w:r>
+        <w:rPr>
+          <w:rFonts w:ascii="Segoe UI" w:hAnsi="Segoe UI" w:eastAsia="Microsoft YaHei"/>
+          <w:b/>
+          <w:color w:val="0F6E78"/>
+          <w:sz w:val="20"/>
+        </w:rPr>
+        <w:t xml:space="preserve">· </w:t>
+      </w:r>
+      <w:r>
+        <w:rPr>
+          <w:rFonts w:ascii="Segoe UI" w:hAnsi="Segoe UI" w:eastAsia="Microsoft YaHei Light"/>
+          <w:b w:val="0"/>
+          <w:color w:val="16233A"/>
+          <w:sz w:val="20"/>
+        </w:rPr>
+        <w:t>完整状态链走通：草稿到提交、接件、退回、修订 V2、再提交、批准、归档，共 9 条事件，V1 与 V2 并存。</w:t>
+      </w:r>
+    </w:p>
+    <w:p>
+      <w:pPr>
+        <w:spacing w:after="100" w:before="0" w:line="348" w:lineRule="auto"/>
+        <w:ind w:left="351" w:hanging="351"/>
+      </w:pPr>
+      <w:r>
+        <w:rPr>
+          <w:rFonts w:ascii="Segoe UI" w:hAnsi="Segoe UI" w:eastAsia="Microsoft YaHei"/>
+          <w:b/>
+          <w:color w:val="0F6E78"/>
+          <w:sz w:val="20"/>
+        </w:rPr>
+        <w:t xml:space="preserve">· </w:t>
+      </w:r>
+      <w:r>
+        <w:rPr>
+          <w:rFonts w:ascii="Segoe UI" w:hAnsi="Segoe UI" w:eastAsia="Microsoft YaHei Light"/>
+          <w:b w:val="0"/>
+          <w:color w:val="16233A"/>
+          <w:sz w:val="20"/>
+        </w:rPr>
+        <w:t>申请人在请求体里伪造 role: "admin" 直接批准，服务端返回 409，状态不变。</w:t>
+      </w:r>
+    </w:p>
+    <w:p>
+      <w:pPr>
+        <w:spacing w:after="100" w:before="0" w:line="348" w:lineRule="auto"/>
+        <w:ind w:left="351" w:hanging="351"/>
+      </w:pPr>
+      <w:r>
+        <w:rPr>
+          <w:rFonts w:ascii="Segoe UI" w:hAnsi="Segoe UI" w:eastAsia="Microsoft YaHei"/>
+          <w:b/>
+          <w:color w:val="0F6E78"/>
+          <w:sz w:val="20"/>
+        </w:rPr>
+        <w:t xml:space="preserve">· </w:t>
+      </w:r>
+      <w:r>
+        <w:rPr>
+          <w:rFonts w:ascii="Segoe UI" w:hAnsi="Segoe UI" w:eastAsia="Microsoft YaHei Light"/>
+          <w:b w:val="0"/>
+          <w:color w:val="16233A"/>
+          <w:sz w:val="20"/>
+        </w:rPr>
+        <w:t>四个并发的重复提交只产生一条事件，四个请求都返回 200，幂等键由服务端推导。</w:t>
+      </w:r>
+    </w:p>
+    <w:p>
+      <w:pPr>
+        <w:spacing w:after="100" w:before="0" w:line="348" w:lineRule="auto"/>
+        <w:ind w:left="351" w:hanging="351"/>
+      </w:pPr>
+      <w:r>
+        <w:rPr>
+          <w:rFonts w:ascii="Segoe UI" w:hAnsi="Segoe UI" w:eastAsia="Microsoft YaHei"/>
+          <w:b/>
+          <w:color w:val="0F6E78"/>
+          <w:sz w:val="20"/>
+        </w:rPr>
+        <w:t xml:space="preserve">· </w:t>
+      </w:r>
+      <w:r>
+        <w:rPr>
+          <w:rFonts w:ascii="Segoe UI" w:hAnsi="Segoe UI" w:eastAsia="Microsoft YaHei Light"/>
+          <w:b w:val="0"/>
+          <w:color w:val="16233A"/>
+          <w:sz w:val="20"/>
+        </w:rPr>
+        <w:t>接入 deepseek-chat 时，表单整理连续 6 次通过校验，耗时 1.2 至 1.4 秒。</w:t>
+      </w:r>
+    </w:p>
+    <w:p>
+      <w:pPr>
+        <w:spacing w:after="100" w:before="0" w:line="348" w:lineRule="auto"/>
+        <w:ind w:left="351" w:hanging="351"/>
+      </w:pPr>
+      <w:r>
+        <w:rPr>
+          <w:rFonts w:ascii="Segoe UI" w:hAnsi="Segoe UI" w:eastAsia="Microsoft YaHei"/>
+          <w:b/>
+          <w:color w:val="0F6E78"/>
+          <w:sz w:val="20"/>
+        </w:rPr>
+        <w:t xml:space="preserve">· </w:t>
+      </w:r>
+      <w:r>
+        <w:rPr>
+          <w:rFonts w:ascii="Segoe UI" w:hAnsi="Segoe UI" w:eastAsia="Microsoft YaHei Light"/>
+          <w:b w:val="0"/>
+          <w:color w:val="16233A"/>
+          <w:sz w:val="20"/>
+        </w:rPr>
+        <w:t>三类任务 × 三种故障共 9 种组合错误码全部符合预期，超时实测约 614 毫秒。</w:t>
+      </w:r>
+    </w:p>
+    <w:p>
+      <w:pPr>
+        <w:keepNext w:val="0"/>
+        <w:spacing w:after="320" w:before="0" w:line="240" w:lineRule="auto"/>
+      </w:pPr>
+    </w:p>
+    <w:tbl>
+      <w:tblPr>
+        <w:tblW w:type="auto" w:w="0"/>
+        <w:jc w:val="left"/>
+        <w:tblLook w:firstColumn="1" w:firstRow="1" w:lastColumn="0" w:lastRow="0" w:noHBand="0" w:noVBand="1" w:val="04A0"/>
+        <w:tblLayout w:type="fixed"/>
+      </w:tblPr>
+      <w:tblGrid>
+        <w:gridCol w:w="4819"/>
+        <w:gridCol w:w="4819"/>
+      </w:tblGrid>
+      <w:tr>
+        <w:trPr>
+          <w:cantSplit w:val="true"/>
+        </w:trPr>
+        <w:tc>
+          <w:tcPr>
+            <w:tcW w:type="dxa" w:w="878"/>
+            <w:shd w:val="clear" w:fill="16233A"/>
+            <w:tcBorders>
+              <w:top w:val="nil"/>
+              <w:left w:val="nil"/>
+              <w:bottom w:val="nil"/>
+              <w:right w:val="nil"/>
+            </w:tcBorders>
+            <w:tcMar>
+              <w:top w:w="120" w:type="dxa"/>
+              <w:start w:w="0" w:type="dxa"/>
+              <w:bottom w:w="120" w:type="dxa"/>
+              <w:end w:w="0" w:type="dxa"/>
+            </w:tcMar>
+          </w:tcPr>
+          <w:p>
+            <w:pPr>
+              <w:keepNext/>
+              <w:spacing w:after="0" w:before="0" w:line="240" w:lineRule="auto"/>
+              <w:jc w:val="center"/>
+            </w:pPr>
+            <w:r>
+              <w:rPr>
+                <w:rFonts w:ascii="Consolas" w:hAnsi="Consolas" w:eastAsia="Consolas"/>
+                <w:b/>
+                <w:color w:val="FFFFFF"/>
+                <w:sz w:val="40"/>
+              </w:rPr>
+              <w:t>04</w:t>
+            </w:r>
+          </w:p>
+        </w:tc>
+        <w:tc>
+          <w:tcPr>
+            <w:tcW w:type="dxa" w:w="8760"/>
+            <w:shd w:val="clear" w:fill="FFFFFF"/>
+            <w:tcBorders>
+              <w:top w:val="nil"/>
+              <w:left w:val="nil"/>
+              <w:bottom w:val="nil"/>
+              <w:right w:val="nil"/>
+            </w:tcBorders>
+            <w:tcMar>
+              <w:top w:w="100" w:type="dxa"/>
+              <w:start w:w="200" w:type="dxa"/>
+              <w:bottom w:w="100" w:type="dxa"/>
+              <w:end w:w="0" w:type="dxa"/>
+            </w:tcMar>
+          </w:tcPr>
+          <w:p>
+            <w:pPr>
+              <w:keepNext/>
+              <w:spacing w:after="40" w:before="0" w:line="288" w:lineRule="auto"/>
+            </w:pPr>
+            <w:r>
+              <w:rPr>
+                <w:rFonts w:ascii="Segoe UI" w:hAnsi="Segoe UI" w:eastAsia="Microsoft YaHei"/>
+                <w:b/>
+                <w:color w:val="16233A"/>
+                <w:sz w:val="38"/>
+              </w:rPr>
+              <w:t>交付与下一步</w:t>
+            </w:r>
+          </w:p>
+          <w:p>
+            <w:pPr>
+              <w:keepNext/>
+              <w:spacing w:after="0" w:before="0" w:line="336" w:lineRule="auto"/>
+            </w:pPr>
+            <w:r>
+              <w:rPr>
+                <w:rFonts w:ascii="Segoe UI" w:hAnsi="Segoe UI" w:eastAsia="Microsoft YaHei Light"/>
+                <w:b w:val="0"/>
+                <w:color w:val="5A6B7B"/>
+                <w:sz w:val="19"/>
+              </w:rPr>
+              <w:t>初赛交付一个能跑也能查的系统；复赛推进真实接入。</w:t>
+            </w:r>
+          </w:p>
+        </w:tc>
+      </w:tr>
+    </w:tbl>
+    <w:p>
+      <w:pPr>
+        <w:keepNext/>
+        <w:spacing w:after="120" w:before="0" w:line="240" w:lineRule="auto"/>
+      </w:pPr>
+    </w:p>
+    <w:tbl>
+      <w:tblPr>
+        <w:tblW w:type="auto" w:w="0"/>
+        <w:jc w:val="left"/>
+        <w:tblLook w:firstColumn="1" w:firstRow="1" w:lastColumn="0" w:lastRow="0" w:noHBand="0" w:noVBand="1" w:val="04A0"/>
+        <w:tblLayout w:type="fixed"/>
+      </w:tblPr>
+      <w:tblGrid>
+        <w:gridCol w:w="9638"/>
+      </w:tblGrid>
+      <w:tr>
+        <w:trPr>
+          <w:cantSplit w:val="true"/>
+          <w:cantSplit w:val="true"/>
+        </w:trPr>
+        <w:tc>
+          <w:tcPr>
+            <w:tcW w:type="dxa" w:w="9639"/>
+            <w:shd w:val="clear" w:fill="DCE4EA"/>
+            <w:tcBorders>
+              <w:top w:val="nil"/>
+              <w:left w:val="nil"/>
+              <w:bottom w:val="nil"/>
+              <w:right w:val="nil"/>
+            </w:tcBorders>
+            <w:tcMar>
+              <w:top w:w="0" w:type="dxa"/>
+              <w:start w:w="0" w:type="dxa"/>
+              <w:bottom w:w="0" w:type="dxa"/>
+              <w:end w:w="0" w:type="dxa"/>
+            </w:tcMar>
+          </w:tcPr>
+          <w:p>
+            <w:pPr>
+              <w:keepNext/>
+              <w:spacing w:after="0" w:before="0" w:line="240" w:lineRule="auto"/>
+            </w:pPr>
+            <w:r>
+              <w:rPr>
+                <w:rFonts w:ascii="Segoe UI" w:hAnsi="Segoe UI" w:eastAsia="Microsoft YaHei"/>
+                <w:b w:val="0"/>
+                <w:color w:val="DCE4EA"/>
+                <w:sz w:val="2"/>
+              </w:rPr>
+              <w:t xml:space="preserve"> </w:t>
+            </w:r>
+          </w:p>
+        </w:tc>
+      </w:tr>
+    </w:tbl>
+    <w:p>
+      <w:pPr>
+        <w:keepNext w:val="0"/>
+        <w:spacing w:after="200" w:before="0" w:line="240" w:lineRule="auto"/>
+      </w:pPr>
+    </w:p>
+    <w:tbl>
+      <w:tblPr>
+        <w:tblW w:type="auto" w:w="0"/>
+        <w:jc w:val="left"/>
         <w:tblLayout w:type="fixed"/>
         <w:tblLook w:firstColumn="1" w:firstRow="1" w:lastColumn="0" w:lastRow="0" w:noHBand="0" w:noVBand="1" w:val="04A0"/>
       </w:tblPr>
       <w:tblGrid>
-        <w:gridCol w:w="3251"/>
-        <w:gridCol w:w="3251"/>
-        <w:gridCol w:w="3251"/>
+        <w:gridCol w:w="3213"/>
+        <w:gridCol w:w="3213"/>
+        <w:gridCol w:w="3213"/>
       </w:tblGrid>
       <w:tr>
         <w:trPr>
           <w:tblHeader w:val="true"/>
+          <w:cantSplit w:val="true"/>
         </w:trPr>
         <w:tc>
           <w:tcPr>
-            <w:tcW w:type="dxa" w:w="3572"/>
-            <w:shd w:fill="102A43"/>
+            <w:tcW w:type="dxa" w:w="3061"/>
+            <w:shd w:val="clear" w:fill="16233A"/>
             <w:tcMar>
-              <w:top w:w="100" w:type="dxa"/>
-              <w:start w:w="100" w:type="dxa"/>
-              <w:bottom w:w="100" w:type="dxa"/>
-              <w:end w:w="100" w:type="dxa"/>
+              <w:top w:w="110" w:type="dxa"/>
+              <w:start w:w="120" w:type="dxa"/>
+              <w:bottom w:w="110" w:type="dxa"/>
+              <w:end w:w="120" w:type="dxa"/>
             </w:tcMar>
             <w:vAlign w:val="center"/>
             <w:tcBorders>
-              <w:top w:val="single" w:sz="3" w:color="D9E2E8"/>
-              <w:left w:val="single" w:sz="3" w:color="D9E2E8"/>
-              <w:bottom w:val="single" w:sz="3" w:color="D9E2E8"/>
-              <w:right w:val="single" w:sz="3" w:color="D9E2E8"/>
+              <w:top w:val="single" w:sz="2" w:color="DCE4EA"/>
+              <w:left w:val="nil"/>
+              <w:bottom w:val="single" w:sz="2" w:color="DCE4EA"/>
+              <w:right w:val="nil"/>
             </w:tcBorders>
           </w:tcPr>
           <w:p>
             <w:pPr>
-              <w:jc w:val="left"/>
+              <w:keepNext/>
+              <w:spacing w:after="0" w:before="0" w:line="288" w:lineRule="auto"/>
             </w:pPr>
             <w:r>
               <w:rPr>
-                <w:rFonts w:ascii="Aptos" w:hAnsi="Aptos" w:eastAsia="Microsoft YaHei"/>
+                <w:rFonts w:ascii="Segoe UI" w:hAnsi="Segoe UI" w:eastAsia="Microsoft YaHei"/>
                 <w:b/>
                 <w:color w:val="FFFFFF"/>
                 <w:sz w:val="17"/>
               </w:rPr>
-              <w:t>当前交付</w:t>
+              <w:t>交付物</w:t>
             </w:r>
           </w:p>
         </w:tc>
         <w:tc>
           <w:tcPr>
             <w:tcW w:type="dxa" w:w="1247"/>
-            <w:shd w:fill="102A43"/>
+            <w:shd w:val="clear" w:fill="16233A"/>
             <w:tcMar>
-              <w:top w:w="100" w:type="dxa"/>
-              <w:start w:w="100" w:type="dxa"/>
-              <w:bottom w:w="100" w:type="dxa"/>
-              <w:end w:w="100" w:type="dxa"/>
+              <w:top w:w="110" w:type="dxa"/>
+              <w:start w:w="120" w:type="dxa"/>
+              <w:bottom w:w="110" w:type="dxa"/>
+              <w:end w:w="120" w:type="dxa"/>
             </w:tcMar>
             <w:vAlign w:val="center"/>
             <w:tcBorders>
-              <w:top w:val="single" w:sz="3" w:color="D9E2E8"/>
-              <w:left w:val="single" w:sz="3" w:color="D9E2E8"/>
-              <w:bottom w:val="single" w:sz="3" w:color="D9E2E8"/>
-              <w:right w:val="single" w:sz="3" w:color="D9E2E8"/>
+              <w:top w:val="single" w:sz="2" w:color="DCE4EA"/>
+              <w:left w:val="nil"/>
+              <w:bottom w:val="single" w:sz="2" w:color="DCE4EA"/>
+              <w:right w:val="nil"/>
             </w:tcBorders>
           </w:tcPr>
           <w:p>
             <w:pPr>
-              <w:jc w:val="left"/>
+              <w:keepNext/>
+              <w:spacing w:after="0" w:before="0" w:line="288" w:lineRule="auto"/>
             </w:pPr>
             <w:r>
               <w:rPr>
-                <w:rFonts w:ascii="Aptos" w:hAnsi="Aptos" w:eastAsia="Microsoft YaHei"/>
+                <w:rFonts w:ascii="Segoe UI" w:hAnsi="Segoe UI" w:eastAsia="Microsoft YaHei"/>
                 <w:b/>
                 <w:color w:val="FFFFFF"/>
                 <w:sz w:val="17"/>
@@ -1949,29 +3398,30 @@
         </w:tc>
         <w:tc>
           <w:tcPr>
-            <w:tcW w:type="dxa" w:w="4706"/>
-            <w:shd w:fill="102A43"/>
+            <w:tcW w:type="dxa" w:w="5329"/>
+            <w:shd w:val="clear" w:fill="16233A"/>
             <w:tcMar>
-              <w:top w:w="100" w:type="dxa"/>
-              <w:start w:w="100" w:type="dxa"/>
-              <w:bottom w:w="100" w:type="dxa"/>
-              <w:end w:w="100" w:type="dxa"/>
+              <w:top w:w="110" w:type="dxa"/>
+              <w:start w:w="120" w:type="dxa"/>
+              <w:bottom w:w="110" w:type="dxa"/>
+              <w:end w:w="120" w:type="dxa"/>
             </w:tcMar>
             <w:vAlign w:val="center"/>
             <w:tcBorders>
-              <w:top w:val="single" w:sz="3" w:color="D9E2E8"/>
-              <w:left w:val="single" w:sz="3" w:color="D9E2E8"/>
-              <w:bottom w:val="single" w:sz="3" w:color="D9E2E8"/>
-              <w:right w:val="single" w:sz="3" w:color="D9E2E8"/>
+              <w:top w:val="single" w:sz="2" w:color="DCE4EA"/>
+              <w:left w:val="nil"/>
+              <w:bottom w:val="single" w:sz="2" w:color="DCE4EA"/>
+              <w:right w:val="nil"/>
             </w:tcBorders>
           </w:tcPr>
           <w:p>
             <w:pPr>
-              <w:jc w:val="left"/>
+              <w:keepNext/>
+              <w:spacing w:after="0" w:before="0" w:line="288" w:lineRule="auto"/>
             </w:pPr>
             <w:r>
               <w:rPr>
-                <w:rFonts w:ascii="Aptos" w:hAnsi="Aptos" w:eastAsia="Microsoft YaHei"/>
+                <w:rFonts w:ascii="Segoe UI" w:hAnsi="Segoe UI" w:eastAsia="Microsoft YaHei"/>
                 <w:b/>
                 <w:color w:val="FFFFFF"/>
                 <w:sz w:val="17"/>
@@ -1982,66 +3432,71 @@
         </w:tc>
       </w:tr>
       <w:tr>
+        <w:trPr>
+          <w:cantSplit w:val="true"/>
+        </w:trPr>
         <w:tc>
           <w:tcPr>
-            <w:tcW w:type="dxa" w:w="3251"/>
-            <w:shd w:fill="FFFFFF"/>
+            <w:tcW w:type="dxa" w:w="3213"/>
+            <w:shd w:val="clear" w:fill="FFFFFF"/>
             <w:tcMar>
-              <w:top w:w="90" w:type="dxa"/>
-              <w:start w:w="100" w:type="dxa"/>
-              <w:bottom w:w="90" w:type="dxa"/>
-              <w:end w:w="100" w:type="dxa"/>
+              <w:top w:w="100" w:type="dxa"/>
+              <w:start w:w="120" w:type="dxa"/>
+              <w:bottom w:w="100" w:type="dxa"/>
+              <w:end w:w="120" w:type="dxa"/>
             </w:tcMar>
             <w:vAlign w:val="top"/>
             <w:tcBorders>
-              <w:top w:val="single" w:sz="3" w:color="D9E2E8"/>
-              <w:left w:val="single" w:sz="3" w:color="D9E2E8"/>
-              <w:bottom w:val="single" w:sz="3" w:color="D9E2E8"/>
-              <w:right w:val="single" w:sz="3" w:color="D9E2E8"/>
+              <w:top w:val="single" w:sz="2" w:color="DCE4EA"/>
+              <w:left w:val="nil"/>
+              <w:bottom w:val="single" w:sz="2" w:color="DCE4EA"/>
+              <w:right w:val="nil"/>
             </w:tcBorders>
           </w:tcPr>
           <w:p>
             <w:pPr>
-              <w:spacing w:after="0" w:line="276" w:lineRule="auto"/>
+              <w:keepNext/>
+              <w:spacing w:after="0" w:before="0" w:line="312" w:lineRule="auto"/>
             </w:pPr>
             <w:r>
               <w:rPr>
-                <w:rFonts w:ascii="Aptos" w:hAnsi="Aptos" w:eastAsia="Microsoft YaHei"/>
+                <w:rFonts w:ascii="Segoe UI" w:hAnsi="Segoe UI" w:eastAsia="Microsoft YaHei Light"/>
                 <w:b w:val="0"/>
-                <w:color w:val="183247"/>
+                <w:color w:val="16233A"/>
                 <w:sz w:val="17"/>
               </w:rPr>
-              <w:t>Web 产品</w:t>
+              <w:t>Web 应用</w:t>
             </w:r>
           </w:p>
         </w:tc>
         <w:tc>
           <w:tcPr>
-            <w:tcW w:type="dxa" w:w="3251"/>
-            <w:shd w:fill="FFFFFF"/>
+            <w:tcW w:type="dxa" w:w="3213"/>
+            <w:shd w:val="clear" w:fill="FFFFFF"/>
             <w:tcMar>
-              <w:top w:w="90" w:type="dxa"/>
-              <w:start w:w="100" w:type="dxa"/>
-              <w:bottom w:w="90" w:type="dxa"/>
-              <w:end w:w="100" w:type="dxa"/>
+              <w:top w:w="100" w:type="dxa"/>
+              <w:start w:w="120" w:type="dxa"/>
+              <w:bottom w:w="100" w:type="dxa"/>
+              <w:end w:w="120" w:type="dxa"/>
             </w:tcMar>
             <w:vAlign w:val="top"/>
             <w:tcBorders>
-              <w:top w:val="single" w:sz="3" w:color="D9E2E8"/>
-              <w:left w:val="single" w:sz="3" w:color="D9E2E8"/>
-              <w:bottom w:val="single" w:sz="3" w:color="D9E2E8"/>
-              <w:right w:val="single" w:sz="3" w:color="D9E2E8"/>
+              <w:top w:val="single" w:sz="2" w:color="DCE4EA"/>
+              <w:left w:val="nil"/>
+              <w:bottom w:val="single" w:sz="2" w:color="DCE4EA"/>
+              <w:right w:val="nil"/>
             </w:tcBorders>
           </w:tcPr>
           <w:p>
             <w:pPr>
-              <w:spacing w:after="0" w:line="276" w:lineRule="auto"/>
+              <w:keepNext/>
+              <w:spacing w:after="0" w:before="0" w:line="312" w:lineRule="auto"/>
             </w:pPr>
             <w:r>
               <w:rPr>
-                <w:rFonts w:ascii="Aptos" w:hAnsi="Aptos" w:eastAsia="Microsoft YaHei"/>
+                <w:rFonts w:ascii="Segoe UI" w:hAnsi="Segoe UI" w:eastAsia="Microsoft YaHei Light"/>
                 <w:b w:val="0"/>
-                <w:color w:val="183247"/>
+                <w:color w:val="16233A"/>
                 <w:sz w:val="17"/>
               </w:rPr>
               <w:t>完成</w:t>
@@ -2050,99 +3505,105 @@
         </w:tc>
         <w:tc>
           <w:tcPr>
-            <w:tcW w:type="dxa" w:w="3251"/>
-            <w:shd w:fill="FFFFFF"/>
+            <w:tcW w:type="dxa" w:w="3213"/>
+            <w:shd w:val="clear" w:fill="FFFFFF"/>
             <w:tcMar>
-              <w:top w:w="90" w:type="dxa"/>
-              <w:start w:w="100" w:type="dxa"/>
-              <w:bottom w:w="90" w:type="dxa"/>
-              <w:end w:w="100" w:type="dxa"/>
+              <w:top w:w="100" w:type="dxa"/>
+              <w:start w:w="120" w:type="dxa"/>
+              <w:bottom w:w="100" w:type="dxa"/>
+              <w:end w:w="120" w:type="dxa"/>
             </w:tcMar>
             <w:vAlign w:val="top"/>
             <w:tcBorders>
-              <w:top w:val="single" w:sz="3" w:color="D9E2E8"/>
-              <w:left w:val="single" w:sz="3" w:color="D9E2E8"/>
-              <w:bottom w:val="single" w:sz="3" w:color="D9E2E8"/>
-              <w:right w:val="single" w:sz="3" w:color="D9E2E8"/>
+              <w:top w:val="single" w:sz="2" w:color="DCE4EA"/>
+              <w:left w:val="nil"/>
+              <w:bottom w:val="single" w:sz="2" w:color="DCE4EA"/>
+              <w:right w:val="nil"/>
             </w:tcBorders>
           </w:tcPr>
           <w:p>
             <w:pPr>
-              <w:spacing w:after="0" w:line="276" w:lineRule="auto"/>
+              <w:keepNext/>
+              <w:spacing w:after="0" w:before="0" w:line="312" w:lineRule="auto"/>
             </w:pPr>
             <w:r>
               <w:rPr>
-                <w:rFonts w:ascii="Aptos" w:hAnsi="Aptos" w:eastAsia="Microsoft YaHei"/>
+                <w:rFonts w:ascii="Segoe UI" w:hAnsi="Segoe UI" w:eastAsia="Microsoft YaHei Light"/>
                 <w:b w:val="0"/>
-                <w:color w:val="183247"/>
+                <w:color w:val="16233A"/>
                 <w:sz w:val="17"/>
               </w:rPr>
-              <w:t>支持一键重置、固定剧本和故障注入</w:t>
+              <w:t>四视图工作台，可一键重置</w:t>
             </w:r>
           </w:p>
         </w:tc>
       </w:tr>
       <w:tr>
+        <w:trPr>
+          <w:cantSplit w:val="true"/>
+        </w:trPr>
         <w:tc>
           <w:tcPr>
-            <w:tcW w:type="dxa" w:w="3251"/>
-            <w:shd w:fill="F4F7F9"/>
+            <w:tcW w:type="dxa" w:w="3213"/>
+            <w:shd w:val="clear" w:fill="F5F8F9"/>
             <w:tcMar>
-              <w:top w:w="90" w:type="dxa"/>
-              <w:start w:w="100" w:type="dxa"/>
-              <w:bottom w:w="90" w:type="dxa"/>
-              <w:end w:w="100" w:type="dxa"/>
+              <w:top w:w="100" w:type="dxa"/>
+              <w:start w:w="120" w:type="dxa"/>
+              <w:bottom w:w="100" w:type="dxa"/>
+              <w:end w:w="120" w:type="dxa"/>
             </w:tcMar>
             <w:vAlign w:val="top"/>
             <w:tcBorders>
-              <w:top w:val="single" w:sz="3" w:color="D9E2E8"/>
-              <w:left w:val="single" w:sz="3" w:color="D9E2E8"/>
-              <w:bottom w:val="single" w:sz="3" w:color="D9E2E8"/>
-              <w:right w:val="single" w:sz="3" w:color="D9E2E8"/>
+              <w:top w:val="single" w:sz="2" w:color="DCE4EA"/>
+              <w:left w:val="nil"/>
+              <w:bottom w:val="single" w:sz="2" w:color="DCE4EA"/>
+              <w:right w:val="nil"/>
             </w:tcBorders>
           </w:tcPr>
           <w:p>
             <w:pPr>
-              <w:spacing w:after="0" w:line="276" w:lineRule="auto"/>
+              <w:keepNext/>
+              <w:spacing w:after="0" w:before="0" w:line="312" w:lineRule="auto"/>
             </w:pPr>
             <w:r>
               <w:rPr>
-                <w:rFonts w:ascii="Aptos" w:hAnsi="Aptos" w:eastAsia="Microsoft YaHei"/>
+                <w:rFonts w:ascii="Segoe UI" w:hAnsi="Segoe UI" w:eastAsia="Microsoft YaHei Light"/>
                 <w:b w:val="0"/>
-                <w:color w:val="183247"/>
+                <w:color w:val="16233A"/>
                 <w:sz w:val="17"/>
               </w:rPr>
-              <w:t>源代码与 CI</w:t>
+              <w:t>源代码与自动化测试</w:t>
             </w:r>
           </w:p>
         </w:tc>
         <w:tc>
           <w:tcPr>
-            <w:tcW w:type="dxa" w:w="3251"/>
-            <w:shd w:fill="F4F7F9"/>
+            <w:tcW w:type="dxa" w:w="3213"/>
+            <w:shd w:val="clear" w:fill="F5F8F9"/>
             <w:tcMar>
-              <w:top w:w="90" w:type="dxa"/>
-              <w:start w:w="100" w:type="dxa"/>
-              <w:bottom w:w="90" w:type="dxa"/>
-              <w:end w:w="100" w:type="dxa"/>
+              <w:top w:w="100" w:type="dxa"/>
+              <w:start w:w="120" w:type="dxa"/>
+              <w:bottom w:w="100" w:type="dxa"/>
+              <w:end w:w="120" w:type="dxa"/>
             </w:tcMar>
             <w:vAlign w:val="top"/>
             <w:tcBorders>
-              <w:top w:val="single" w:sz="3" w:color="D9E2E8"/>
-              <w:left w:val="single" w:sz="3" w:color="D9E2E8"/>
-              <w:bottom w:val="single" w:sz="3" w:color="D9E2E8"/>
-              <w:right w:val="single" w:sz="3" w:color="D9E2E8"/>
+              <w:top w:val="single" w:sz="2" w:color="DCE4EA"/>
+              <w:left w:val="nil"/>
+              <w:bottom w:val="single" w:sz="2" w:color="DCE4EA"/>
+              <w:right w:val="nil"/>
             </w:tcBorders>
           </w:tcPr>
           <w:p>
             <w:pPr>
-              <w:spacing w:after="0" w:line="276" w:lineRule="auto"/>
+              <w:keepNext/>
+              <w:spacing w:after="0" w:before="0" w:line="312" w:lineRule="auto"/>
             </w:pPr>
             <w:r>
               <w:rPr>
-                <w:rFonts w:ascii="Aptos" w:hAnsi="Aptos" w:eastAsia="Microsoft YaHei"/>
+                <w:rFonts w:ascii="Segoe UI" w:hAnsi="Segoe UI" w:eastAsia="Microsoft YaHei Light"/>
                 <w:b w:val="0"/>
-                <w:color w:val="183247"/>
+                <w:color w:val="16233A"/>
                 <w:sz w:val="17"/>
               </w:rPr>
               <w:t>完成</w:t>
@@ -2151,66 +3612,71 @@
         </w:tc>
         <w:tc>
           <w:tcPr>
-            <w:tcW w:type="dxa" w:w="3251"/>
-            <w:shd w:fill="F4F7F9"/>
+            <w:tcW w:type="dxa" w:w="3213"/>
+            <w:shd w:val="clear" w:fill="F5F8F9"/>
             <w:tcMar>
-              <w:top w:w="90" w:type="dxa"/>
-              <w:start w:w="100" w:type="dxa"/>
-              <w:bottom w:w="90" w:type="dxa"/>
-              <w:end w:w="100" w:type="dxa"/>
+              <w:top w:w="100" w:type="dxa"/>
+              <w:start w:w="120" w:type="dxa"/>
+              <w:bottom w:w="100" w:type="dxa"/>
+              <w:end w:w="120" w:type="dxa"/>
             </w:tcMar>
             <w:vAlign w:val="top"/>
             <w:tcBorders>
-              <w:top w:val="single" w:sz="3" w:color="D9E2E8"/>
-              <w:left w:val="single" w:sz="3" w:color="D9E2E8"/>
-              <w:bottom w:val="single" w:sz="3" w:color="D9E2E8"/>
-              <w:right w:val="single" w:sz="3" w:color="D9E2E8"/>
+              <w:top w:val="single" w:sz="2" w:color="DCE4EA"/>
+              <w:left w:val="nil"/>
+              <w:bottom w:val="single" w:sz="2" w:color="DCE4EA"/>
+              <w:right w:val="nil"/>
             </w:tcBorders>
           </w:tcPr>
           <w:p>
             <w:pPr>
-              <w:spacing w:after="0" w:line="276" w:lineRule="auto"/>
+              <w:keepNext/>
+              <w:spacing w:after="0" w:before="0" w:line="312" w:lineRule="auto"/>
             </w:pPr>
             <w:r>
               <w:rPr>
-                <w:rFonts w:ascii="Aptos" w:hAnsi="Aptos" w:eastAsia="Microsoft YaHei"/>
+                <w:rFonts w:ascii="Segoe UI" w:hAnsi="Segoe UI" w:eastAsia="Microsoft YaHei Light"/>
                 <w:b w:val="0"/>
-                <w:color w:val="183247"/>
+                <w:color w:val="16233A"/>
                 <w:sz w:val="17"/>
               </w:rPr>
-              <w:t>Private GitHub，自动执行 lint / test / build</w:t>
+              <w:t>96 项测试，lint 与构建通过</w:t>
             </w:r>
           </w:p>
         </w:tc>
       </w:tr>
       <w:tr>
+        <w:trPr>
+          <w:cantSplit w:val="true"/>
+        </w:trPr>
         <w:tc>
           <w:tcPr>
-            <w:tcW w:type="dxa" w:w="3251"/>
-            <w:shd w:fill="FFFFFF"/>
+            <w:tcW w:type="dxa" w:w="3213"/>
+            <w:shd w:val="clear" w:fill="FFFFFF"/>
             <w:tcMar>
-              <w:top w:w="90" w:type="dxa"/>
-              <w:start w:w="100" w:type="dxa"/>
-              <w:bottom w:w="90" w:type="dxa"/>
-              <w:end w:w="100" w:type="dxa"/>
+              <w:top w:w="100" w:type="dxa"/>
+              <w:start w:w="120" w:type="dxa"/>
+              <w:bottom w:w="100" w:type="dxa"/>
+              <w:end w:w="120" w:type="dxa"/>
             </w:tcMar>
             <w:vAlign w:val="top"/>
             <w:tcBorders>
-              <w:top w:val="single" w:sz="3" w:color="D9E2E8"/>
-              <w:left w:val="single" w:sz="3" w:color="D9E2E8"/>
-              <w:bottom w:val="single" w:sz="3" w:color="D9E2E8"/>
-              <w:right w:val="single" w:sz="3" w:color="D9E2E8"/>
+              <w:top w:val="single" w:sz="2" w:color="DCE4EA"/>
+              <w:left w:val="nil"/>
+              <w:bottom w:val="single" w:sz="2" w:color="DCE4EA"/>
+              <w:right w:val="nil"/>
             </w:tcBorders>
           </w:tcPr>
           <w:p>
             <w:pPr>
-              <w:spacing w:after="0" w:line="276" w:lineRule="auto"/>
+              <w:keepNext/>
+              <w:spacing w:after="0" w:before="0" w:line="312" w:lineRule="auto"/>
             </w:pPr>
             <w:r>
               <w:rPr>
-                <w:rFonts w:ascii="Aptos" w:hAnsi="Aptos" w:eastAsia="Microsoft YaHei"/>
+                <w:rFonts w:ascii="Segoe UI" w:hAnsi="Segoe UI" w:eastAsia="Microsoft YaHei Light"/>
                 <w:b w:val="0"/>
-                <w:color w:val="183247"/>
+                <w:color w:val="16233A"/>
                 <w:sz w:val="17"/>
               </w:rPr>
               <w:t>私有演示部署</w:t>
@@ -2219,31 +3685,32 @@
         </w:tc>
         <w:tc>
           <w:tcPr>
-            <w:tcW w:type="dxa" w:w="3251"/>
-            <w:shd w:fill="FFFFFF"/>
+            <w:tcW w:type="dxa" w:w="3213"/>
+            <w:shd w:val="clear" w:fill="FFFFFF"/>
             <w:tcMar>
-              <w:top w:w="90" w:type="dxa"/>
-              <w:start w:w="100" w:type="dxa"/>
-              <w:bottom w:w="90" w:type="dxa"/>
-              <w:end w:w="100" w:type="dxa"/>
+              <w:top w:w="100" w:type="dxa"/>
+              <w:start w:w="120" w:type="dxa"/>
+              <w:bottom w:w="100" w:type="dxa"/>
+              <w:end w:w="120" w:type="dxa"/>
             </w:tcMar>
             <w:vAlign w:val="top"/>
             <w:tcBorders>
-              <w:top w:val="single" w:sz="3" w:color="D9E2E8"/>
-              <w:left w:val="single" w:sz="3" w:color="D9E2E8"/>
-              <w:bottom w:val="single" w:sz="3" w:color="D9E2E8"/>
-              <w:right w:val="single" w:sz="3" w:color="D9E2E8"/>
+              <w:top w:val="single" w:sz="2" w:color="DCE4EA"/>
+              <w:left w:val="nil"/>
+              <w:bottom w:val="single" w:sz="2" w:color="DCE4EA"/>
+              <w:right w:val="nil"/>
             </w:tcBorders>
           </w:tcPr>
           <w:p>
             <w:pPr>
-              <w:spacing w:after="0" w:line="276" w:lineRule="auto"/>
+              <w:keepNext/>
+              <w:spacing w:after="0" w:before="0" w:line="312" w:lineRule="auto"/>
             </w:pPr>
             <w:r>
               <w:rPr>
-                <w:rFonts w:ascii="Aptos" w:hAnsi="Aptos" w:eastAsia="Microsoft YaHei"/>
+                <w:rFonts w:ascii="Segoe UI" w:hAnsi="Segoe UI" w:eastAsia="Microsoft YaHei Light"/>
                 <w:b w:val="0"/>
-                <w:color w:val="183247"/>
+                <w:color w:val="16233A"/>
                 <w:sz w:val="17"/>
               </w:rPr>
               <w:t>完成</w:t>
@@ -2252,99 +3719,105 @@
         </w:tc>
         <w:tc>
           <w:tcPr>
-            <w:tcW w:type="dxa" w:w="3251"/>
-            <w:shd w:fill="FFFFFF"/>
+            <w:tcW w:type="dxa" w:w="3213"/>
+            <w:shd w:val="clear" w:fill="FFFFFF"/>
             <w:tcMar>
-              <w:top w:w="90" w:type="dxa"/>
-              <w:start w:w="100" w:type="dxa"/>
-              <w:bottom w:w="90" w:type="dxa"/>
-              <w:end w:w="100" w:type="dxa"/>
+              <w:top w:w="100" w:type="dxa"/>
+              <w:start w:w="120" w:type="dxa"/>
+              <w:bottom w:w="100" w:type="dxa"/>
+              <w:end w:w="120" w:type="dxa"/>
             </w:tcMar>
             <w:vAlign w:val="top"/>
             <w:tcBorders>
-              <w:top w:val="single" w:sz="3" w:color="D9E2E8"/>
-              <w:left w:val="single" w:sz="3" w:color="D9E2E8"/>
-              <w:bottom w:val="single" w:sz="3" w:color="D9E2E8"/>
-              <w:right w:val="single" w:sz="3" w:color="D9E2E8"/>
+              <w:top w:val="single" w:sz="2" w:color="DCE4EA"/>
+              <w:left w:val="nil"/>
+              <w:bottom w:val="single" w:sz="2" w:color="DCE4EA"/>
+              <w:right w:val="nil"/>
             </w:tcBorders>
           </w:tcPr>
           <w:p>
             <w:pPr>
-              <w:spacing w:after="0" w:line="276" w:lineRule="auto"/>
+              <w:keepNext/>
+              <w:spacing w:after="0" w:before="0" w:line="312" w:lineRule="auto"/>
             </w:pPr>
             <w:r>
               <w:rPr>
-                <w:rFonts w:ascii="Aptos" w:hAnsi="Aptos" w:eastAsia="Microsoft YaHei"/>
+                <w:rFonts w:ascii="Segoe UI" w:hAnsi="Segoe UI" w:eastAsia="Microsoft YaHei Light"/>
                 <w:b w:val="0"/>
-                <w:color w:val="183247"/>
+                <w:color w:val="16233A"/>
                 <w:sz w:val="17"/>
               </w:rPr>
-              <w:t>仅项目所有者可访问，默认 Mock 模式</w:t>
+              <w:t>可切换真实模型与本地模式</w:t>
             </w:r>
           </w:p>
         </w:tc>
       </w:tr>
       <w:tr>
+        <w:trPr>
+          <w:cantSplit w:val="true"/>
+        </w:trPr>
         <w:tc>
           <w:tcPr>
-            <w:tcW w:type="dxa" w:w="3251"/>
-            <w:shd w:fill="F4F7F9"/>
+            <w:tcW w:type="dxa" w:w="3213"/>
+            <w:shd w:val="clear" w:fill="F5F8F9"/>
             <w:tcMar>
-              <w:top w:w="90" w:type="dxa"/>
-              <w:start w:w="100" w:type="dxa"/>
-              <w:bottom w:w="90" w:type="dxa"/>
-              <w:end w:w="100" w:type="dxa"/>
+              <w:top w:w="100" w:type="dxa"/>
+              <w:start w:w="120" w:type="dxa"/>
+              <w:bottom w:w="100" w:type="dxa"/>
+              <w:end w:w="120" w:type="dxa"/>
             </w:tcMar>
             <w:vAlign w:val="top"/>
             <w:tcBorders>
-              <w:top w:val="single" w:sz="3" w:color="D9E2E8"/>
-              <w:left w:val="single" w:sz="3" w:color="D9E2E8"/>
-              <w:bottom w:val="single" w:sz="3" w:color="D9E2E8"/>
-              <w:right w:val="single" w:sz="3" w:color="D9E2E8"/>
+              <w:top w:val="single" w:sz="2" w:color="DCE4EA"/>
+              <w:left w:val="nil"/>
+              <w:bottom w:val="single" w:sz="2" w:color="DCE4EA"/>
+              <w:right w:val="nil"/>
             </w:tcBorders>
           </w:tcPr>
           <w:p>
             <w:pPr>
-              <w:spacing w:after="0" w:line="276" w:lineRule="auto"/>
+              <w:keepNext/>
+              <w:spacing w:after="0" w:before="0" w:line="312" w:lineRule="auto"/>
             </w:pPr>
             <w:r>
               <w:rPr>
-                <w:rFonts w:ascii="Aptos" w:hAnsi="Aptos" w:eastAsia="Microsoft YaHei"/>
+                <w:rFonts w:ascii="Segoe UI" w:hAnsi="Segoe UI" w:eastAsia="Microsoft YaHei Light"/>
                 <w:b w:val="0"/>
-                <w:color w:val="183247"/>
+                <w:color w:val="16233A"/>
                 <w:sz w:val="17"/>
               </w:rPr>
-              <w:t>方案书 / PPT / 视频脚本</w:t>
+              <w:t>方案书 / PPT / 演示视频</w:t>
             </w:r>
           </w:p>
         </w:tc>
         <w:tc>
           <w:tcPr>
-            <w:tcW w:type="dxa" w:w="3251"/>
-            <w:shd w:fill="F4F7F9"/>
+            <w:tcW w:type="dxa" w:w="3213"/>
+            <w:shd w:val="clear" w:fill="F5F8F9"/>
             <w:tcMar>
-              <w:top w:w="90" w:type="dxa"/>
-              <w:start w:w="100" w:type="dxa"/>
-              <w:bottom w:w="90" w:type="dxa"/>
-              <w:end w:w="100" w:type="dxa"/>
+              <w:top w:w="100" w:type="dxa"/>
+              <w:start w:w="120" w:type="dxa"/>
+              <w:bottom w:w="100" w:type="dxa"/>
+              <w:end w:w="120" w:type="dxa"/>
             </w:tcMar>
             <w:vAlign w:val="top"/>
             <w:tcBorders>
-              <w:top w:val="single" w:sz="3" w:color="D9E2E8"/>
-              <w:left w:val="single" w:sz="3" w:color="D9E2E8"/>
-              <w:bottom w:val="single" w:sz="3" w:color="D9E2E8"/>
-              <w:right w:val="single" w:sz="3" w:color="D9E2E8"/>
+              <w:top w:val="single" w:sz="2" w:color="DCE4EA"/>
+              <w:left w:val="nil"/>
+              <w:bottom w:val="single" w:sz="2" w:color="DCE4EA"/>
+              <w:right w:val="nil"/>
             </w:tcBorders>
           </w:tcPr>
           <w:p>
             <w:pPr>
-              <w:spacing w:after="0" w:line="276" w:lineRule="auto"/>
+              <w:keepNext/>
+              <w:spacing w:after="0" w:before="0" w:line="312" w:lineRule="auto"/>
             </w:pPr>
             <w:r>
               <w:rPr>
-                <w:rFonts w:ascii="Aptos" w:hAnsi="Aptos" w:eastAsia="Microsoft YaHei"/>
+                <w:rFonts w:ascii="Segoe UI" w:hAnsi="Segoe UI" w:eastAsia="Microsoft YaHei Light"/>
                 <w:b w:val="0"/>
-                <w:color w:val="183247"/>
+                <w:color w:val="16233A"/>
                 <w:sz w:val="17"/>
               </w:rPr>
               <w:t>完成</w:t>
@@ -2353,99 +3826,103 @@
         </w:tc>
         <w:tc>
           <w:tcPr>
-            <w:tcW w:type="dxa" w:w="3251"/>
-            <w:shd w:fill="F4F7F9"/>
+            <w:tcW w:type="dxa" w:w="3213"/>
+            <w:shd w:val="clear" w:fill="F5F8F9"/>
             <w:tcMar>
-              <w:top w:w="90" w:type="dxa"/>
-              <w:start w:w="100" w:type="dxa"/>
-              <w:bottom w:w="90" w:type="dxa"/>
-              <w:end w:w="100" w:type="dxa"/>
+              <w:top w:w="100" w:type="dxa"/>
+              <w:start w:w="120" w:type="dxa"/>
+              <w:bottom w:w="100" w:type="dxa"/>
+              <w:end w:w="120" w:type="dxa"/>
             </w:tcMar>
             <w:vAlign w:val="top"/>
             <w:tcBorders>
-              <w:top w:val="single" w:sz="3" w:color="D9E2E8"/>
-              <w:left w:val="single" w:sz="3" w:color="D9E2E8"/>
-              <w:bottom w:val="single" w:sz="3" w:color="D9E2E8"/>
-              <w:right w:val="single" w:sz="3" w:color="D9E2E8"/>
+              <w:top w:val="single" w:sz="2" w:color="DCE4EA"/>
+              <w:left w:val="nil"/>
+              <w:bottom w:val="single" w:sz="2" w:color="DCE4EA"/>
+              <w:right w:val="nil"/>
             </w:tcBorders>
           </w:tcPr>
           <w:p>
             <w:pPr>
-              <w:spacing w:after="0" w:line="276" w:lineRule="auto"/>
+              <w:keepNext/>
+              <w:spacing w:after="0" w:before="0" w:line="312" w:lineRule="auto"/>
             </w:pPr>
             <w:r>
               <w:rPr>
-                <w:rFonts w:ascii="Aptos" w:hAnsi="Aptos" w:eastAsia="Microsoft YaHei"/>
+                <w:rFonts w:ascii="Segoe UI" w:hAnsi="Segoe UI" w:eastAsia="Microsoft YaHei Light"/>
                 <w:b w:val="0"/>
-                <w:color w:val="183247"/>
+                <w:color w:val="16233A"/>
                 <w:sz w:val="17"/>
               </w:rPr>
-              <w:t>团队信息和真人视频待补</w:t>
+              <w:t>视频由团队真人讲解实机操作</w:t>
             </w:r>
           </w:p>
         </w:tc>
       </w:tr>
       <w:tr>
+        <w:trPr>
+          <w:cantSplit w:val="true"/>
+        </w:trPr>
         <w:tc>
           <w:tcPr>
-            <w:tcW w:type="dxa" w:w="3251"/>
-            <w:shd w:fill="FFFFFF"/>
+            <w:tcW w:type="dxa" w:w="3213"/>
+            <w:shd w:val="clear" w:fill="FFFFFF"/>
             <w:tcMar>
-              <w:top w:w="90" w:type="dxa"/>
-              <w:start w:w="100" w:type="dxa"/>
-              <w:bottom w:w="90" w:type="dxa"/>
-              <w:end w:w="100" w:type="dxa"/>
+              <w:top w:w="100" w:type="dxa"/>
+              <w:start w:w="120" w:type="dxa"/>
+              <w:bottom w:w="100" w:type="dxa"/>
+              <w:end w:w="120" w:type="dxa"/>
             </w:tcMar>
             <w:vAlign w:val="top"/>
             <w:tcBorders>
-              <w:top w:val="single" w:sz="3" w:color="D9E2E8"/>
-              <w:left w:val="single" w:sz="3" w:color="D9E2E8"/>
-              <w:bottom w:val="single" w:sz="3" w:color="D9E2E8"/>
-              <w:right w:val="single" w:sz="3" w:color="D9E2E8"/>
+              <w:top w:val="single" w:sz="2" w:color="DCE4EA"/>
+              <w:left w:val="nil"/>
+              <w:bottom w:val="single" w:sz="2" w:color="DCE4EA"/>
+              <w:right w:val="nil"/>
             </w:tcBorders>
           </w:tcPr>
           <w:p>
             <w:pPr>
-              <w:spacing w:after="0" w:line="276" w:lineRule="auto"/>
+              <w:spacing w:after="0" w:before="0" w:line="312" w:lineRule="auto"/>
             </w:pPr>
             <w:r>
               <w:rPr>
-                <w:rFonts w:ascii="Aptos" w:hAnsi="Aptos" w:eastAsia="Microsoft YaHei"/>
+                <w:rFonts w:ascii="Segoe UI" w:hAnsi="Segoe UI" w:eastAsia="Microsoft YaHei Light"/>
                 <w:b w:val="0"/>
-                <w:color w:val="183247"/>
+                <w:color w:val="16233A"/>
                 <w:sz w:val="17"/>
               </w:rPr>
-              <w:t>真实校园系统接入</w:t>
+              <w:t>接入学校真实系统</w:t>
             </w:r>
           </w:p>
         </w:tc>
         <w:tc>
           <w:tcPr>
-            <w:tcW w:type="dxa" w:w="3251"/>
-            <w:shd w:fill="FFFFFF"/>
+            <w:tcW w:type="dxa" w:w="3213"/>
+            <w:shd w:val="clear" w:fill="FFFFFF"/>
             <w:tcMar>
-              <w:top w:w="90" w:type="dxa"/>
-              <w:start w:w="100" w:type="dxa"/>
-              <w:bottom w:w="90" w:type="dxa"/>
-              <w:end w:w="100" w:type="dxa"/>
+              <w:top w:w="100" w:type="dxa"/>
+              <w:start w:w="120" w:type="dxa"/>
+              <w:bottom w:w="100" w:type="dxa"/>
+              <w:end w:w="120" w:type="dxa"/>
             </w:tcMar>
             <w:vAlign w:val="top"/>
             <w:tcBorders>
-              <w:top w:val="single" w:sz="3" w:color="D9E2E8"/>
-              <w:left w:val="single" w:sz="3" w:color="D9E2E8"/>
-              <w:bottom w:val="single" w:sz="3" w:color="D9E2E8"/>
-              <w:right w:val="single" w:sz="3" w:color="D9E2E8"/>
+              <w:top w:val="single" w:sz="2" w:color="DCE4EA"/>
+              <w:left w:val="nil"/>
+              <w:bottom w:val="single" w:sz="2" w:color="DCE4EA"/>
+              <w:right w:val="nil"/>
             </w:tcBorders>
           </w:tcPr>
           <w:p>
             <w:pPr>
-              <w:spacing w:after="0" w:line="276" w:lineRule="auto"/>
+              <w:spacing w:after="0" w:before="0" w:line="312" w:lineRule="auto"/>
             </w:pPr>
             <w:r>
               <w:rPr>
-                <w:rFonts w:ascii="Aptos" w:hAnsi="Aptos" w:eastAsia="Microsoft YaHei"/>
+                <w:rFonts w:ascii="Segoe UI" w:hAnsi="Segoe UI" w:eastAsia="Microsoft YaHei Light"/>
                 <w:b w:val="0"/>
-                <w:color w:val="183247"/>
+                <w:color w:val="16233A"/>
                 <w:sz w:val="17"/>
               </w:rPr>
               <w:t>后续</w:t>
@@ -2454,114 +3931,34 @@
         </w:tc>
         <w:tc>
           <w:tcPr>
-            <w:tcW w:type="dxa" w:w="3251"/>
-            <w:shd w:fill="FFFFFF"/>
+            <w:tcW w:type="dxa" w:w="3213"/>
+            <w:shd w:val="clear" w:fill="FFFFFF"/>
             <w:tcMar>
-              <w:top w:w="90" w:type="dxa"/>
-              <w:start w:w="100" w:type="dxa"/>
-              <w:bottom w:w="90" w:type="dxa"/>
-              <w:end w:w="100" w:type="dxa"/>
+              <w:top w:w="100" w:type="dxa"/>
+              <w:start w:w="120" w:type="dxa"/>
+              <w:bottom w:w="100" w:type="dxa"/>
+              <w:end w:w="120" w:type="dxa"/>
             </w:tcMar>
             <w:vAlign w:val="top"/>
             <w:tcBorders>
-              <w:top w:val="single" w:sz="3" w:color="D9E2E8"/>
-              <w:left w:val="single" w:sz="3" w:color="D9E2E8"/>
-              <w:bottom w:val="single" w:sz="3" w:color="D9E2E8"/>
-              <w:right w:val="single" w:sz="3" w:color="D9E2E8"/>
-            </w:tcBorders>
-          </w:tcPr>
-          <w:p>
-            <w:pPr>
-              <w:spacing w:after="0" w:line="276" w:lineRule="auto"/>
-            </w:pPr>
-            <w:r>
-              <w:rPr>
-                <w:rFonts w:ascii="Aptos" w:hAnsi="Aptos" w:eastAsia="Microsoft YaHei"/>
-                <w:b w:val="0"/>
-                <w:color w:val="183247"/>
-                <w:sz w:val="17"/>
-              </w:rPr>
-              <w:t>需学校授权后对接统一身份、OA、教务等系统</w:t>
-            </w:r>
-          </w:p>
-        </w:tc>
-      </w:tr>
-    </w:tbl>
-    <w:p/>
-    <w:tbl>
-      <w:tblPr>
-        <w:tblW w:type="auto" w:w="0"/>
-        <w:jc w:val="center"/>
-        <w:tblLook w:firstColumn="1" w:firstRow="1" w:lastColumn="0" w:lastRow="0" w:noHBand="0" w:noVBand="1" w:val="04A0"/>
-        <w:tblLayout w:type="fixed"/>
-      </w:tblPr>
-      <w:tblGrid>
-        <w:gridCol w:w="4876"/>
-        <w:gridCol w:w="4876"/>
-      </w:tblGrid>
-      <w:tr>
-        <w:tc>
-          <w:tcPr>
-            <w:tcW w:type="dxa" w:w="124"/>
-            <w:shd w:fill="102A43"/>
-            <w:tcMar>
-              <w:top w:w="140" w:type="dxa"/>
-              <w:start w:w="160" w:type="dxa"/>
-              <w:bottom w:w="140" w:type="dxa"/>
-              <w:end w:w="160" w:type="dxa"/>
-            </w:tcMar>
-            <w:tcBorders>
-              <w:top w:val="nil"/>
+              <w:top w:val="single" w:sz="2" w:color="DCE4EA"/>
               <w:left w:val="nil"/>
-              <w:bottom w:val="nil"/>
-              <w:right w:val="nil"/>
-            </w:tcBorders>
-          </w:tcPr>
-          <w:p/>
-        </w:tc>
-        <w:tc>
-          <w:tcPr>
-            <w:tcW w:type="dxa" w:w="9412"/>
-            <w:shd w:fill="EAF2F8"/>
-            <w:tcMar>
-              <w:top w:w="140" w:type="dxa"/>
-              <w:start w:w="160" w:type="dxa"/>
-              <w:bottom w:w="140" w:type="dxa"/>
-              <w:end w:w="160" w:type="dxa"/>
-            </w:tcMar>
-            <w:tcBorders>
-              <w:top w:val="nil"/>
-              <w:left w:val="nil"/>
-              <w:bottom w:val="nil"/>
+              <w:bottom w:val="single" w:sz="2" w:color="DCE4EA"/>
               <w:right w:val="nil"/>
             </w:tcBorders>
           </w:tcPr>
           <w:p>
             <w:pPr>
-              <w:spacing w:after="40"/>
+              <w:spacing w:after="0" w:before="0" w:line="312" w:lineRule="auto"/>
             </w:pPr>
             <w:r>
               <w:rPr>
-                <w:rFonts w:ascii="Aptos" w:hAnsi="Aptos" w:eastAsia="Microsoft YaHei"/>
-                <w:b/>
-                <w:color w:val="102A43"/>
-                <w:sz w:val="22"/>
+                <w:rFonts w:ascii="Segoe UI" w:hAnsi="Segoe UI" w:eastAsia="Microsoft YaHei Light"/>
+                <w:b w:val="0"/>
+                <w:color w:val="16233A"/>
+                <w:sz w:val="17"/>
               </w:rPr>
-              <w:t>演示入口</w:t>
-            </w:r>
-          </w:p>
-          <w:p>
-            <w:pPr>
-              <w:spacing w:after="0" w:line="300" w:lineRule="auto"/>
-            </w:pPr>
-            <w:r>
-              <w:rPr>
-                <w:rFonts w:ascii="Aptos" w:hAnsi="Aptos" w:eastAsia="Microsoft YaHei"/>
-                <w:b w:val="0"/>
-                <w:color w:val="183247"/>
-                <w:sz w:val="19"/>
-              </w:rPr>
-              <w:t>私有站点：https://campusone-agentflow.atticus-5951.chatgpt.site</w:t>
+              <w:t>需授权后对接统一身份与场地数据</w:t>
             </w:r>
           </w:p>
         </w:tc>
@@ -2569,45 +3966,118 @@
     </w:tbl>
     <w:p>
       <w:pPr>
-        <w:spacing w:after="120" w:line="336" w:lineRule="auto"/>
+        <w:keepNext w:val="0"/>
+        <w:spacing w:after="160" w:before="0" w:line="240" w:lineRule="auto"/>
+      </w:pPr>
+    </w:p>
+    <w:p>
+      <w:pPr>
+        <w:spacing w:after="140" w:before="0" w:line="360" w:lineRule="auto"/>
+        <w:keepNext/>
       </w:pPr>
       <w:r>
         <w:rPr>
-          <w:rFonts w:ascii="Aptos" w:hAnsi="Aptos" w:eastAsia="Microsoft YaHei"/>
+          <w:rFonts w:ascii="Segoe UI" w:hAnsi="Segoe UI" w:eastAsia="Microsoft YaHei Light"/>
           <w:b w:val="0"/>
-          <w:color w:val="183247"/>
+          <w:color w:val="16233A"/>
           <w:sz w:val="21"/>
         </w:rPr>
-        <w:t>下一阶段将邀请至少 3 名同学试用；获授权后接入真实身份与场地数据；建立审批时长、退回率、规则命中率和人工采纳率基线。</w:t>
+        <w:t>下一阶段先请至少 3 名同学试用，记录完成时间与看不懂的字段，再建立审批时长、退回率和人工采纳率基线。这些数字现在还没有，所以不写。</w:t>
       </w:r>
     </w:p>
+    <w:tbl>
+      <w:tblPr>
+        <w:tblW w:type="auto" w:w="0"/>
+        <w:jc w:val="left"/>
+        <w:tblLook w:firstColumn="1" w:firstRow="1" w:lastColumn="0" w:lastRow="0" w:noHBand="0" w:noVBand="1" w:val="04A0"/>
+        <w:tblLayout w:type="fixed"/>
+      </w:tblPr>
+      <w:tblGrid>
+        <w:gridCol w:w="4819"/>
+        <w:gridCol w:w="4819"/>
+      </w:tblGrid>
+      <w:tr>
+        <w:trPr>
+          <w:cantSplit w:val="true"/>
+        </w:trPr>
+        <w:tc>
+          <w:tcPr>
+            <w:tcW w:type="dxa" w:w="90"/>
+            <w:shd w:val="clear" w:fill="16233A"/>
+            <w:tcBorders>
+              <w:top w:val="nil"/>
+              <w:left w:val="nil"/>
+              <w:bottom w:val="nil"/>
+              <w:right w:val="nil"/>
+            </w:tcBorders>
+            <w:tcMar>
+              <w:top w:w="0" w:type="dxa"/>
+              <w:start w:w="0" w:type="dxa"/>
+              <w:bottom w:w="0" w:type="dxa"/>
+              <w:end w:w="0" w:type="dxa"/>
+            </w:tcMar>
+          </w:tcPr>
+          <w:p/>
+        </w:tc>
+        <w:tc>
+          <w:tcPr>
+            <w:tcW w:type="dxa" w:w="9548"/>
+            <w:shd w:val="clear" w:fill="F5F8F9"/>
+            <w:tcBorders>
+              <w:top w:val="nil"/>
+              <w:left w:val="nil"/>
+              <w:bottom w:val="nil"/>
+              <w:right w:val="nil"/>
+            </w:tcBorders>
+            <w:tcMar>
+              <w:top w:w="150" w:type="dxa"/>
+              <w:start w:w="170" w:type="dxa"/>
+              <w:bottom w:w="150" w:type="dxa"/>
+              <w:end w:w="170" w:type="dxa"/>
+            </w:tcMar>
+          </w:tcPr>
+          <w:p>
+            <w:pPr>
+              <w:spacing w:after="60" w:before="0" w:line="312" w:lineRule="auto"/>
+            </w:pPr>
+            <w:r>
+              <w:rPr>
+                <w:rFonts w:ascii="Segoe UI" w:hAnsi="Segoe UI" w:eastAsia="Microsoft YaHei"/>
+                <w:b/>
+                <w:color w:val="16233A"/>
+                <w:sz w:val="21"/>
+              </w:rPr>
+              <w:t>演示入口</w:t>
+            </w:r>
+          </w:p>
+          <w:p>
+            <w:pPr>
+              <w:spacing w:after="0" w:before="0" w:line="348" w:lineRule="auto"/>
+            </w:pPr>
+            <w:r>
+              <w:rPr>
+                <w:rFonts w:ascii="Segoe UI" w:hAnsi="Segoe UI" w:eastAsia="Microsoft YaHei Light"/>
+                <w:b w:val="0"/>
+                <w:color w:val="16233A"/>
+                <w:sz w:val="19"/>
+              </w:rPr>
+              <w:t>https://campusone-agentflow.atticus-5951.chatgpt.site　·　演示数据均为模拟数据，不含真实师生信息。</w:t>
+            </w:r>
+          </w:p>
+        </w:tc>
+      </w:tr>
+    </w:tbl>
     <w:p>
       <w:pPr>
-        <w:pStyle w:val="Heading2"/>
+        <w:keepNext w:val="0"/>
+        <w:spacing w:after="160" w:before="0" w:line="240" w:lineRule="auto"/>
       </w:pPr>
-      <w:r>
-        <w:t>信息声明</w:t>
-      </w:r>
-    </w:p>
-    <w:p>
-      <w:pPr>
-        <w:spacing w:after="120" w:line="336" w:lineRule="auto"/>
-      </w:pPr>
-      <w:r>
-        <w:rPr>
-          <w:rFonts w:ascii="Aptos" w:hAnsi="Aptos" w:eastAsia="Microsoft YaHei"/>
-          <w:b w:val="0"/>
-          <w:color w:val="183247"/>
-          <w:sz w:val="21"/>
-        </w:rPr>
-        <w:t>本项目使用模拟数据；模型默认为可复现 Mock，并预留 OpenAI-compatible 接口。交流群确认可脱离赛方平台开发，工具和模型选择不影响评分，重点看运行效果。</w:t>
-      </w:r>
     </w:p>
     <w:sectPr>
       <w:headerReference w:type="default" r:id="rId9"/>
       <w:footerReference w:type="default" r:id="rId10"/>
       <w:pgSz w:w="11906" w:h="16838"/>
-      <w:pgMar w:top="992" w:right="1077" w:bottom="935" w:left="1077" w:header="369" w:footer="369" w:gutter="0"/>
+      <w:pgMar w:top="1077" w:right="1134" w:bottom="964" w:left="1134" w:header="454" w:footer="397" w:gutter="0"/>
       <w:cols w:space="720"/>
       <w:docGrid w:linePitch="360"/>
     </w:sectPr>
@@ -2624,11 +4094,12 @@
     </w:pPr>
     <w:r>
       <w:rPr>
-        <w:rFonts w:ascii="Aptos" w:hAnsi="Aptos" w:eastAsia="Microsoft YaHei"/>
-        <w:color w:val="5C6F7F"/>
+        <w:rFonts w:ascii="Segoe UI" w:hAnsi="Segoe UI" w:eastAsia="Microsoft YaHei"/>
+        <w:b w:val="0"/>
+        <w:color w:val="5A6B7B"/>
         <w:sz w:val="16"/>
       </w:rPr>
-      <w:t xml:space="preserve">CampusOne  ·  </w:t>
+      <w:t xml:space="preserve">CampusOne · </w:t>
       <w:fldChar w:fldCharType="begin"/>
       <w:instrText xml:space="preserve"> PAGE </w:instrText>
       <w:fldChar w:fldCharType="end"/>
@@ -2642,17 +4113,18 @@
   <w:p>
     <w:pPr>
       <w:pStyle w:val="Header"/>
-      <w:spacing w:after="0" w:line="240" w:lineRule="auto"/>
+      <w:spacing w:after="0" w:before="0" w:line="240" w:lineRule="auto"/>
       <w:jc w:val="left"/>
     </w:pPr>
+    <w:r/>
     <w:r>
       <w:rPr>
-        <w:rFonts w:ascii="Aptos" w:hAnsi="Aptos" w:eastAsia="Microsoft YaHei"/>
-        <w:b/>
-        <w:color w:val="0E9F8F"/>
+        <w:rFonts w:ascii="Segoe UI" w:hAnsi="Segoe UI" w:eastAsia="Microsoft YaHei"/>
+        <w:b/>
+        <w:color w:val="0F6E78"/>
         <w:sz w:val="16"/>
       </w:rPr>
-      <w:t>CAMPUSONE  /  可信校园事务智能体</w:t>
+      <w:t>CAMPUSONE  可信校园事务智能体</w:t>
     </w:r>
   </w:p>
 </w:hdr>
@@ -3022,11 +4494,12 @@
     <w:qFormat/>
     <w:rsid w:val="00FC693F"/>
     <w:pPr>
-      <w:spacing w:line="324" w:lineRule="auto" w:after="100"/>
+      <w:widowControl/>
+      <w:spacing w:line="348" w:lineRule="auto" w:after="120"/>
     </w:pPr>
     <w:rPr>
-      <w:rFonts w:ascii="Aptos" w:hAnsi="Aptos" w:eastAsia="Microsoft YaHei"/>
-      <w:color w:val="183247"/>
+      <w:rFonts w:ascii="Segoe UI" w:hAnsi="Segoe UI" w:eastAsia="Microsoft YaHei Light"/>
+      <w:color w:val="16233A"/>
       <w:sz w:val="21"/>
     </w:rPr>
   </w:style>
@@ -3085,15 +4558,15 @@
     <w:pPr>
       <w:keepNext/>
       <w:keepLines/>
-      <w:spacing w:before="240" w:after="120"/>
+      <w:spacing w:before="200" w:after="120" w:line="300" w:lineRule="auto"/>
       <w:outlineLvl w:val="0"/>
     </w:pPr>
     <w:rPr>
-      <w:rFonts w:asciiTheme="majorHAnsi" w:eastAsiaTheme="majorEastAsia" w:hAnsiTheme="majorHAnsi" w:cstheme="majorBidi" w:ascii="Aptos" w:hAnsi="Aptos" w:eastAsia="Microsoft YaHei"/>
+      <w:rFonts w:asciiTheme="majorHAnsi" w:eastAsiaTheme="majorEastAsia" w:hAnsiTheme="majorHAnsi" w:cstheme="majorBidi" w:ascii="Segoe UI" w:hAnsi="Segoe UI" w:eastAsia="Microsoft YaHei"/>
       <w:b/>
       <w:bCs/>
-      <w:color w:val="102A43"/>
-      <w:sz w:val="40"/>
+      <w:color w:val="16233A"/>
+      <w:sz w:val="38"/>
       <w:szCs w:val="28"/>
     </w:rPr>
   </w:style>
@@ -3109,15 +4582,15 @@
     <w:pPr>
       <w:keepNext/>
       <w:keepLines/>
-      <w:spacing w:before="160" w:after="120"/>
+      <w:spacing w:before="280" w:after="120" w:line="300" w:lineRule="auto"/>
       <w:outlineLvl w:val="1"/>
     </w:pPr>
     <w:rPr>
-      <w:rFonts w:asciiTheme="majorHAnsi" w:eastAsiaTheme="majorEastAsia" w:hAnsiTheme="majorHAnsi" w:cstheme="majorBidi" w:ascii="Aptos" w:hAnsi="Aptos" w:eastAsia="Microsoft YaHei"/>
+      <w:rFonts w:asciiTheme="majorHAnsi" w:eastAsiaTheme="majorEastAsia" w:hAnsiTheme="majorHAnsi" w:cstheme="majorBidi" w:ascii="Segoe UI" w:hAnsi="Segoe UI" w:eastAsia="Microsoft YaHei"/>
       <w:b/>
       <w:bCs/>
-      <w:color w:val="0E9F8F"/>
-      <w:sz w:val="28"/>
+      <w:color w:val="0B535B"/>
+      <w:sz w:val="26"/>
       <w:szCs w:val="26"/>
     </w:rPr>
   </w:style>
@@ -3133,15 +4606,15 @@
     <w:pPr>
       <w:keepNext/>
       <w:keepLines/>
-      <w:spacing w:before="160" w:after="120"/>
+      <w:spacing w:before="200" w:after="120" w:line="300" w:lineRule="auto"/>
       <w:outlineLvl w:val="2"/>
     </w:pPr>
     <w:rPr>
-      <w:rFonts w:asciiTheme="majorHAnsi" w:eastAsiaTheme="majorEastAsia" w:hAnsiTheme="majorHAnsi" w:cstheme="majorBidi" w:ascii="Aptos" w:hAnsi="Aptos" w:eastAsia="Microsoft YaHei"/>
+      <w:rFonts w:asciiTheme="majorHAnsi" w:eastAsiaTheme="majorEastAsia" w:hAnsiTheme="majorHAnsi" w:cstheme="majorBidi" w:ascii="Segoe UI" w:hAnsi="Segoe UI" w:eastAsia="Microsoft YaHei"/>
       <w:b/>
       <w:bCs/>
-      <w:color w:val="F26B4A"/>
-      <w:sz w:val="22"/>
+      <w:color w:val="2C3E56"/>
+      <w:sz w:val="21"/>
     </w:rPr>
   </w:style>
   <w:style w:type="paragraph" w:styleId="Heading4">
@@ -3376,16 +4849,16 @@
       <w:pBdr>
         <w:bottom w:val="single" w:sz="8" w:space="4" w:color="4F81BD" w:themeColor="accent1"/>
       </w:pBdr>
-      <w:spacing w:after="120" w:line="240" w:lineRule="auto" w:before="160"/>
+      <w:spacing w:after="120" w:line="300" w:lineRule="auto" w:before="200"/>
       <w:contextualSpacing/>
     </w:pPr>
     <w:rPr>
-      <w:rFonts w:asciiTheme="majorHAnsi" w:eastAsiaTheme="majorEastAsia" w:hAnsiTheme="majorHAnsi" w:cstheme="majorBidi" w:ascii="Aptos" w:hAnsi="Aptos" w:eastAsia="Microsoft YaHei"/>
+      <w:rFonts w:asciiTheme="majorHAnsi" w:eastAsiaTheme="majorEastAsia" w:hAnsiTheme="majorHAnsi" w:cstheme="majorBidi" w:ascii="Segoe UI" w:hAnsi="Segoe UI" w:eastAsia="Microsoft YaHei"/>
       <w:b/>
-      <w:color w:val="102A43"/>
+      <w:color w:val="16233A"/>
       <w:spacing w:val="5"/>
       <w:kern w:val="28"/>
-      <w:sz w:val="62"/>
+      <w:sz w:val="68"/>
       <w:szCs w:val="52"/>
     </w:rPr>
   </w:style>

--- a/deliverables/CampusOne_项目概要介绍.docx
+++ b/deliverables/CampusOne_项目概要介绍.docx
@@ -10,13 +10,13 @@
     </w:p>
     <w:tbl>
       <w:tblPr>
-        <w:tblW w:type="auto" w:w="0"/>
+        <w:tblW w:type="dxa" w:w="1814"/>
         <w:jc w:val="left"/>
         <w:tblLook w:firstColumn="1" w:firstRow="1" w:lastColumn="0" w:lastRow="0" w:noHBand="0" w:noVBand="1" w:val="04A0"/>
         <w:tblLayout w:type="fixed"/>
       </w:tblPr>
       <w:tblGrid>
-        <w:gridCol w:w="9638"/>
+        <w:gridCol w:w="1814"/>
       </w:tblGrid>
       <w:tr>
         <w:trPr>
@@ -107,14 +107,14 @@
     </w:p>
     <w:tbl>
       <w:tblPr>
-        <w:tblW w:type="auto" w:w="0"/>
+        <w:tblW w:type="dxa" w:w="9639"/>
         <w:jc w:val="left"/>
         <w:tblLook w:firstColumn="1" w:firstRow="1" w:lastColumn="0" w:lastRow="0" w:noHBand="0" w:noVBand="1" w:val="04A0"/>
         <w:tblLayout w:type="fixed"/>
       </w:tblPr>
       <w:tblGrid>
-        <w:gridCol w:w="4819"/>
-        <w:gridCol w:w="4819"/>
+        <w:gridCol w:w="91"/>
+        <w:gridCol w:w="9548"/>
       </w:tblGrid>
       <w:tr>
         <w:trPr>
@@ -195,7 +195,7 @@
     </w:p>
     <w:tbl>
       <w:tblPr>
-        <w:tblW w:type="auto" w:w="0"/>
+        <w:tblW w:type="dxa" w:w="9639"/>
         <w:jc w:val="left"/>
         <w:tblLook w:firstColumn="1" w:firstRow="1" w:lastColumn="0" w:lastRow="0" w:noHBand="0" w:noVBand="1" w:val="04A0"/>
         <w:tblLayout w:type="fixed"/>
@@ -265,7 +265,7 @@
                 <w:color w:val="5A6B7B"/>
                 <w:sz w:val="16"/>
               </w:rPr>
-              <w:t>容量、时段、开放时间等</w:t>
+              <w:t>容量、时段与开放时间</w:t>
             </w:r>
           </w:p>
         </w:tc>
@@ -297,7 +297,7 @@
                 <w:color w:val="0F6E78"/>
                 <w:sz w:val="38"/>
               </w:rPr>
-              <w:t>96</w:t>
+              <w:t>105</w:t>
             </w:r>
           </w:p>
           <w:p>
@@ -325,7 +325,7 @@
                 <w:color w:val="5A6B7B"/>
                 <w:sz w:val="16"/>
               </w:rPr>
-              <w:t>覆盖 T01–T21 全部用例</w:t>
+              <w:t>覆盖 T01–T21 用例</w:t>
             </w:r>
           </w:p>
         </w:tc>
@@ -399,14 +399,14 @@
     </w:p>
     <w:tbl>
       <w:tblPr>
-        <w:tblW w:type="auto" w:w="0"/>
+        <w:tblW w:type="dxa" w:w="9639"/>
         <w:jc w:val="left"/>
         <w:tblLook w:firstColumn="1" w:firstRow="1" w:lastColumn="0" w:lastRow="0" w:noHBand="0" w:noVBand="1" w:val="04A0"/>
         <w:tblLayout w:type="fixed"/>
       </w:tblPr>
       <w:tblGrid>
-        <w:gridCol w:w="4819"/>
-        <w:gridCol w:w="4819"/>
+        <w:gridCol w:w="1814"/>
+        <w:gridCol w:w="7825"/>
       </w:tblGrid>
       <w:tr>
         <w:trPr>
@@ -779,14 +779,14 @@
     </w:p>
     <w:tbl>
       <w:tblPr>
-        <w:tblW w:type="auto" w:w="0"/>
+        <w:tblW w:type="dxa" w:w="9639"/>
         <w:jc w:val="left"/>
         <w:tblLook w:firstColumn="1" w:firstRow="1" w:lastColumn="0" w:lastRow="0" w:noHBand="0" w:noVBand="1" w:val="04A0"/>
         <w:tblLayout w:type="fixed"/>
       </w:tblPr>
       <w:tblGrid>
-        <w:gridCol w:w="4819"/>
-        <w:gridCol w:w="4819"/>
+        <w:gridCol w:w="879"/>
+        <w:gridCol w:w="8760"/>
       </w:tblGrid>
       <w:tr>
         <w:trPr>
@@ -884,13 +884,13 @@
     </w:p>
     <w:tbl>
       <w:tblPr>
-        <w:tblW w:type="auto" w:w="0"/>
+        <w:tblW w:type="dxa" w:w="9639"/>
         <w:jc w:val="left"/>
         <w:tblLook w:firstColumn="1" w:firstRow="1" w:lastColumn="0" w:lastRow="0" w:noHBand="0" w:noVBand="1" w:val="04A0"/>
         <w:tblLayout w:type="fixed"/>
       </w:tblPr>
       <w:tblGrid>
-        <w:gridCol w:w="9638"/>
+        <w:gridCol w:w="9639"/>
       </w:tblGrid>
       <w:tr>
         <w:trPr>
@@ -969,14 +969,14 @@
     </w:p>
     <w:tbl>
       <w:tblPr>
-        <w:tblW w:type="auto" w:w="0"/>
+        <w:tblW w:type="dxa" w:w="9639"/>
         <w:jc w:val="left"/>
         <w:tblLook w:firstColumn="1" w:firstRow="1" w:lastColumn="0" w:lastRow="0" w:noHBand="0" w:noVBand="1" w:val="04A0"/>
         <w:tblLayout w:type="fixed"/>
       </w:tblPr>
       <w:tblGrid>
-        <w:gridCol w:w="4819"/>
-        <w:gridCol w:w="4819"/>
+        <w:gridCol w:w="91"/>
+        <w:gridCol w:w="9548"/>
       </w:tblGrid>
       <w:tr>
         <w:trPr>
@@ -1143,14 +1143,14 @@
     </w:p>
     <w:tbl>
       <w:tblPr>
-        <w:tblW w:type="auto" w:w="0"/>
+        <w:tblW w:type="dxa" w:w="9639"/>
         <w:jc w:val="left"/>
         <w:tblLook w:firstColumn="1" w:firstRow="1" w:lastColumn="0" w:lastRow="0" w:noHBand="0" w:noVBand="1" w:val="04A0"/>
         <w:tblLayout w:type="fixed"/>
       </w:tblPr>
       <w:tblGrid>
-        <w:gridCol w:w="4819"/>
-        <w:gridCol w:w="4819"/>
+        <w:gridCol w:w="879"/>
+        <w:gridCol w:w="8760"/>
       </w:tblGrid>
       <w:tr>
         <w:trPr>
@@ -1248,13 +1248,13 @@
     </w:p>
     <w:tbl>
       <w:tblPr>
-        <w:tblW w:type="auto" w:w="0"/>
+        <w:tblW w:type="dxa" w:w="9639"/>
         <w:jc w:val="left"/>
         <w:tblLook w:firstColumn="1" w:firstRow="1" w:lastColumn="0" w:lastRow="0" w:noHBand="0" w:noVBand="1" w:val="04A0"/>
         <w:tblLayout w:type="fixed"/>
       </w:tblPr>
       <w:tblGrid>
-        <w:gridCol w:w="9638"/>
+        <w:gridCol w:w="9639"/>
       </w:tblGrid>
       <w:tr>
         <w:trPr>
@@ -1327,15 +1327,15 @@
     </w:p>
     <w:tbl>
       <w:tblPr>
-        <w:tblW w:type="auto" w:w="0"/>
+        <w:tblW w:type="dxa" w:w="9639"/>
         <w:jc w:val="left"/>
         <w:tblLayout w:type="fixed"/>
         <w:tblLook w:firstColumn="1" w:firstRow="1" w:lastColumn="0" w:lastRow="0" w:noHBand="0" w:noVBand="1" w:val="04A0"/>
       </w:tblPr>
       <w:tblGrid>
-        <w:gridCol w:w="3213"/>
-        <w:gridCol w:w="3213"/>
-        <w:gridCol w:w="3213"/>
+        <w:gridCol w:w="2041"/>
+        <w:gridCol w:w="4876"/>
+        <w:gridCol w:w="2722"/>
       </w:tblGrid>
       <w:tr>
         <w:trPr>
@@ -1451,7 +1451,7 @@
         </w:trPr>
         <w:tc>
           <w:tcPr>
-            <w:tcW w:type="dxa" w:w="3213"/>
+            <w:tcW w:type="dxa" w:w="2041"/>
             <w:shd w:val="clear" w:fill="FFFFFF"/>
             <w:tcMar>
               <w:top w:w="100" w:type="dxa"/>
@@ -1485,7 +1485,7 @@
         </w:tc>
         <w:tc>
           <w:tcPr>
-            <w:tcW w:type="dxa" w:w="3213"/>
+            <w:tcW w:type="dxa" w:w="4876"/>
             <w:shd w:val="clear" w:fill="FFFFFF"/>
             <w:tcMar>
               <w:top w:w="100" w:type="dxa"/>
@@ -1519,7 +1519,7 @@
         </w:tc>
         <w:tc>
           <w:tcPr>
-            <w:tcW w:type="dxa" w:w="3213"/>
+            <w:tcW w:type="dxa" w:w="2721"/>
             <w:shd w:val="clear" w:fill="FFFFFF"/>
             <w:tcMar>
               <w:top w:w="100" w:type="dxa"/>
@@ -1558,7 +1558,7 @@
         </w:trPr>
         <w:tc>
           <w:tcPr>
-            <w:tcW w:type="dxa" w:w="3213"/>
+            <w:tcW w:type="dxa" w:w="2041"/>
             <w:shd w:val="clear" w:fill="F5F8F9"/>
             <w:tcMar>
               <w:top w:w="100" w:type="dxa"/>
@@ -1592,7 +1592,7 @@
         </w:tc>
         <w:tc>
           <w:tcPr>
-            <w:tcW w:type="dxa" w:w="3213"/>
+            <w:tcW w:type="dxa" w:w="4876"/>
             <w:shd w:val="clear" w:fill="F5F8F9"/>
             <w:tcMar>
               <w:top w:w="100" w:type="dxa"/>
@@ -1626,7 +1626,7 @@
         </w:tc>
         <w:tc>
           <w:tcPr>
-            <w:tcW w:type="dxa" w:w="3213"/>
+            <w:tcW w:type="dxa" w:w="2721"/>
             <w:shd w:val="clear" w:fill="F5F8F9"/>
             <w:tcMar>
               <w:top w:w="100" w:type="dxa"/>
@@ -1665,7 +1665,7 @@
         </w:trPr>
         <w:tc>
           <w:tcPr>
-            <w:tcW w:type="dxa" w:w="3213"/>
+            <w:tcW w:type="dxa" w:w="2041"/>
             <w:shd w:val="clear" w:fill="FFFFFF"/>
             <w:tcMar>
               <w:top w:w="100" w:type="dxa"/>
@@ -1699,7 +1699,7 @@
         </w:tc>
         <w:tc>
           <w:tcPr>
-            <w:tcW w:type="dxa" w:w="3213"/>
+            <w:tcW w:type="dxa" w:w="4876"/>
             <w:shd w:val="clear" w:fill="FFFFFF"/>
             <w:tcMar>
               <w:top w:w="100" w:type="dxa"/>
@@ -1733,7 +1733,7 @@
         </w:tc>
         <w:tc>
           <w:tcPr>
-            <w:tcW w:type="dxa" w:w="3213"/>
+            <w:tcW w:type="dxa" w:w="2721"/>
             <w:shd w:val="clear" w:fill="FFFFFF"/>
             <w:tcMar>
               <w:top w:w="100" w:type="dxa"/>
@@ -1772,7 +1772,7 @@
         </w:trPr>
         <w:tc>
           <w:tcPr>
-            <w:tcW w:type="dxa" w:w="3213"/>
+            <w:tcW w:type="dxa" w:w="2041"/>
             <w:shd w:val="clear" w:fill="F5F8F9"/>
             <w:tcMar>
               <w:top w:w="100" w:type="dxa"/>
@@ -1806,7 +1806,7 @@
         </w:tc>
         <w:tc>
           <w:tcPr>
-            <w:tcW w:type="dxa" w:w="3213"/>
+            <w:tcW w:type="dxa" w:w="4876"/>
             <w:shd w:val="clear" w:fill="F5F8F9"/>
             <w:tcMar>
               <w:top w:w="100" w:type="dxa"/>
@@ -1840,7 +1840,7 @@
         </w:tc>
         <w:tc>
           <w:tcPr>
-            <w:tcW w:type="dxa" w:w="3213"/>
+            <w:tcW w:type="dxa" w:w="2721"/>
             <w:shd w:val="clear" w:fill="F5F8F9"/>
             <w:tcMar>
               <w:top w:w="100" w:type="dxa"/>
@@ -1879,7 +1879,7 @@
         </w:trPr>
         <w:tc>
           <w:tcPr>
-            <w:tcW w:type="dxa" w:w="3213"/>
+            <w:tcW w:type="dxa" w:w="2041"/>
             <w:shd w:val="clear" w:fill="FFFFFF"/>
             <w:tcMar>
               <w:top w:w="100" w:type="dxa"/>
@@ -1913,7 +1913,7 @@
         </w:tc>
         <w:tc>
           <w:tcPr>
-            <w:tcW w:type="dxa" w:w="3213"/>
+            <w:tcW w:type="dxa" w:w="4876"/>
             <w:shd w:val="clear" w:fill="FFFFFF"/>
             <w:tcMar>
               <w:top w:w="100" w:type="dxa"/>
@@ -1947,7 +1947,7 @@
         </w:tc>
         <w:tc>
           <w:tcPr>
-            <w:tcW w:type="dxa" w:w="3213"/>
+            <w:tcW w:type="dxa" w:w="2721"/>
             <w:shd w:val="clear" w:fill="FFFFFF"/>
             <w:tcMar>
               <w:top w:w="100" w:type="dxa"/>
@@ -1986,7 +1986,7 @@
         </w:trPr>
         <w:tc>
           <w:tcPr>
-            <w:tcW w:type="dxa" w:w="3213"/>
+            <w:tcW w:type="dxa" w:w="2041"/>
             <w:shd w:val="clear" w:fill="F5F8F9"/>
             <w:tcMar>
               <w:top w:w="100" w:type="dxa"/>
@@ -2019,7 +2019,7 @@
         </w:tc>
         <w:tc>
           <w:tcPr>
-            <w:tcW w:type="dxa" w:w="3213"/>
+            <w:tcW w:type="dxa" w:w="4876"/>
             <w:shd w:val="clear" w:fill="F5F8F9"/>
             <w:tcMar>
               <w:top w:w="100" w:type="dxa"/>
@@ -2052,7 +2052,7 @@
         </w:tc>
         <w:tc>
           <w:tcPr>
-            <w:tcW w:type="dxa" w:w="3213"/>
+            <w:tcW w:type="dxa" w:w="2721"/>
             <w:shd w:val="clear" w:fill="F5F8F9"/>
             <w:tcMar>
               <w:top w:w="100" w:type="dxa"/>
@@ -2210,15 +2210,15 @@
     </w:p>
     <w:tbl>
       <w:tblPr>
-        <w:tblW w:type="auto" w:w="0"/>
+        <w:tblW w:type="dxa" w:w="9639"/>
         <w:jc w:val="left"/>
         <w:tblLayout w:type="fixed"/>
         <w:tblLook w:firstColumn="1" w:firstRow="1" w:lastColumn="0" w:lastRow="0" w:noHBand="0" w:noVBand="1" w:val="04A0"/>
       </w:tblPr>
       <w:tblGrid>
-        <w:gridCol w:w="3213"/>
-        <w:gridCol w:w="3213"/>
-        <w:gridCol w:w="3213"/>
+        <w:gridCol w:w="1701"/>
+        <w:gridCol w:w="5330"/>
+        <w:gridCol w:w="2608"/>
       </w:tblGrid>
       <w:tr>
         <w:trPr>
@@ -2334,7 +2334,7 @@
         </w:trPr>
         <w:tc>
           <w:tcPr>
-            <w:tcW w:type="dxa" w:w="3213"/>
+            <w:tcW w:type="dxa" w:w="1701"/>
             <w:shd w:val="clear" w:fill="FFFFFF"/>
             <w:tcMar>
               <w:top w:w="100" w:type="dxa"/>
@@ -2368,7 +2368,7 @@
         </w:tc>
         <w:tc>
           <w:tcPr>
-            <w:tcW w:type="dxa" w:w="3213"/>
+            <w:tcW w:type="dxa" w:w="5329"/>
             <w:shd w:val="clear" w:fill="FFFFFF"/>
             <w:tcMar>
               <w:top w:w="100" w:type="dxa"/>
@@ -2402,7 +2402,7 @@
         </w:tc>
         <w:tc>
           <w:tcPr>
-            <w:tcW w:type="dxa" w:w="3213"/>
+            <w:tcW w:type="dxa" w:w="2608"/>
             <w:shd w:val="clear" w:fill="FFFFFF"/>
             <w:tcMar>
               <w:top w:w="100" w:type="dxa"/>
@@ -2441,7 +2441,7 @@
         </w:trPr>
         <w:tc>
           <w:tcPr>
-            <w:tcW w:type="dxa" w:w="3213"/>
+            <w:tcW w:type="dxa" w:w="1701"/>
             <w:shd w:val="clear" w:fill="F5F8F9"/>
             <w:tcMar>
               <w:top w:w="100" w:type="dxa"/>
@@ -2475,7 +2475,7 @@
         </w:tc>
         <w:tc>
           <w:tcPr>
-            <w:tcW w:type="dxa" w:w="3213"/>
+            <w:tcW w:type="dxa" w:w="5329"/>
             <w:shd w:val="clear" w:fill="F5F8F9"/>
             <w:tcMar>
               <w:top w:w="100" w:type="dxa"/>
@@ -2509,7 +2509,7 @@
         </w:tc>
         <w:tc>
           <w:tcPr>
-            <w:tcW w:type="dxa" w:w="3213"/>
+            <w:tcW w:type="dxa" w:w="2608"/>
             <w:shd w:val="clear" w:fill="F5F8F9"/>
             <w:tcMar>
               <w:top w:w="100" w:type="dxa"/>
@@ -2548,7 +2548,7 @@
         </w:trPr>
         <w:tc>
           <w:tcPr>
-            <w:tcW w:type="dxa" w:w="3213"/>
+            <w:tcW w:type="dxa" w:w="1701"/>
             <w:shd w:val="clear" w:fill="FFFFFF"/>
             <w:tcMar>
               <w:top w:w="100" w:type="dxa"/>
@@ -2581,7 +2581,7 @@
         </w:tc>
         <w:tc>
           <w:tcPr>
-            <w:tcW w:type="dxa" w:w="3213"/>
+            <w:tcW w:type="dxa" w:w="5329"/>
             <w:shd w:val="clear" w:fill="FFFFFF"/>
             <w:tcMar>
               <w:top w:w="100" w:type="dxa"/>
@@ -2614,7 +2614,7 @@
         </w:tc>
         <w:tc>
           <w:tcPr>
-            <w:tcW w:type="dxa" w:w="3213"/>
+            <w:tcW w:type="dxa" w:w="2608"/>
             <w:shd w:val="clear" w:fill="FFFFFF"/>
             <w:tcMar>
               <w:top w:w="100" w:type="dxa"/>
@@ -2661,14 +2661,14 @@
     </w:p>
     <w:tbl>
       <w:tblPr>
-        <w:tblW w:type="auto" w:w="0"/>
+        <w:tblW w:type="dxa" w:w="9639"/>
         <w:jc w:val="left"/>
         <w:tblLook w:firstColumn="1" w:firstRow="1" w:lastColumn="0" w:lastRow="0" w:noHBand="0" w:noVBand="1" w:val="04A0"/>
         <w:tblLayout w:type="fixed"/>
       </w:tblPr>
       <w:tblGrid>
-        <w:gridCol w:w="4819"/>
-        <w:gridCol w:w="4819"/>
+        <w:gridCol w:w="879"/>
+        <w:gridCol w:w="8760"/>
       </w:tblGrid>
       <w:tr>
         <w:trPr>
@@ -2766,13 +2766,13 @@
     </w:p>
     <w:tbl>
       <w:tblPr>
-        <w:tblW w:type="auto" w:w="0"/>
+        <w:tblW w:type="dxa" w:w="9639"/>
         <w:jc w:val="left"/>
         <w:tblLook w:firstColumn="1" w:firstRow="1" w:lastColumn="0" w:lastRow="0" w:noHBand="0" w:noVBand="1" w:val="04A0"/>
         <w:tblLayout w:type="fixed"/>
       </w:tblPr>
       <w:tblGrid>
-        <w:gridCol w:w="9638"/>
+        <w:gridCol w:w="9639"/>
       </w:tblGrid>
       <w:tr>
         <w:trPr>
@@ -2822,7 +2822,7 @@
     </w:p>
     <w:tbl>
       <w:tblPr>
-        <w:tblW w:type="auto" w:w="0"/>
+        <w:tblW w:type="dxa" w:w="9639"/>
         <w:jc w:val="left"/>
         <w:tblLook w:firstColumn="1" w:firstRow="1" w:lastColumn="0" w:lastRow="0" w:noHBand="0" w:noVBand="1" w:val="04A0"/>
         <w:tblLayout w:type="fixed"/>
@@ -3152,14 +3152,14 @@
     </w:p>
     <w:tbl>
       <w:tblPr>
-        <w:tblW w:type="auto" w:w="0"/>
+        <w:tblW w:type="dxa" w:w="9639"/>
         <w:jc w:val="left"/>
         <w:tblLook w:firstColumn="1" w:firstRow="1" w:lastColumn="0" w:lastRow="0" w:noHBand="0" w:noVBand="1" w:val="04A0"/>
         <w:tblLayout w:type="fixed"/>
       </w:tblPr>
       <w:tblGrid>
-        <w:gridCol w:w="4819"/>
-        <w:gridCol w:w="4819"/>
+        <w:gridCol w:w="879"/>
+        <w:gridCol w:w="8760"/>
       </w:tblGrid>
       <w:tr>
         <w:trPr>
@@ -3257,13 +3257,13 @@
     </w:p>
     <w:tbl>
       <w:tblPr>
-        <w:tblW w:type="auto" w:w="0"/>
+        <w:tblW w:type="dxa" w:w="9639"/>
         <w:jc w:val="left"/>
         <w:tblLook w:firstColumn="1" w:firstRow="1" w:lastColumn="0" w:lastRow="0" w:noHBand="0" w:noVBand="1" w:val="04A0"/>
         <w:tblLayout w:type="fixed"/>
       </w:tblPr>
       <w:tblGrid>
-        <w:gridCol w:w="9638"/>
+        <w:gridCol w:w="9639"/>
       </w:tblGrid>
       <w:tr>
         <w:trPr>
@@ -3313,15 +3313,15 @@
     </w:p>
     <w:tbl>
       <w:tblPr>
-        <w:tblW w:type="auto" w:w="0"/>
+        <w:tblW w:type="dxa" w:w="9639"/>
         <w:jc w:val="left"/>
         <w:tblLayout w:type="fixed"/>
         <w:tblLook w:firstColumn="1" w:firstRow="1" w:lastColumn="0" w:lastRow="0" w:noHBand="0" w:noVBand="1" w:val="04A0"/>
       </w:tblPr>
       <w:tblGrid>
-        <w:gridCol w:w="3213"/>
-        <w:gridCol w:w="3213"/>
-        <w:gridCol w:w="3213"/>
+        <w:gridCol w:w="3062"/>
+        <w:gridCol w:w="1247"/>
+        <w:gridCol w:w="5330"/>
       </w:tblGrid>
       <w:tr>
         <w:trPr>
@@ -3437,7 +3437,7 @@
         </w:trPr>
         <w:tc>
           <w:tcPr>
-            <w:tcW w:type="dxa" w:w="3213"/>
+            <w:tcW w:type="dxa" w:w="3061"/>
             <w:shd w:val="clear" w:fill="FFFFFF"/>
             <w:tcMar>
               <w:top w:w="100" w:type="dxa"/>
@@ -3471,7 +3471,7 @@
         </w:tc>
         <w:tc>
           <w:tcPr>
-            <w:tcW w:type="dxa" w:w="3213"/>
+            <w:tcW w:type="dxa" w:w="1247"/>
             <w:shd w:val="clear" w:fill="FFFFFF"/>
             <w:tcMar>
               <w:top w:w="100" w:type="dxa"/>
@@ -3505,7 +3505,7 @@
         </w:tc>
         <w:tc>
           <w:tcPr>
-            <w:tcW w:type="dxa" w:w="3213"/>
+            <w:tcW w:type="dxa" w:w="5329"/>
             <w:shd w:val="clear" w:fill="FFFFFF"/>
             <w:tcMar>
               <w:top w:w="100" w:type="dxa"/>
@@ -3544,7 +3544,7 @@
         </w:trPr>
         <w:tc>
           <w:tcPr>
-            <w:tcW w:type="dxa" w:w="3213"/>
+            <w:tcW w:type="dxa" w:w="3061"/>
             <w:shd w:val="clear" w:fill="F5F8F9"/>
             <w:tcMar>
               <w:top w:w="100" w:type="dxa"/>
@@ -3578,7 +3578,7 @@
         </w:tc>
         <w:tc>
           <w:tcPr>
-            <w:tcW w:type="dxa" w:w="3213"/>
+            <w:tcW w:type="dxa" w:w="1247"/>
             <w:shd w:val="clear" w:fill="F5F8F9"/>
             <w:tcMar>
               <w:top w:w="100" w:type="dxa"/>
@@ -3612,7 +3612,7 @@
         </w:tc>
         <w:tc>
           <w:tcPr>
-            <w:tcW w:type="dxa" w:w="3213"/>
+            <w:tcW w:type="dxa" w:w="5329"/>
             <w:shd w:val="clear" w:fill="F5F8F9"/>
             <w:tcMar>
               <w:top w:w="100" w:type="dxa"/>
@@ -3640,7 +3640,7 @@
                 <w:color w:val="16233A"/>
                 <w:sz w:val="17"/>
               </w:rPr>
-              <w:t>96 项测试，lint 与构建通过</w:t>
+              <w:t>105 项测试，lint 与构建通过</w:t>
             </w:r>
           </w:p>
         </w:tc>
@@ -3651,7 +3651,7 @@
         </w:trPr>
         <w:tc>
           <w:tcPr>
-            <w:tcW w:type="dxa" w:w="3213"/>
+            <w:tcW w:type="dxa" w:w="3061"/>
             <w:shd w:val="clear" w:fill="FFFFFF"/>
             <w:tcMar>
               <w:top w:w="100" w:type="dxa"/>
@@ -3685,7 +3685,7 @@
         </w:tc>
         <w:tc>
           <w:tcPr>
-            <w:tcW w:type="dxa" w:w="3213"/>
+            <w:tcW w:type="dxa" w:w="1247"/>
             <w:shd w:val="clear" w:fill="FFFFFF"/>
             <w:tcMar>
               <w:top w:w="100" w:type="dxa"/>
@@ -3719,7 +3719,7 @@
         </w:tc>
         <w:tc>
           <w:tcPr>
-            <w:tcW w:type="dxa" w:w="3213"/>
+            <w:tcW w:type="dxa" w:w="5329"/>
             <w:shd w:val="clear" w:fill="FFFFFF"/>
             <w:tcMar>
               <w:top w:w="100" w:type="dxa"/>
@@ -3758,7 +3758,7 @@
         </w:trPr>
         <w:tc>
           <w:tcPr>
-            <w:tcW w:type="dxa" w:w="3213"/>
+            <w:tcW w:type="dxa" w:w="3061"/>
             <w:shd w:val="clear" w:fill="F5F8F9"/>
             <w:tcMar>
               <w:top w:w="100" w:type="dxa"/>
@@ -3792,7 +3792,7 @@
         </w:tc>
         <w:tc>
           <w:tcPr>
-            <w:tcW w:type="dxa" w:w="3213"/>
+            <w:tcW w:type="dxa" w:w="1247"/>
             <w:shd w:val="clear" w:fill="F5F8F9"/>
             <w:tcMar>
               <w:top w:w="100" w:type="dxa"/>
@@ -3826,7 +3826,7 @@
         </w:tc>
         <w:tc>
           <w:tcPr>
-            <w:tcW w:type="dxa" w:w="3213"/>
+            <w:tcW w:type="dxa" w:w="5329"/>
             <w:shd w:val="clear" w:fill="F5F8F9"/>
             <w:tcMar>
               <w:top w:w="100" w:type="dxa"/>
@@ -3865,7 +3865,7 @@
         </w:trPr>
         <w:tc>
           <w:tcPr>
-            <w:tcW w:type="dxa" w:w="3213"/>
+            <w:tcW w:type="dxa" w:w="3061"/>
             <w:shd w:val="clear" w:fill="FFFFFF"/>
             <w:tcMar>
               <w:top w:w="100" w:type="dxa"/>
@@ -3898,7 +3898,7 @@
         </w:tc>
         <w:tc>
           <w:tcPr>
-            <w:tcW w:type="dxa" w:w="3213"/>
+            <w:tcW w:type="dxa" w:w="1247"/>
             <w:shd w:val="clear" w:fill="FFFFFF"/>
             <w:tcMar>
               <w:top w:w="100" w:type="dxa"/>
@@ -3931,7 +3931,7 @@
         </w:tc>
         <w:tc>
           <w:tcPr>
-            <w:tcW w:type="dxa" w:w="3213"/>
+            <w:tcW w:type="dxa" w:w="5329"/>
             <w:shd w:val="clear" w:fill="FFFFFF"/>
             <w:tcMar>
               <w:top w:w="100" w:type="dxa"/>
@@ -3987,14 +3987,14 @@
     </w:p>
     <w:tbl>
       <w:tblPr>
-        <w:tblW w:type="auto" w:w="0"/>
+        <w:tblW w:type="dxa" w:w="9639"/>
         <w:jc w:val="left"/>
         <w:tblLook w:firstColumn="1" w:firstRow="1" w:lastColumn="0" w:lastRow="0" w:noHBand="0" w:noVBand="1" w:val="04A0"/>
         <w:tblLayout w:type="fixed"/>
       </w:tblPr>
       <w:tblGrid>
-        <w:gridCol w:w="4819"/>
-        <w:gridCol w:w="4819"/>
+        <w:gridCol w:w="91"/>
+        <w:gridCol w:w="9548"/>
       </w:tblGrid>
       <w:tr>
         <w:trPr>
